--- a/hydrology_report_Ratu River Bridge.docx
+++ b/hydrology_report_Ratu River Bridge.docx
@@ -545,7 +545,7 @@
           </w:tcPr>
           <w:p>
             <w:r>
-              <w:t>1.0000</w:t>
+              <w:t>N/A</w:t>
             </w:r>
           </w:p>
         </w:tc>
@@ -597,7 +597,7 @@
           </w:tcPr>
           <w:p>
             <w:r>
-              <w:t>1.0000</w:t>
+              <w:t>N/A</w:t>
             </w:r>
           </w:p>
         </w:tc>
@@ -607,7 +607,7 @@
           </w:tcPr>
           <w:p>
             <w:r>
-              <w:t>0.7660</w:t>
+              <w:t>0.4609</w:t>
             </w:r>
           </w:p>
         </w:tc>
@@ -649,7 +649,7 @@
           </w:tcPr>
           <w:p>
             <w:r>
-              <w:t>1.0000</w:t>
+              <w:t>N/A</w:t>
             </w:r>
           </w:p>
         </w:tc>
@@ -659,7 +659,7 @@
           </w:tcPr>
           <w:p>
             <w:r>
-              <w:t>0.2266</w:t>
+              <w:t>0.0762</w:t>
             </w:r>
           </w:p>
         </w:tc>
@@ -701,7 +701,7 @@
           </w:tcPr>
           <w:p>
             <w:r>
-              <w:t>1.0000</w:t>
+              <w:t>N/A</w:t>
             </w:r>
           </w:p>
         </w:tc>
@@ -753,7 +753,7 @@
           </w:tcPr>
           <w:p>
             <w:r>
-              <w:t>1.0000</w:t>
+              <w:t>N/A</w:t>
             </w:r>
           </w:p>
         </w:tc>
@@ -1149,10 +1149,571 @@
       </w:r>
     </w:p>
     <w:p>
+      <w:pPr>
+        <w:pStyle w:val="Heading2"/>
+      </w:pPr>
       <w:r>
-        <w:t>Scour calculation data not available.</w:t>
+        <w:t>4.1 Scour Parameters</w:t>
       </w:r>
     </w:p>
+    <w:tbl>
+      <w:tblPr>
+        <w:tblStyle w:val="LightGrid-Accent1"/>
+        <w:tblW w:type="auto" w:w="0"/>
+        <w:tblLook w:firstColumn="1" w:firstRow="1" w:lastColumn="0" w:lastRow="0" w:noHBand="0" w:noVBand="1" w:val="04A0"/>
+      </w:tblPr>
+      <w:tblGrid>
+        <w:gridCol w:w="4320"/>
+        <w:gridCol w:w="4320"/>
+      </w:tblGrid>
+      <w:tr>
+        <w:tc>
+          <w:tcPr>
+            <w:tcW w:type="dxa" w:w="4320"/>
+          </w:tcPr>
+          <w:p>
+            <w:r>
+              <w:t>Design Discharge (Q)</w:t>
+            </w:r>
+          </w:p>
+        </w:tc>
+        <w:tc>
+          <w:tcPr>
+            <w:tcW w:type="dxa" w:w="4320"/>
+          </w:tcPr>
+          <w:p>
+            <w:r>
+              <w:t>692.74 m³/s</w:t>
+            </w:r>
+          </w:p>
+        </w:tc>
+      </w:tr>
+      <w:tr>
+        <w:tc>
+          <w:tcPr>
+            <w:tcW w:type="dxa" w:w="4320"/>
+          </w:tcPr>
+          <w:p>
+            <w:r>
+              <w:t>Bridge Length (L)</w:t>
+            </w:r>
+          </w:p>
+        </w:tc>
+        <w:tc>
+          <w:tcPr>
+            <w:tcW w:type="dxa" w:w="4320"/>
+          </w:tcPr>
+          <w:p>
+            <w:r>
+              <w:t>226.17 m</w:t>
+            </w:r>
+          </w:p>
+        </w:tc>
+      </w:tr>
+      <w:tr>
+        <w:tc>
+          <w:tcPr>
+            <w:tcW w:type="dxa" w:w="4320"/>
+          </w:tcPr>
+          <w:p>
+            <w:r>
+              <w:t>Mean Bed Material Size (dmean)</w:t>
+            </w:r>
+          </w:p>
+        </w:tc>
+        <w:tc>
+          <w:tcPr>
+            <w:tcW w:type="dxa" w:w="4320"/>
+          </w:tcPr>
+          <w:p>
+            <w:r>
+              <w:t>2.80 mm</w:t>
+            </w:r>
+          </w:p>
+        </w:tc>
+      </w:tr>
+      <w:tr>
+        <w:tc>
+          <w:tcPr>
+            <w:tcW w:type="dxa" w:w="4320"/>
+          </w:tcPr>
+          <w:p>
+            <w:r>
+              <w:t>Silt Factor (Ksf)</w:t>
+            </w:r>
+          </w:p>
+        </w:tc>
+        <w:tc>
+          <w:tcPr>
+            <w:tcW w:type="dxa" w:w="4320"/>
+          </w:tcPr>
+          <w:p>
+            <w:r>
+              <w:t>2.90</w:t>
+            </w:r>
+          </w:p>
+        </w:tc>
+      </w:tr>
+      <w:tr>
+        <w:tc>
+          <w:tcPr>
+            <w:tcW w:type="dxa" w:w="4320"/>
+          </w:tcPr>
+          <w:p>
+            <w:r>
+              <w:t>Blench's Zero Bed Factor (Fb)</w:t>
+            </w:r>
+          </w:p>
+        </w:tc>
+        <w:tc>
+          <w:tcPr>
+            <w:tcW w:type="dxa" w:w="4320"/>
+          </w:tcPr>
+          <w:p>
+            <w:r>
+              <w:t>0.80</w:t>
+            </w:r>
+          </w:p>
+        </w:tc>
+      </w:tr>
+      <w:tr>
+        <w:tc>
+          <w:tcPr>
+            <w:tcW w:type="dxa" w:w="4320"/>
+          </w:tcPr>
+          <w:p/>
+        </w:tc>
+        <w:tc>
+          <w:tcPr>
+            <w:tcW w:type="dxa" w:w="4320"/>
+          </w:tcPr>
+          <w:p/>
+        </w:tc>
+      </w:tr>
+    </w:tbl>
+    <w:p>
+      <w:pPr>
+        <w:pStyle w:val="Heading2"/>
+      </w:pPr>
+      <w:r>
+        <w:t>4.2 Mean Scour Calculation</w:t>
+      </w:r>
+    </w:p>
+    <w:tbl>
+      <w:tblPr>
+        <w:tblStyle w:val="LightGrid-Accent1"/>
+        <w:tblW w:type="auto" w:w="0"/>
+        <w:tblLook w:firstColumn="1" w:firstRow="1" w:lastColumn="0" w:lastRow="0" w:noHBand="0" w:noVBand="1" w:val="04A0"/>
+      </w:tblPr>
+      <w:tblGrid>
+        <w:gridCol w:w="1728"/>
+        <w:gridCol w:w="1728"/>
+        <w:gridCol w:w="1728"/>
+        <w:gridCol w:w="1728"/>
+        <w:gridCol w:w="1728"/>
+      </w:tblGrid>
+      <w:tr>
+        <w:tc>
+          <w:tcPr>
+            <w:tcW w:type="dxa" w:w="1728"/>
+          </w:tcPr>
+          <w:p>
+            <w:r>
+              <w:t>Section</w:t>
+            </w:r>
+          </w:p>
+        </w:tc>
+        <w:tc>
+          <w:tcPr>
+            <w:tcW w:type="dxa" w:w="1728"/>
+          </w:tcPr>
+          <w:p>
+            <w:r>
+              <w:t>Lacey's (avg q)</w:t>
+            </w:r>
+          </w:p>
+        </w:tc>
+        <w:tc>
+          <w:tcPr>
+            <w:tcW w:type="dxa" w:w="1728"/>
+          </w:tcPr>
+          <w:p>
+            <w:r>
+              <w:t>Lacey's (max q)</w:t>
+            </w:r>
+          </w:p>
+        </w:tc>
+        <w:tc>
+          <w:tcPr>
+            <w:tcW w:type="dxa" w:w="1728"/>
+          </w:tcPr>
+          <w:p>
+            <w:r>
+              <w:t>Blench's</w:t>
+            </w:r>
+          </w:p>
+        </w:tc>
+        <w:tc>
+          <w:tcPr>
+            <w:tcW w:type="dxa" w:w="1728"/>
+          </w:tcPr>
+          <w:p>
+            <w:r>
+              <w:t>Adopted</w:t>
+            </w:r>
+          </w:p>
+        </w:tc>
+      </w:tr>
+      <w:tr>
+        <w:tc>
+          <w:tcPr>
+            <w:tcW w:type="dxa" w:w="1728"/>
+          </w:tcPr>
+          <w:p>
+            <w:r>
+              <w:t>Upstream</w:t>
+            </w:r>
+          </w:p>
+        </w:tc>
+        <w:tc>
+          <w:tcPr>
+            <w:tcW w:type="dxa" w:w="1728"/>
+          </w:tcPr>
+          <w:p>
+            <w:r>
+              <w:t>0.50 m</w:t>
+            </w:r>
+          </w:p>
+        </w:tc>
+        <w:tc>
+          <w:tcPr>
+            <w:tcW w:type="dxa" w:w="1728"/>
+          </w:tcPr>
+          <w:p>
+            <w:r>
+              <w:t>0.57 m</w:t>
+            </w:r>
+          </w:p>
+        </w:tc>
+        <w:tc>
+          <w:tcPr>
+            <w:tcW w:type="dxa" w:w="1728"/>
+          </w:tcPr>
+          <w:p>
+            <w:r>
+              <w:t>2.44 m</w:t>
+            </w:r>
+          </w:p>
+        </w:tc>
+        <w:tc>
+          <w:tcPr>
+            <w:tcW w:type="dxa" w:w="1728"/>
+          </w:tcPr>
+          <w:p>
+            <w:r>
+              <w:t>2.44 m</w:t>
+            </w:r>
+          </w:p>
+        </w:tc>
+      </w:tr>
+      <w:tr>
+        <w:tc>
+          <w:tcPr>
+            <w:tcW w:type="dxa" w:w="1728"/>
+          </w:tcPr>
+          <w:p>
+            <w:r>
+              <w:t>Existing</w:t>
+            </w:r>
+          </w:p>
+        </w:tc>
+        <w:tc>
+          <w:tcPr>
+            <w:tcW w:type="dxa" w:w="1728"/>
+          </w:tcPr>
+          <w:p>
+            <w:r>
+              <w:t>0.52 m</w:t>
+            </w:r>
+          </w:p>
+        </w:tc>
+        <w:tc>
+          <w:tcPr>
+            <w:tcW w:type="dxa" w:w="1728"/>
+          </w:tcPr>
+          <w:p>
+            <w:r>
+              <w:t>0.58 m</w:t>
+            </w:r>
+          </w:p>
+        </w:tc>
+        <w:tc>
+          <w:tcPr>
+            <w:tcW w:type="dxa" w:w="1728"/>
+          </w:tcPr>
+          <w:p>
+            <w:r>
+              <w:t>2.61 m</w:t>
+            </w:r>
+          </w:p>
+        </w:tc>
+        <w:tc>
+          <w:tcPr>
+            <w:tcW w:type="dxa" w:w="1728"/>
+          </w:tcPr>
+          <w:p>
+            <w:r>
+              <w:t>2.61 m</w:t>
+            </w:r>
+          </w:p>
+        </w:tc>
+      </w:tr>
+    </w:tbl>
+    <w:p>
+      <w:pPr>
+        <w:pStyle w:val="Heading2"/>
+      </w:pPr>
+      <w:r>
+        <w:t>4.3 Pier and Abutment Scour</w:t>
+      </w:r>
+    </w:p>
+    <w:tbl>
+      <w:tblPr>
+        <w:tblStyle w:val="LightGrid-Accent1"/>
+        <w:tblW w:type="auto" w:w="0"/>
+        <w:tblLook w:firstColumn="1" w:firstRow="1" w:lastColumn="0" w:lastRow="0" w:noHBand="0" w:noVBand="1" w:val="04A0"/>
+      </w:tblPr>
+      <w:tblGrid>
+        <w:gridCol w:w="2880"/>
+        <w:gridCol w:w="2880"/>
+        <w:gridCol w:w="2880"/>
+      </w:tblGrid>
+      <w:tr>
+        <w:tc>
+          <w:tcPr>
+            <w:tcW w:type="dxa" w:w="2880"/>
+          </w:tcPr>
+          <w:p>
+            <w:r>
+              <w:t>Parameter</w:t>
+            </w:r>
+          </w:p>
+        </w:tc>
+        <w:tc>
+          <w:tcPr>
+            <w:tcW w:type="dxa" w:w="2880"/>
+          </w:tcPr>
+          <w:p>
+            <w:r>
+              <w:t>Upstream</w:t>
+            </w:r>
+          </w:p>
+        </w:tc>
+        <w:tc>
+          <w:tcPr>
+            <w:tcW w:type="dxa" w:w="2880"/>
+          </w:tcPr>
+          <w:p>
+            <w:r>
+              <w:t>Existing</w:t>
+            </w:r>
+          </w:p>
+        </w:tc>
+      </w:tr>
+      <w:tr>
+        <w:tc>
+          <w:tcPr>
+            <w:tcW w:type="dxa" w:w="2880"/>
+          </w:tcPr>
+          <w:p>
+            <w:r>
+              <w:t>Adopted Mean Scour D (m)</w:t>
+            </w:r>
+          </w:p>
+        </w:tc>
+        <w:tc>
+          <w:tcPr>
+            <w:tcW w:type="dxa" w:w="2880"/>
+          </w:tcPr>
+          <w:p>
+            <w:r>
+              <w:t>2.44</w:t>
+            </w:r>
+          </w:p>
+        </w:tc>
+        <w:tc>
+          <w:tcPr>
+            <w:tcW w:type="dxa" w:w="2880"/>
+          </w:tcPr>
+          <w:p>
+            <w:r>
+              <w:t>2.61</w:t>
+            </w:r>
+          </w:p>
+        </w:tc>
+      </w:tr>
+      <w:tr>
+        <w:tc>
+          <w:tcPr>
+            <w:tcW w:type="dxa" w:w="2880"/>
+          </w:tcPr>
+          <w:p>
+            <w:r>
+              <w:t>Scour Depth - Abutment (m)</w:t>
+            </w:r>
+          </w:p>
+        </w:tc>
+        <w:tc>
+          <w:tcPr>
+            <w:tcW w:type="dxa" w:w="2880"/>
+          </w:tcPr>
+          <w:p>
+            <w:r>
+              <w:t>3.10</w:t>
+            </w:r>
+          </w:p>
+        </w:tc>
+        <w:tc>
+          <w:tcPr>
+            <w:tcW w:type="dxa" w:w="2880"/>
+          </w:tcPr>
+          <w:p>
+            <w:r>
+              <w:t>3.31</w:t>
+            </w:r>
+          </w:p>
+        </w:tc>
+      </w:tr>
+      <w:tr>
+        <w:tc>
+          <w:tcPr>
+            <w:tcW w:type="dxa" w:w="2880"/>
+          </w:tcPr>
+          <w:p>
+            <w:r>
+              <w:t>Scour Depth - Pier (m)</w:t>
+            </w:r>
+          </w:p>
+        </w:tc>
+        <w:tc>
+          <w:tcPr>
+            <w:tcW w:type="dxa" w:w="2880"/>
+          </w:tcPr>
+          <w:p>
+            <w:r>
+              <w:t>4.88</w:t>
+            </w:r>
+          </w:p>
+        </w:tc>
+        <w:tc>
+          <w:tcPr>
+            <w:tcW w:type="dxa" w:w="2880"/>
+          </w:tcPr>
+          <w:p>
+            <w:r>
+              <w:t>5.22</w:t>
+            </w:r>
+          </w:p>
+        </w:tc>
+      </w:tr>
+      <w:tr>
+        <w:tc>
+          <w:tcPr>
+            <w:tcW w:type="dxa" w:w="2880"/>
+          </w:tcPr>
+          <w:p>
+            <w:r>
+              <w:t>Scour Level - Abutment (m)</w:t>
+            </w:r>
+          </w:p>
+        </w:tc>
+        <w:tc>
+          <w:tcPr>
+            <w:tcW w:type="dxa" w:w="2880"/>
+          </w:tcPr>
+          <w:p>
+            <w:r>
+              <w:t>215.96</w:t>
+            </w:r>
+          </w:p>
+        </w:tc>
+        <w:tc>
+          <w:tcPr>
+            <w:tcW w:type="dxa" w:w="2880"/>
+          </w:tcPr>
+          <w:p>
+            <w:r>
+              <w:t>215.29</w:t>
+            </w:r>
+          </w:p>
+        </w:tc>
+      </w:tr>
+      <w:tr>
+        <w:tc>
+          <w:tcPr>
+            <w:tcW w:type="dxa" w:w="2880"/>
+          </w:tcPr>
+          <w:p>
+            <w:r>
+              <w:t>Scour Level - Pier (m)</w:t>
+            </w:r>
+          </w:p>
+        </w:tc>
+        <w:tc>
+          <w:tcPr>
+            <w:tcW w:type="dxa" w:w="2880"/>
+          </w:tcPr>
+          <w:p>
+            <w:r>
+              <w:t>214.18</w:t>
+            </w:r>
+          </w:p>
+        </w:tc>
+        <w:tc>
+          <w:tcPr>
+            <w:tcW w:type="dxa" w:w="2880"/>
+          </w:tcPr>
+          <w:p>
+            <w:r>
+              <w:t>213.38</w:t>
+            </w:r>
+          </w:p>
+        </w:tc>
+      </w:tr>
+      <w:tr>
+        <w:tc>
+          <w:tcPr>
+            <w:tcW w:type="dxa" w:w="2880"/>
+          </w:tcPr>
+          <w:p>
+            <w:r>
+              <w:t>Minimum Soffit Level (m)</w:t>
+            </w:r>
+          </w:p>
+        </w:tc>
+        <w:tc>
+          <w:tcPr>
+            <w:tcW w:type="dxa" w:w="2880"/>
+          </w:tcPr>
+          <w:p>
+            <w:r>
+              <w:t>220.56</w:t>
+            </w:r>
+          </w:p>
+        </w:tc>
+        <w:tc>
+          <w:tcPr>
+            <w:tcW w:type="dxa" w:w="2880"/>
+          </w:tcPr>
+          <w:p>
+            <w:r>
+              <w:t>220.10</w:t>
+            </w:r>
+          </w:p>
+        </w:tc>
+      </w:tr>
+    </w:tbl>
+    <w:p/>
     <w:sectPr>
       <w:pgSz w:w="12240" w:h="15840"/>
       <w:pgMar w:top="1440" w:right="1800" w:bottom="1440" w:left="1800" w:header="720" w:footer="720" w:gutter="0"/>

--- a/hydrology_report_Ratu River Bridge.docx
+++ b/hydrology_report_Ratu River Bridge.docx
@@ -545,7 +545,7 @@
           </w:tcPr>
           <w:p>
             <w:r>
-              <w:t>N/A</w:t>
+              <w:t>2.0342</w:t>
             </w:r>
           </w:p>
         </w:tc>
@@ -555,7 +555,7 @@
           </w:tcPr>
           <w:p>
             <w:r>
-              <w:t>0.8680</w:t>
+              <w:t>1.0489</w:t>
             </w:r>
           </w:p>
         </w:tc>
@@ -597,7 +597,7 @@
           </w:tcPr>
           <w:p>
             <w:r>
-              <w:t>N/A</w:t>
+              <w:t>3.7054</w:t>
             </w:r>
           </w:p>
         </w:tc>
@@ -607,7 +607,7 @@
           </w:tcPr>
           <w:p>
             <w:r>
-              <w:t>0.4609</w:t>
+              <w:t>0.5393</w:t>
             </w:r>
           </w:p>
         </w:tc>
@@ -649,7 +649,7 @@
           </w:tcPr>
           <w:p>
             <w:r>
-              <w:t>N/A</w:t>
+              <w:t>18.3141</w:t>
             </w:r>
           </w:p>
         </w:tc>
@@ -659,7 +659,7 @@
           </w:tcPr>
           <w:p>
             <w:r>
-              <w:t>0.0762</w:t>
+              <w:t>0.0763</w:t>
             </w:r>
           </w:p>
         </w:tc>
@@ -701,7 +701,7 @@
           </w:tcPr>
           <w:p>
             <w:r>
-              <w:t>N/A</w:t>
+              <w:t>2.8816</w:t>
             </w:r>
           </w:p>
         </w:tc>
@@ -711,7 +711,7 @@
           </w:tcPr>
           <w:p>
             <w:r>
-              <w:t>0.7457</w:t>
+              <w:t>0.8641</w:t>
             </w:r>
           </w:p>
         </w:tc>
@@ -753,7 +753,7 @@
           </w:tcPr>
           <w:p>
             <w:r>
-              <w:t>N/A</w:t>
+              <w:t>1.3044</w:t>
             </w:r>
           </w:p>
         </w:tc>
@@ -763,7 +763,7 @@
           </w:tcPr>
           <w:p>
             <w:r>
-              <w:t>0.3529</w:t>
+              <w:t>0.6133</w:t>
             </w:r>
           </w:p>
         </w:tc>

--- a/hydrology_report_Ratu River Bridge.docx
+++ b/hydrology_report_Ratu River Bridge.docx
@@ -1183,7 +1183,7 @@
           </w:tcPr>
           <w:p>
             <w:r>
-              <w:t>692.74 m³/s</w:t>
+              <w:t>818.69 m³/s</w:t>
             </w:r>
           </w:p>
         </w:tc>
@@ -1281,6 +1281,72 @@
           <w:tcPr>
             <w:tcW w:type="dxa" w:w="4320"/>
           </w:tcPr>
+          <w:p>
+            <w:r>
+              <w:t>Average Discharge Intensity (q_avg)</w:t>
+            </w:r>
+          </w:p>
+        </w:tc>
+        <w:tc>
+          <w:tcPr>
+            <w:tcW w:type="dxa" w:w="4320"/>
+          </w:tcPr>
+          <w:p>
+            <w:r>
+              <w:t>4.245 m²/s</w:t>
+            </w:r>
+          </w:p>
+        </w:tc>
+      </w:tr>
+      <w:tr>
+        <w:tc>
+          <w:tcPr>
+            <w:tcW w:type="dxa" w:w="4320"/>
+          </w:tcPr>
+          <w:p>
+            <w:r>
+              <w:t>Maximum Discharge Intensity (q_max)</w:t>
+            </w:r>
+          </w:p>
+        </w:tc>
+        <w:tc>
+          <w:tcPr>
+            <w:tcW w:type="dxa" w:w="4320"/>
+          </w:tcPr>
+          <w:p>
+            <w:r>
+              <w:t>5.943 m²/s</w:t>
+            </w:r>
+          </w:p>
+        </w:tc>
+      </w:tr>
+      <w:tr>
+        <w:tc>
+          <w:tcPr>
+            <w:tcW w:type="dxa" w:w="4320"/>
+          </w:tcPr>
+          <w:p>
+            <w:r>
+              <w:t>Water Surface Elevation (HFL/WSE)</w:t>
+            </w:r>
+          </w:p>
+        </w:tc>
+        <w:tc>
+          <w:tcPr>
+            <w:tcW w:type="dxa" w:w="4320"/>
+          </w:tcPr>
+          <w:p>
+            <w:r>
+              <w:t>219.06 m</w:t>
+            </w:r>
+          </w:p>
+        </w:tc>
+      </w:tr>
+      <w:tr>
+        <w:tc>
+          <w:tcPr>
+            <w:tcW w:type="dxa" w:w="4320"/>
+          </w:tcPr>
           <w:p/>
         </w:tc>
         <w:tc>
@@ -1306,26 +1372,35 @@
         <w:tblLook w:firstColumn="1" w:firstRow="1" w:lastColumn="0" w:lastRow="0" w:noHBand="0" w:noVBand="1" w:val="04A0"/>
       </w:tblPr>
       <w:tblGrid>
-        <w:gridCol w:w="1728"/>
-        <w:gridCol w:w="1728"/>
-        <w:gridCol w:w="1728"/>
-        <w:gridCol w:w="1728"/>
-        <w:gridCol w:w="1728"/>
+        <w:gridCol w:w="4320"/>
+        <w:gridCol w:w="4320"/>
       </w:tblGrid>
       <w:tr>
         <w:tc>
           <w:tcPr>
-            <w:tcW w:type="dxa" w:w="1728"/>
+            <w:tcW w:type="dxa" w:w="4320"/>
           </w:tcPr>
           <w:p>
             <w:r>
-              <w:t>Section</w:t>
+              <w:t>Method</w:t>
             </w:r>
           </w:p>
         </w:tc>
         <w:tc>
           <w:tcPr>
-            <w:tcW w:type="dxa" w:w="1728"/>
+            <w:tcW w:type="dxa" w:w="4320"/>
+          </w:tcPr>
+          <w:p>
+            <w:r>
+              <w:t>Scour Depth (m)</w:t>
+            </w:r>
+          </w:p>
+        </w:tc>
+      </w:tr>
+      <w:tr>
+        <w:tc>
+          <w:tcPr>
+            <w:tcW w:type="dxa" w:w="4320"/>
           </w:tcPr>
           <w:p>
             <w:r>
@@ -1335,7 +1410,19 @@
         </w:tc>
         <w:tc>
           <w:tcPr>
-            <w:tcW w:type="dxa" w:w="1728"/>
+            <w:tcW w:type="dxa" w:w="4320"/>
+          </w:tcPr>
+          <w:p>
+            <w:r>
+              <w:t>0.54 m</w:t>
+            </w:r>
+          </w:p>
+        </w:tc>
+      </w:tr>
+      <w:tr>
+        <w:tc>
+          <w:tcPr>
+            <w:tcW w:type="dxa" w:w="4320"/>
           </w:tcPr>
           <w:p>
             <w:r>
@@ -1345,7 +1432,19 @@
         </w:tc>
         <w:tc>
           <w:tcPr>
-            <w:tcW w:type="dxa" w:w="1728"/>
+            <w:tcW w:type="dxa" w:w="4320"/>
+          </w:tcPr>
+          <w:p>
+            <w:r>
+              <w:t>0.60 m</w:t>
+            </w:r>
+          </w:p>
+        </w:tc>
+      </w:tr>
+      <w:tr>
+        <w:tc>
+          <w:tcPr>
+            <w:tcW w:type="dxa" w:w="4320"/>
           </w:tcPr>
           <w:p>
             <w:r>
@@ -1355,7 +1454,19 @@
         </w:tc>
         <w:tc>
           <w:tcPr>
-            <w:tcW w:type="dxa" w:w="1728"/>
+            <w:tcW w:type="dxa" w:w="4320"/>
+          </w:tcPr>
+          <w:p>
+            <w:r>
+              <w:t>2.80 m</w:t>
+            </w:r>
+          </w:p>
+        </w:tc>
+      </w:tr>
+      <w:tr>
+        <w:tc>
+          <w:tcPr>
+            <w:tcW w:type="dxa" w:w="4320"/>
           </w:tcPr>
           <w:p>
             <w:r>
@@ -1363,107 +1474,13 @@
             </w:r>
           </w:p>
         </w:tc>
-      </w:tr>
-      <w:tr>
         <w:tc>
           <w:tcPr>
-            <w:tcW w:type="dxa" w:w="1728"/>
+            <w:tcW w:type="dxa" w:w="4320"/>
           </w:tcPr>
           <w:p>
             <w:r>
-              <w:t>Upstream</w:t>
-            </w:r>
-          </w:p>
-        </w:tc>
-        <w:tc>
-          <w:tcPr>
-            <w:tcW w:type="dxa" w:w="1728"/>
-          </w:tcPr>
-          <w:p>
-            <w:r>
-              <w:t>0.50 m</w:t>
-            </w:r>
-          </w:p>
-        </w:tc>
-        <w:tc>
-          <w:tcPr>
-            <w:tcW w:type="dxa" w:w="1728"/>
-          </w:tcPr>
-          <w:p>
-            <w:r>
-              <w:t>0.57 m</w:t>
-            </w:r>
-          </w:p>
-        </w:tc>
-        <w:tc>
-          <w:tcPr>
-            <w:tcW w:type="dxa" w:w="1728"/>
-          </w:tcPr>
-          <w:p>
-            <w:r>
-              <w:t>2.44 m</w:t>
-            </w:r>
-          </w:p>
-        </w:tc>
-        <w:tc>
-          <w:tcPr>
-            <w:tcW w:type="dxa" w:w="1728"/>
-          </w:tcPr>
-          <w:p>
-            <w:r>
-              <w:t>2.44 m</w:t>
-            </w:r>
-          </w:p>
-        </w:tc>
-      </w:tr>
-      <w:tr>
-        <w:tc>
-          <w:tcPr>
-            <w:tcW w:type="dxa" w:w="1728"/>
-          </w:tcPr>
-          <w:p>
-            <w:r>
-              <w:t>Existing</w:t>
-            </w:r>
-          </w:p>
-        </w:tc>
-        <w:tc>
-          <w:tcPr>
-            <w:tcW w:type="dxa" w:w="1728"/>
-          </w:tcPr>
-          <w:p>
-            <w:r>
-              <w:t>0.52 m</w:t>
-            </w:r>
-          </w:p>
-        </w:tc>
-        <w:tc>
-          <w:tcPr>
-            <w:tcW w:type="dxa" w:w="1728"/>
-          </w:tcPr>
-          <w:p>
-            <w:r>
-              <w:t>0.58 m</w:t>
-            </w:r>
-          </w:p>
-        </w:tc>
-        <w:tc>
-          <w:tcPr>
-            <w:tcW w:type="dxa" w:w="1728"/>
-          </w:tcPr>
-          <w:p>
-            <w:r>
-              <w:t>2.61 m</w:t>
-            </w:r>
-          </w:p>
-        </w:tc>
-        <w:tc>
-          <w:tcPr>
-            <w:tcW w:type="dxa" w:w="1728"/>
-          </w:tcPr>
-          <w:p>
-            <w:r>
-              <w:t>2.61 m</w:t>
+              <w:t>2.80 m</w:t>
             </w:r>
           </w:p>
         </w:tc>
@@ -1484,14 +1501,13 @@
         <w:tblLook w:firstColumn="1" w:firstRow="1" w:lastColumn="0" w:lastRow="0" w:noHBand="0" w:noVBand="1" w:val="04A0"/>
       </w:tblPr>
       <w:tblGrid>
-        <w:gridCol w:w="2880"/>
-        <w:gridCol w:w="2880"/>
-        <w:gridCol w:w="2880"/>
+        <w:gridCol w:w="4320"/>
+        <w:gridCol w:w="4320"/>
       </w:tblGrid>
       <w:tr>
         <w:tc>
           <w:tcPr>
-            <w:tcW w:type="dxa" w:w="2880"/>
+            <w:tcW w:type="dxa" w:w="4320"/>
           </w:tcPr>
           <w:p>
             <w:r>
@@ -1501,21 +1517,11 @@
         </w:tc>
         <w:tc>
           <w:tcPr>
-            <w:tcW w:type="dxa" w:w="2880"/>
+            <w:tcW w:type="dxa" w:w="4320"/>
           </w:tcPr>
           <w:p>
             <w:r>
-              <w:t>Upstream</w:t>
-            </w:r>
-          </w:p>
-        </w:tc>
-        <w:tc>
-          <w:tcPr>
-            <w:tcW w:type="dxa" w:w="2880"/>
-          </w:tcPr>
-          <w:p>
-            <w:r>
-              <w:t>Existing</w:t>
+              <w:t>Value</w:t>
             </w:r>
           </w:p>
         </w:tc>
@@ -1523,7 +1529,7 @@
       <w:tr>
         <w:tc>
           <w:tcPr>
-            <w:tcW w:type="dxa" w:w="2880"/>
+            <w:tcW w:type="dxa" w:w="4320"/>
           </w:tcPr>
           <w:p>
             <w:r>
@@ -1533,21 +1539,11 @@
         </w:tc>
         <w:tc>
           <w:tcPr>
-            <w:tcW w:type="dxa" w:w="2880"/>
+            <w:tcW w:type="dxa" w:w="4320"/>
           </w:tcPr>
           <w:p>
             <w:r>
-              <w:t>2.44</w:t>
-            </w:r>
-          </w:p>
-        </w:tc>
-        <w:tc>
-          <w:tcPr>
-            <w:tcW w:type="dxa" w:w="2880"/>
-          </w:tcPr>
-          <w:p>
-            <w:r>
-              <w:t>2.61</w:t>
+              <w:t>2.80</w:t>
             </w:r>
           </w:p>
         </w:tc>
@@ -1555,7 +1551,7 @@
       <w:tr>
         <w:tc>
           <w:tcPr>
-            <w:tcW w:type="dxa" w:w="2880"/>
+            <w:tcW w:type="dxa" w:w="4320"/>
           </w:tcPr>
           <w:p>
             <w:r>
@@ -1565,21 +1561,11 @@
         </w:tc>
         <w:tc>
           <w:tcPr>
-            <w:tcW w:type="dxa" w:w="2880"/>
+            <w:tcW w:type="dxa" w:w="4320"/>
           </w:tcPr>
           <w:p>
             <w:r>
-              <w:t>3.10</w:t>
-            </w:r>
-          </w:p>
-        </w:tc>
-        <w:tc>
-          <w:tcPr>
-            <w:tcW w:type="dxa" w:w="2880"/>
-          </w:tcPr>
-          <w:p>
-            <w:r>
-              <w:t>3.31</w:t>
+              <w:t>3.56</w:t>
             </w:r>
           </w:p>
         </w:tc>
@@ -1587,7 +1573,7 @@
       <w:tr>
         <w:tc>
           <w:tcPr>
-            <w:tcW w:type="dxa" w:w="2880"/>
+            <w:tcW w:type="dxa" w:w="4320"/>
           </w:tcPr>
           <w:p>
             <w:r>
@@ -1597,21 +1583,11 @@
         </w:tc>
         <w:tc>
           <w:tcPr>
-            <w:tcW w:type="dxa" w:w="2880"/>
+            <w:tcW w:type="dxa" w:w="4320"/>
           </w:tcPr>
           <w:p>
             <w:r>
-              <w:t>4.88</w:t>
-            </w:r>
-          </w:p>
-        </w:tc>
-        <w:tc>
-          <w:tcPr>
-            <w:tcW w:type="dxa" w:w="2880"/>
-          </w:tcPr>
-          <w:p>
-            <w:r>
-              <w:t>5.22</w:t>
+              <w:t>5.60</w:t>
             </w:r>
           </w:p>
         </w:tc>
@@ -1619,7 +1595,7 @@
       <w:tr>
         <w:tc>
           <w:tcPr>
-            <w:tcW w:type="dxa" w:w="2880"/>
+            <w:tcW w:type="dxa" w:w="4320"/>
           </w:tcPr>
           <w:p>
             <w:r>
@@ -1629,21 +1605,11 @@
         </w:tc>
         <w:tc>
           <w:tcPr>
-            <w:tcW w:type="dxa" w:w="2880"/>
+            <w:tcW w:type="dxa" w:w="4320"/>
           </w:tcPr>
           <w:p>
             <w:r>
-              <w:t>215.96</w:t>
-            </w:r>
-          </w:p>
-        </w:tc>
-        <w:tc>
-          <w:tcPr>
-            <w:tcW w:type="dxa" w:w="2880"/>
-          </w:tcPr>
-          <w:p>
-            <w:r>
-              <w:t>215.29</w:t>
+              <w:t>215.50</w:t>
             </w:r>
           </w:p>
         </w:tc>
@@ -1651,7 +1617,7 @@
       <w:tr>
         <w:tc>
           <w:tcPr>
-            <w:tcW w:type="dxa" w:w="2880"/>
+            <w:tcW w:type="dxa" w:w="4320"/>
           </w:tcPr>
           <w:p>
             <w:r>
@@ -1661,21 +1627,11 @@
         </w:tc>
         <w:tc>
           <w:tcPr>
-            <w:tcW w:type="dxa" w:w="2880"/>
+            <w:tcW w:type="dxa" w:w="4320"/>
           </w:tcPr>
           <w:p>
             <w:r>
-              <w:t>214.18</w:t>
-            </w:r>
-          </w:p>
-        </w:tc>
-        <w:tc>
-          <w:tcPr>
-            <w:tcW w:type="dxa" w:w="2880"/>
-          </w:tcPr>
-          <w:p>
-            <w:r>
-              <w:t>213.38</w:t>
+              <w:t>213.46</w:t>
             </w:r>
           </w:p>
         </w:tc>
@@ -1683,7 +1639,7 @@
       <w:tr>
         <w:tc>
           <w:tcPr>
-            <w:tcW w:type="dxa" w:w="2880"/>
+            <w:tcW w:type="dxa" w:w="4320"/>
           </w:tcPr>
           <w:p>
             <w:r>
@@ -1693,7 +1649,7 @@
         </w:tc>
         <w:tc>
           <w:tcPr>
-            <w:tcW w:type="dxa" w:w="2880"/>
+            <w:tcW w:type="dxa" w:w="4320"/>
           </w:tcPr>
           <w:p>
             <w:r>
@@ -1701,13 +1657,25 @@
             </w:r>
           </w:p>
         </w:tc>
+      </w:tr>
+      <w:tr>
         <w:tc>
           <w:tcPr>
-            <w:tcW w:type="dxa" w:w="2880"/>
+            <w:tcW w:type="dxa" w:w="4320"/>
           </w:tcPr>
           <w:p>
             <w:r>
-              <w:t>220.10</w:t>
+              <w:t>Water Surface Elevation (HFL/WSE)</w:t>
+            </w:r>
+          </w:p>
+        </w:tc>
+        <w:tc>
+          <w:tcPr>
+            <w:tcW w:type="dxa" w:w="4320"/>
+          </w:tcPr>
+          <w:p>
+            <w:r>
+              <w:t>219.06</w:t>
             </w:r>
           </w:p>
         </w:tc>

--- a/hydrology_report_Ratu River Bridge.docx
+++ b/hydrology_report_Ratu River Bridge.docx
@@ -979,6 +979,660 @@
     <w:p/>
     <w:p>
       <w:pPr>
+        <w:pStyle w:val="Heading2"/>
+      </w:pPr>
+      <w:r>
+        <w:t>2.4 IDF (Intensity-Duration-Frequency) Analysis</w:t>
+      </w:r>
+    </w:p>
+    <w:p>
+      <w:r>
+        <w:drawing>
+          <wp:inline xmlns:a="http://schemas.openxmlformats.org/drawingml/2006/main" xmlns:pic="http://schemas.openxmlformats.org/drawingml/2006/picture">
+            <wp:extent cx="5486400" cy="3258589"/>
+            <wp:docPr id="1" name="Picture 1"/>
+            <wp:cNvGraphicFramePr>
+              <a:graphicFrameLocks noChangeAspect="1"/>
+            </wp:cNvGraphicFramePr>
+            <a:graphic>
+              <a:graphicData uri="http://schemas.openxmlformats.org/drawingml/2006/picture">
+                <pic:pic>
+                  <pic:nvPicPr>
+                    <pic:cNvPr id="0" name="idf_curve.jpg"/>
+                    <pic:cNvPicPr/>
+                  </pic:nvPicPr>
+                  <pic:blipFill>
+                    <a:blip r:embed="rId9"/>
+                    <a:stretch>
+                      <a:fillRect/>
+                    </a:stretch>
+                  </pic:blipFill>
+                  <pic:spPr>
+                    <a:xfrm>
+                      <a:off x="0" y="0"/>
+                      <a:ext cx="5486400" cy="3258589"/>
+                    </a:xfrm>
+                    <a:prstGeom prst="rect"/>
+                  </pic:spPr>
+                </pic:pic>
+              </a:graphicData>
+            </a:graphic>
+          </wp:inline>
+        </w:drawing>
+      </w:r>
+    </w:p>
+    <w:p/>
+    <w:p>
+      <w:pPr>
+        <w:pStyle w:val="Caption"/>
+      </w:pPr>
+      <w:r>
+        <w:t>Figure 2.1: IDF (Intensity-Duration-Frequency) Curves</w:t>
+      </w:r>
+    </w:p>
+    <w:p>
+      <w:pPr>
+        <w:pStyle w:val="Heading3"/>
+      </w:pPr>
+      <w:r>
+        <w:t>2.4.1 Rainfall Intensity (mm/hr)</w:t>
+      </w:r>
+    </w:p>
+    <w:tbl>
+      <w:tblPr>
+        <w:tblStyle w:val="LightGrid-Accent1"/>
+        <w:tblW w:type="auto" w:w="0"/>
+        <w:tblLook w:firstColumn="1" w:firstRow="1" w:lastColumn="0" w:lastRow="0" w:noHBand="0" w:noVBand="1" w:val="04A0"/>
+      </w:tblPr>
+      <w:tblGrid>
+        <w:gridCol w:w="1234"/>
+        <w:gridCol w:w="1234"/>
+        <w:gridCol w:w="1234"/>
+        <w:gridCol w:w="1234"/>
+        <w:gridCol w:w="1234"/>
+        <w:gridCol w:w="1234"/>
+        <w:gridCol w:w="1234"/>
+      </w:tblGrid>
+      <w:tr>
+        <w:tc>
+          <w:tcPr>
+            <w:tcW w:type="dxa" w:w="1234"/>
+          </w:tcPr>
+          <w:p>
+            <w:r>
+              <w:t>Duration</w:t>
+            </w:r>
+          </w:p>
+        </w:tc>
+        <w:tc>
+          <w:tcPr>
+            <w:tcW w:type="dxa" w:w="1234"/>
+          </w:tcPr>
+          <w:p>
+            <w:r>
+              <w:t>2-year</w:t>
+            </w:r>
+          </w:p>
+        </w:tc>
+        <w:tc>
+          <w:tcPr>
+            <w:tcW w:type="dxa" w:w="1234"/>
+          </w:tcPr>
+          <w:p>
+            <w:r>
+              <w:t>5-year</w:t>
+            </w:r>
+          </w:p>
+        </w:tc>
+        <w:tc>
+          <w:tcPr>
+            <w:tcW w:type="dxa" w:w="1234"/>
+          </w:tcPr>
+          <w:p>
+            <w:r>
+              <w:t>10-year</w:t>
+            </w:r>
+          </w:p>
+        </w:tc>
+        <w:tc>
+          <w:tcPr>
+            <w:tcW w:type="dxa" w:w="1234"/>
+          </w:tcPr>
+          <w:p>
+            <w:r>
+              <w:t>50-year</w:t>
+            </w:r>
+          </w:p>
+        </w:tc>
+        <w:tc>
+          <w:tcPr>
+            <w:tcW w:type="dxa" w:w="1234"/>
+          </w:tcPr>
+          <w:p>
+            <w:r>
+              <w:t>100-year</w:t>
+            </w:r>
+          </w:p>
+        </w:tc>
+        <w:tc>
+          <w:tcPr>
+            <w:tcW w:type="dxa" w:w="1234"/>
+          </w:tcPr>
+          <w:p>
+            <w:r>
+              <w:t>200-year</w:t>
+            </w:r>
+          </w:p>
+        </w:tc>
+      </w:tr>
+      <w:tr>
+        <w:tc>
+          <w:tcPr>
+            <w:tcW w:type="dxa" w:w="1234"/>
+          </w:tcPr>
+          <w:p>
+            <w:r>
+              <w:t>15 min</w:t>
+            </w:r>
+          </w:p>
+        </w:tc>
+        <w:tc>
+          <w:tcPr>
+            <w:tcW w:type="dxa" w:w="1234"/>
+          </w:tcPr>
+          <w:p>
+            <w:r>
+              <w:t>52.20</w:t>
+            </w:r>
+          </w:p>
+        </w:tc>
+        <w:tc>
+          <w:tcPr>
+            <w:tcW w:type="dxa" w:w="1234"/>
+          </w:tcPr>
+          <w:p>
+            <w:r>
+              <w:t>73.82</w:t>
+            </w:r>
+          </w:p>
+        </w:tc>
+        <w:tc>
+          <w:tcPr>
+            <w:tcW w:type="dxa" w:w="1234"/>
+          </w:tcPr>
+          <w:p>
+            <w:r>
+              <w:t>92.86</w:t>
+            </w:r>
+          </w:p>
+        </w:tc>
+        <w:tc>
+          <w:tcPr>
+            <w:tcW w:type="dxa" w:w="1234"/>
+          </w:tcPr>
+          <w:p>
+            <w:r>
+              <w:t>153.91</w:t>
+            </w:r>
+          </w:p>
+        </w:tc>
+        <w:tc>
+          <w:tcPr>
+            <w:tcW w:type="dxa" w:w="1234"/>
+          </w:tcPr>
+          <w:p>
+            <w:r>
+              <w:t>190.57</w:t>
+            </w:r>
+          </w:p>
+        </w:tc>
+        <w:tc>
+          <w:tcPr>
+            <w:tcW w:type="dxa" w:w="1234"/>
+          </w:tcPr>
+          <w:p>
+            <w:r>
+              <w:t>235.78</w:t>
+            </w:r>
+          </w:p>
+        </w:tc>
+      </w:tr>
+      <w:tr>
+        <w:tc>
+          <w:tcPr>
+            <w:tcW w:type="dxa" w:w="1234"/>
+          </w:tcPr>
+          <w:p>
+            <w:r>
+              <w:t>30 min</w:t>
+            </w:r>
+          </w:p>
+        </w:tc>
+        <w:tc>
+          <w:tcPr>
+            <w:tcW w:type="dxa" w:w="1234"/>
+          </w:tcPr>
+          <w:p>
+            <w:r>
+              <w:t>36.91</w:t>
+            </w:r>
+          </w:p>
+        </w:tc>
+        <w:tc>
+          <w:tcPr>
+            <w:tcW w:type="dxa" w:w="1234"/>
+          </w:tcPr>
+          <w:p>
+            <w:r>
+              <w:t>52.20</w:t>
+            </w:r>
+          </w:p>
+        </w:tc>
+        <w:tc>
+          <w:tcPr>
+            <w:tcW w:type="dxa" w:w="1234"/>
+          </w:tcPr>
+          <w:p>
+            <w:r>
+              <w:t>65.66</w:t>
+            </w:r>
+          </w:p>
+        </w:tc>
+        <w:tc>
+          <w:tcPr>
+            <w:tcW w:type="dxa" w:w="1234"/>
+          </w:tcPr>
+          <w:p>
+            <w:r>
+              <w:t>108.83</w:t>
+            </w:r>
+          </w:p>
+        </w:tc>
+        <w:tc>
+          <w:tcPr>
+            <w:tcW w:type="dxa" w:w="1234"/>
+          </w:tcPr>
+          <w:p>
+            <w:r>
+              <w:t>134.75</w:t>
+            </w:r>
+          </w:p>
+        </w:tc>
+        <w:tc>
+          <w:tcPr>
+            <w:tcW w:type="dxa" w:w="1234"/>
+          </w:tcPr>
+          <w:p>
+            <w:r>
+              <w:t>166.72</w:t>
+            </w:r>
+          </w:p>
+        </w:tc>
+      </w:tr>
+      <w:tr>
+        <w:tc>
+          <w:tcPr>
+            <w:tcW w:type="dxa" w:w="1234"/>
+          </w:tcPr>
+          <w:p>
+            <w:r>
+              <w:t>1 hr</w:t>
+            </w:r>
+          </w:p>
+        </w:tc>
+        <w:tc>
+          <w:tcPr>
+            <w:tcW w:type="dxa" w:w="1234"/>
+          </w:tcPr>
+          <w:p>
+            <w:r>
+              <w:t>26.10</w:t>
+            </w:r>
+          </w:p>
+        </w:tc>
+        <w:tc>
+          <w:tcPr>
+            <w:tcW w:type="dxa" w:w="1234"/>
+          </w:tcPr>
+          <w:p>
+            <w:r>
+              <w:t>36.91</w:t>
+            </w:r>
+          </w:p>
+        </w:tc>
+        <w:tc>
+          <w:tcPr>
+            <w:tcW w:type="dxa" w:w="1234"/>
+          </w:tcPr>
+          <w:p>
+            <w:r>
+              <w:t>46.43</w:t>
+            </w:r>
+          </w:p>
+        </w:tc>
+        <w:tc>
+          <w:tcPr>
+            <w:tcW w:type="dxa" w:w="1234"/>
+          </w:tcPr>
+          <w:p>
+            <w:r>
+              <w:t>76.96</w:t>
+            </w:r>
+          </w:p>
+        </w:tc>
+        <w:tc>
+          <w:tcPr>
+            <w:tcW w:type="dxa" w:w="1234"/>
+          </w:tcPr>
+          <w:p>
+            <w:r>
+              <w:t>95.28</w:t>
+            </w:r>
+          </w:p>
+        </w:tc>
+        <w:tc>
+          <w:tcPr>
+            <w:tcW w:type="dxa" w:w="1234"/>
+          </w:tcPr>
+          <w:p>
+            <w:r>
+              <w:t>117.89</w:t>
+            </w:r>
+          </w:p>
+        </w:tc>
+      </w:tr>
+      <w:tr>
+        <w:tc>
+          <w:tcPr>
+            <w:tcW w:type="dxa" w:w="1234"/>
+          </w:tcPr>
+          <w:p>
+            <w:r>
+              <w:t>2 hr</w:t>
+            </w:r>
+          </w:p>
+        </w:tc>
+        <w:tc>
+          <w:tcPr>
+            <w:tcW w:type="dxa" w:w="1234"/>
+          </w:tcPr>
+          <w:p>
+            <w:r>
+              <w:t>18.46</w:t>
+            </w:r>
+          </w:p>
+        </w:tc>
+        <w:tc>
+          <w:tcPr>
+            <w:tcW w:type="dxa" w:w="1234"/>
+          </w:tcPr>
+          <w:p>
+            <w:r>
+              <w:t>26.10</w:t>
+            </w:r>
+          </w:p>
+        </w:tc>
+        <w:tc>
+          <w:tcPr>
+            <w:tcW w:type="dxa" w:w="1234"/>
+          </w:tcPr>
+          <w:p>
+            <w:r>
+              <w:t>32.83</w:t>
+            </w:r>
+          </w:p>
+        </w:tc>
+        <w:tc>
+          <w:tcPr>
+            <w:tcW w:type="dxa" w:w="1234"/>
+          </w:tcPr>
+          <w:p>
+            <w:r>
+              <w:t>54.42</w:t>
+            </w:r>
+          </w:p>
+        </w:tc>
+        <w:tc>
+          <w:tcPr>
+            <w:tcW w:type="dxa" w:w="1234"/>
+          </w:tcPr>
+          <w:p>
+            <w:r>
+              <w:t>67.38</w:t>
+            </w:r>
+          </w:p>
+        </w:tc>
+        <w:tc>
+          <w:tcPr>
+            <w:tcW w:type="dxa" w:w="1234"/>
+          </w:tcPr>
+          <w:p>
+            <w:r>
+              <w:t>83.36</w:t>
+            </w:r>
+          </w:p>
+        </w:tc>
+      </w:tr>
+      <w:tr>
+        <w:tc>
+          <w:tcPr>
+            <w:tcW w:type="dxa" w:w="1234"/>
+          </w:tcPr>
+          <w:p>
+            <w:r>
+              <w:t>6 hr</w:t>
+            </w:r>
+          </w:p>
+        </w:tc>
+        <w:tc>
+          <w:tcPr>
+            <w:tcW w:type="dxa" w:w="1234"/>
+          </w:tcPr>
+          <w:p>
+            <w:r>
+              <w:t>10.66</w:t>
+            </w:r>
+          </w:p>
+        </w:tc>
+        <w:tc>
+          <w:tcPr>
+            <w:tcW w:type="dxa" w:w="1234"/>
+          </w:tcPr>
+          <w:p>
+            <w:r>
+              <w:t>15.07</w:t>
+            </w:r>
+          </w:p>
+        </w:tc>
+        <w:tc>
+          <w:tcPr>
+            <w:tcW w:type="dxa" w:w="1234"/>
+          </w:tcPr>
+          <w:p>
+            <w:r>
+              <w:t>18.96</w:t>
+            </w:r>
+          </w:p>
+        </w:tc>
+        <w:tc>
+          <w:tcPr>
+            <w:tcW w:type="dxa" w:w="1234"/>
+          </w:tcPr>
+          <w:p>
+            <w:r>
+              <w:t>31.42</w:t>
+            </w:r>
+          </w:p>
+        </w:tc>
+        <w:tc>
+          <w:tcPr>
+            <w:tcW w:type="dxa" w:w="1234"/>
+          </w:tcPr>
+          <w:p>
+            <w:r>
+              <w:t>38.90</w:t>
+            </w:r>
+          </w:p>
+        </w:tc>
+        <w:tc>
+          <w:tcPr>
+            <w:tcW w:type="dxa" w:w="1234"/>
+          </w:tcPr>
+          <w:p>
+            <w:r>
+              <w:t>48.13</w:t>
+            </w:r>
+          </w:p>
+        </w:tc>
+      </w:tr>
+      <w:tr>
+        <w:tc>
+          <w:tcPr>
+            <w:tcW w:type="dxa" w:w="1234"/>
+          </w:tcPr>
+          <w:p>
+            <w:r>
+              <w:t>12 hr</w:t>
+            </w:r>
+          </w:p>
+        </w:tc>
+        <w:tc>
+          <w:tcPr>
+            <w:tcW w:type="dxa" w:w="1234"/>
+          </w:tcPr>
+          <w:p>
+            <w:r>
+              <w:t>7.53</w:t>
+            </w:r>
+          </w:p>
+        </w:tc>
+        <w:tc>
+          <w:tcPr>
+            <w:tcW w:type="dxa" w:w="1234"/>
+          </w:tcPr>
+          <w:p>
+            <w:r>
+              <w:t>10.66</w:t>
+            </w:r>
+          </w:p>
+        </w:tc>
+        <w:tc>
+          <w:tcPr>
+            <w:tcW w:type="dxa" w:w="1234"/>
+          </w:tcPr>
+          <w:p>
+            <w:r>
+              <w:t>13.40</w:t>
+            </w:r>
+          </w:p>
+        </w:tc>
+        <w:tc>
+          <w:tcPr>
+            <w:tcW w:type="dxa" w:w="1234"/>
+          </w:tcPr>
+          <w:p>
+            <w:r>
+              <w:t>22.22</w:t>
+            </w:r>
+          </w:p>
+        </w:tc>
+        <w:tc>
+          <w:tcPr>
+            <w:tcW w:type="dxa" w:w="1234"/>
+          </w:tcPr>
+          <w:p>
+            <w:r>
+              <w:t>27.51</w:t>
+            </w:r>
+          </w:p>
+        </w:tc>
+        <w:tc>
+          <w:tcPr>
+            <w:tcW w:type="dxa" w:w="1234"/>
+          </w:tcPr>
+          <w:p>
+            <w:r>
+              <w:t>34.03</w:t>
+            </w:r>
+          </w:p>
+        </w:tc>
+      </w:tr>
+      <w:tr>
+        <w:tc>
+          <w:tcPr>
+            <w:tcW w:type="dxa" w:w="1234"/>
+          </w:tcPr>
+          <w:p>
+            <w:r>
+              <w:t>24 hr</w:t>
+            </w:r>
+          </w:p>
+        </w:tc>
+        <w:tc>
+          <w:tcPr>
+            <w:tcW w:type="dxa" w:w="1234"/>
+          </w:tcPr>
+          <w:p>
+            <w:r>
+              <w:t>5.33</w:t>
+            </w:r>
+          </w:p>
+        </w:tc>
+        <w:tc>
+          <w:tcPr>
+            <w:tcW w:type="dxa" w:w="1234"/>
+          </w:tcPr>
+          <w:p>
+            <w:r>
+              <w:t>7.53</w:t>
+            </w:r>
+          </w:p>
+        </w:tc>
+        <w:tc>
+          <w:tcPr>
+            <w:tcW w:type="dxa" w:w="1234"/>
+          </w:tcPr>
+          <w:p>
+            <w:r>
+              <w:t>9.48</w:t>
+            </w:r>
+          </w:p>
+        </w:tc>
+        <w:tc>
+          <w:tcPr>
+            <w:tcW w:type="dxa" w:w="1234"/>
+          </w:tcPr>
+          <w:p>
+            <w:r>
+              <w:t>15.71</w:t>
+            </w:r>
+          </w:p>
+        </w:tc>
+        <w:tc>
+          <w:tcPr>
+            <w:tcW w:type="dxa" w:w="1234"/>
+          </w:tcPr>
+          <w:p>
+            <w:r>
+              <w:t>19.45</w:t>
+            </w:r>
+          </w:p>
+        </w:tc>
+        <w:tc>
+          <w:tcPr>
+            <w:tcW w:type="dxa" w:w="1234"/>
+          </w:tcPr>
+          <w:p>
+            <w:r>
+              <w:t>24.06</w:t>
+            </w:r>
+          </w:p>
+        </w:tc>
+      </w:tr>
+    </w:tbl>
+    <w:p/>
+    <w:p>
+      <w:pPr>
         <w:pStyle w:val="Heading1"/>
       </w:pPr>
       <w:r>
@@ -1340,6 +1994,20 @@
               <w:t>219.06 m</w:t>
             </w:r>
           </w:p>
+        </w:tc>
+      </w:tr>
+      <w:tr>
+        <w:tc>
+          <w:tcPr>
+            <w:tcW w:type="dxa" w:w="4320"/>
+          </w:tcPr>
+          <w:p/>
+        </w:tc>
+        <w:tc>
+          <w:tcPr>
+            <w:tcW w:type="dxa" w:w="4320"/>
+          </w:tcPr>
+          <w:p/>
         </w:tc>
       </w:tr>
       <w:tr>

--- a/hydrology_report_Ratu River Bridge.docx
+++ b/hydrology_report_Ratu River Bridge.docx
@@ -13,74 +13,166 @@
     </w:p>
     <w:p>
       <w:pPr>
+        <w:pStyle w:val="Subtitle"/>
         <w:jc w:val="center"/>
       </w:pPr>
       <w:r>
-        <w:rPr>
-          <w:sz w:val="28"/>
-        </w:rPr>
         <w:t>Hydrological and Hydraulic Analysis for Bridge Design</w:t>
+      </w:r>
+    </w:p>
+    <w:p/>
+    <w:tbl>
+      <w:tblPr>
+        <w:tblStyle w:val="TableGrid"/>
+        <w:tblW w:type="auto" w:w="0"/>
+        <w:tblLook w:firstColumn="1" w:firstRow="1" w:lastColumn="0" w:lastRow="0" w:noHBand="0" w:noVBand="1" w:val="04A0"/>
+      </w:tblPr>
+      <w:tblGrid>
+        <w:gridCol w:w="4320"/>
+        <w:gridCol w:w="4320"/>
+      </w:tblGrid>
+      <w:tr>
+        <w:tc>
+          <w:tcPr>
+            <w:tcW w:type="dxa" w:w="4320"/>
+          </w:tcPr>
+          <w:p>
+            <w:r>
+              <w:rPr>
+                <w:b/>
+              </w:rPr>
+              <w:t>Bridge Name:</w:t>
+            </w:r>
+          </w:p>
+        </w:tc>
+        <w:tc>
+          <w:tcPr>
+            <w:tcW w:type="dxa" w:w="4320"/>
+          </w:tcPr>
+          <w:p>
+            <w:r>
+              <w:t>Ratu River Bridge</w:t>
+            </w:r>
+          </w:p>
+        </w:tc>
+      </w:tr>
+      <w:tr>
+        <w:tc>
+          <w:tcPr>
+            <w:tcW w:type="dxa" w:w="4320"/>
+          </w:tcPr>
+          <w:p>
+            <w:r>
+              <w:rPr>
+                <w:b/>
+              </w:rPr>
+              <w:t>Chainage:</w:t>
+            </w:r>
+          </w:p>
+        </w:tc>
+        <w:tc>
+          <w:tcPr>
+            <w:tcW w:type="dxa" w:w="4320"/>
+          </w:tcPr>
+          <w:p>
+            <w:r>
+              <w:t>265.312</w:t>
+            </w:r>
+          </w:p>
+        </w:tc>
+      </w:tr>
+      <w:tr>
+        <w:tc>
+          <w:tcPr>
+            <w:tcW w:type="dxa" w:w="4320"/>
+          </w:tcPr>
+          <w:p>
+            <w:r>
+              <w:rPr>
+                <w:b/>
+              </w:rPr>
+              <w:t>Location:</w:t>
+            </w:r>
+          </w:p>
+        </w:tc>
+        <w:tc>
+          <w:tcPr>
+            <w:tcW w:type="dxa" w:w="4320"/>
+          </w:tcPr>
+          <w:p>
+            <w:r>
+              <w:t>Lat: 26.983597°, Lon: 85.910333°</w:t>
+            </w:r>
+          </w:p>
+        </w:tc>
+      </w:tr>
+      <w:tr>
+        <w:tc>
+          <w:tcPr>
+            <w:tcW w:type="dxa" w:w="4320"/>
+          </w:tcPr>
+          <w:p>
+            <w:r>
+              <w:rPr>
+                <w:b/>
+              </w:rPr>
+              <w:t>Report Date:</w:t>
+            </w:r>
+          </w:p>
+        </w:tc>
+        <w:tc>
+          <w:tcPr>
+            <w:tcW w:type="dxa" w:w="4320"/>
+          </w:tcPr>
+          <w:p>
+            <w:r>
+              <w:t>March 2026</w:t>
+            </w:r>
+          </w:p>
+        </w:tc>
+      </w:tr>
+    </w:tbl>
+    <w:p>
+      <w:r>
+        <w:br w:type="page"/>
+      </w:r>
+    </w:p>
+    <w:p>
+      <w:pPr>
+        <w:pStyle w:val="Heading1"/>
+      </w:pPr>
+      <w:r>
+        <w:t>TABLE OF CONTENTS</w:t>
       </w:r>
     </w:p>
     <w:p>
       <w:r>
-        <w:br/>
-        <w:br/>
+        <w:t>1. CATCHMENT CHARACTERISTICS</w:t>
       </w:r>
     </w:p>
     <w:p>
       <w:r>
-        <w:rPr>
-          <w:b/>
-        </w:rPr>
-        <w:t xml:space="preserve">Bridge Name: </w:t>
-      </w:r>
-      <w:r>
-        <w:t>Ratu River Bridge</w:t>
+        <w:t>2. RAINFALL FREQUENCY ANALYSIS</w:t>
       </w:r>
     </w:p>
     <w:p>
       <w:r>
-        <w:rPr>
-          <w:b/>
-        </w:rPr>
-        <w:t xml:space="preserve">Chainage: </w:t>
-      </w:r>
-      <w:r>
-        <w:t>265.312</w:t>
+        <w:t>3. PEAK DISCHARGE ANALYSIS</w:t>
       </w:r>
     </w:p>
     <w:p>
       <w:r>
-        <w:rPr>
-          <w:b/>
-        </w:rPr>
-        <w:t xml:space="preserve">Location: </w:t>
-      </w:r>
-      <w:r>
-        <w:t>Lat: 26.983597°, Lon: 85.910333°</w:t>
+        <w:t>4. HEC-RAS BRIDGE HYDRAULIC ANALYSIS (Design Discharge Q×1.10)</w:t>
       </w:r>
     </w:p>
     <w:p>
       <w:r>
-        <w:rPr>
-          <w:b/>
-        </w:rPr>
-        <w:t xml:space="preserve">Report Date: </w:t>
-      </w:r>
-      <w:r>
-        <w:t>March 2026</w:t>
+        <w:t>5. HEC-RAS BRIDGE HYDRAULIC ANALYSIS (Scour Discharge Q×1.30)</w:t>
       </w:r>
     </w:p>
     <w:p>
       <w:r>
-        <w:rPr>
-          <w:b/>
-        </w:rPr>
-        <w:t xml:space="preserve">Generated by: </w:t>
-      </w:r>
-      <w:r>
-        <w:t>Bridge Hydrology Agent v1.0</w:t>
+        <w:t>6. SCOUR DEPTH CALCULATION</w:t>
       </w:r>
     </w:p>
     <w:p>
@@ -98,7 +190,7 @@
     </w:p>
     <w:tbl>
       <w:tblPr>
-        <w:tblStyle w:val="LightGrid-Accent1"/>
+        <w:tblStyle w:val="TableGrid"/>
         <w:tblW w:type="auto" w:w="0"/>
         <w:tblLook w:firstColumn="1" w:firstRow="1" w:lastColumn="0" w:lastRow="0" w:noHBand="0" w:noVBand="1" w:val="04A0"/>
       </w:tblPr>
@@ -113,17 +205,20 @@
           </w:tcPr>
           <w:p>
             <w:r>
-              <w:t>Parameter</w:t>
-            </w:r>
-          </w:p>
-        </w:tc>
-        <w:tc>
-          <w:tcPr>
-            <w:tcW w:type="dxa" w:w="4320"/>
-          </w:tcPr>
-          <w:p>
-            <w:r>
-              <w:t>Value</w:t>
+              <w:rPr>
+                <w:b/>
+              </w:rPr>
+              <w:t>Catchment Area (A)</w:t>
+            </w:r>
+          </w:p>
+        </w:tc>
+        <w:tc>
+          <w:tcPr>
+            <w:tcW w:type="dxa" w:w="4320"/>
+          </w:tcPr>
+          <w:p>
+            <w:r>
+              <w:t>88.84 km²</w:t>
             </w:r>
           </w:p>
         </w:tc>
@@ -135,17 +230,20 @@
           </w:tcPr>
           <w:p>
             <w:r>
-              <w:t>Catchment Area (A)</w:t>
-            </w:r>
-          </w:p>
-        </w:tc>
-        <w:tc>
-          <w:tcPr>
-            <w:tcW w:type="dxa" w:w="4320"/>
-          </w:tcPr>
-          <w:p>
-            <w:r>
-              <w:t>88.84 km²</w:t>
+              <w:rPr>
+                <w:b/>
+              </w:rPr>
+              <w:t>Stream Length (L)</w:t>
+            </w:r>
+          </w:p>
+        </w:tc>
+        <w:tc>
+          <w:tcPr>
+            <w:tcW w:type="dxa" w:w="4320"/>
+          </w:tcPr>
+          <w:p>
+            <w:r>
+              <w:t>26.93 km</w:t>
             </w:r>
           </w:p>
         </w:tc>
@@ -157,17 +255,20 @@
           </w:tcPr>
           <w:p>
             <w:r>
-              <w:t>Stream Length (L)</w:t>
-            </w:r>
-          </w:p>
-        </w:tc>
-        <w:tc>
-          <w:tcPr>
-            <w:tcW w:type="dxa" w:w="4320"/>
-          </w:tcPr>
-          <w:p>
-            <w:r>
-              <w:t>26.93 km</w:t>
+              <w:rPr>
+                <w:b/>
+              </w:rPr>
+              <w:t>Centroidal Length (Lc)</w:t>
+            </w:r>
+          </w:p>
+        </w:tc>
+        <w:tc>
+          <w:tcPr>
+            <w:tcW w:type="dxa" w:w="4320"/>
+          </w:tcPr>
+          <w:p>
+            <w:r>
+              <w:t>14.28 km</w:t>
             </w:r>
           </w:p>
         </w:tc>
@@ -179,17 +280,20 @@
           </w:tcPr>
           <w:p>
             <w:r>
-              <w:t>Centroidal Length (Lc)</w:t>
-            </w:r>
-          </w:p>
-        </w:tc>
-        <w:tc>
-          <w:tcPr>
-            <w:tcW w:type="dxa" w:w="4320"/>
-          </w:tcPr>
-          <w:p>
-            <w:r>
-              <w:t>14.28 km</w:t>
+              <w:rPr>
+                <w:b/>
+              </w:rPr>
+              <w:t>Maximum Elevation (Hmax)</w:t>
+            </w:r>
+          </w:p>
+        </w:tc>
+        <w:tc>
+          <w:tcPr>
+            <w:tcW w:type="dxa" w:w="4320"/>
+          </w:tcPr>
+          <w:p>
+            <w:r>
+              <w:t>757.52 m</w:t>
             </w:r>
           </w:p>
         </w:tc>
@@ -201,17 +305,20 @@
           </w:tcPr>
           <w:p>
             <w:r>
-              <w:t>Maximum Elevation (Hmax)</w:t>
-            </w:r>
-          </w:p>
-        </w:tc>
-        <w:tc>
-          <w:tcPr>
-            <w:tcW w:type="dxa" w:w="4320"/>
-          </w:tcPr>
-          <w:p>
-            <w:r>
-              <w:t>757.52 m</w:t>
+              <w:rPr>
+                <w:b/>
+              </w:rPr>
+              <w:t>Minimum Elevation (Hmin)</w:t>
+            </w:r>
+          </w:p>
+        </w:tc>
+        <w:tc>
+          <w:tcPr>
+            <w:tcW w:type="dxa" w:w="4320"/>
+          </w:tcPr>
+          <w:p>
+            <w:r>
+              <w:t>229.63 m</w:t>
             </w:r>
           </w:p>
         </w:tc>
@@ -223,17 +330,20 @@
           </w:tcPr>
           <w:p>
             <w:r>
-              <w:t>Minimum Elevation (Hmin)</w:t>
-            </w:r>
-          </w:p>
-        </w:tc>
-        <w:tc>
-          <w:tcPr>
-            <w:tcW w:type="dxa" w:w="4320"/>
-          </w:tcPr>
-          <w:p>
-            <w:r>
-              <w:t>229.63 m</w:t>
+              <w:rPr>
+                <w:b/>
+              </w:rPr>
+              <w:t>Elevation Difference</w:t>
+            </w:r>
+          </w:p>
+        </w:tc>
+        <w:tc>
+          <w:tcPr>
+            <w:tcW w:type="dxa" w:w="4320"/>
+          </w:tcPr>
+          <w:p>
+            <w:r>
+              <w:t>527.89 m</w:t>
             </w:r>
           </w:p>
         </w:tc>
@@ -245,17 +355,20 @@
           </w:tcPr>
           <w:p>
             <w:r>
-              <w:t>Elevation Difference</w:t>
-            </w:r>
-          </w:p>
-        </w:tc>
-        <w:tc>
-          <w:tcPr>
-            <w:tcW w:type="dxa" w:w="4320"/>
-          </w:tcPr>
-          <w:p>
-            <w:r>
-              <w:t>527.89 m</w:t>
+              <w:rPr>
+                <w:b/>
+              </w:rPr>
+              <w:t>Average Slope (S)</w:t>
+            </w:r>
+          </w:p>
+        </w:tc>
+        <w:tc>
+          <w:tcPr>
+            <w:tcW w:type="dxa" w:w="4320"/>
+          </w:tcPr>
+          <w:p>
+            <w:r>
+              <w:t>0.0196</w:t>
             </w:r>
           </w:p>
         </w:tc>
@@ -265,21 +378,13 @@
           <w:tcPr>
             <w:tcW w:type="dxa" w:w="4320"/>
           </w:tcPr>
-          <w:p>
-            <w:r>
-              <w:t>Average Slope (S)</w:t>
-            </w:r>
-          </w:p>
-        </w:tc>
-        <w:tc>
-          <w:tcPr>
-            <w:tcW w:type="dxa" w:w="4320"/>
-          </w:tcPr>
-          <w:p>
-            <w:r>
-              <w:t>19.6023</w:t>
-            </w:r>
-          </w:p>
+          <w:p/>
+        </w:tc>
+        <w:tc>
+          <w:tcPr>
+            <w:tcW w:type="dxa" w:w="4320"/>
+          </w:tcPr>
+          <w:p/>
         </w:tc>
       </w:tr>
     </w:tbl>
@@ -302,7 +407,7 @@
     </w:p>
     <w:tbl>
       <w:tblPr>
-        <w:tblStyle w:val="LightGrid-Accent1"/>
+        <w:tblStyle w:val="TableGrid"/>
         <w:tblW w:type="auto" w:w="0"/>
         <w:tblLook w:firstColumn="1" w:firstRow="1" w:lastColumn="0" w:lastRow="0" w:noHBand="0" w:noVBand="1" w:val="04A0"/>
       </w:tblPr>
@@ -317,6 +422,9 @@
           </w:tcPr>
           <w:p>
             <w:r>
+              <w:rPr>
+                <w:b/>
+              </w:rPr>
               <w:t>Number of Years</w:t>
             </w:r>
           </w:p>
@@ -339,6 +447,9 @@
           </w:tcPr>
           <w:p>
             <w:r>
+              <w:rPr>
+                <w:b/>
+              </w:rPr>
               <w:t>Mean Annual Maximum</w:t>
             </w:r>
           </w:p>
@@ -361,6 +472,9 @@
           </w:tcPr>
           <w:p>
             <w:r>
+              <w:rPr>
+                <w:b/>
+              </w:rPr>
               <w:t>Maximum Recorded</w:t>
             </w:r>
           </w:p>
@@ -383,6 +497,9 @@
           </w:tcPr>
           <w:p>
             <w:r>
+              <w:rPr>
+                <w:b/>
+              </w:rPr>
               <w:t>Minimum Recorded</w:t>
             </w:r>
           </w:p>
@@ -405,6 +522,9 @@
           </w:tcPr>
           <w:p>
             <w:r>
+              <w:rPr>
+                <w:b/>
+              </w:rPr>
               <w:t>Standard Deviation</w:t>
             </w:r>
           </w:p>
@@ -416,6 +536,54 @@
           <w:p>
             <w:r>
               <w:t>79.58 mm</w:t>
+            </w:r>
+          </w:p>
+        </w:tc>
+      </w:tr>
+    </w:tbl>
+    <w:p/>
+    <w:p>
+      <w:pPr>
+        <w:pStyle w:val="Heading3"/>
+      </w:pPr>
+      <w:r>
+        <w:t>2.1.1 Annual Maximum Rainfall Data</w:t>
+      </w:r>
+    </w:p>
+    <w:tbl>
+      <w:tblPr>
+        <w:tblStyle w:val="TableGrid"/>
+        <w:tblW w:type="auto" w:w="0"/>
+        <w:tblLook w:firstColumn="1" w:firstRow="1" w:lastColumn="0" w:lastRow="0" w:noHBand="0" w:noVBand="1" w:val="04A0"/>
+      </w:tblPr>
+      <w:tblGrid>
+        <w:gridCol w:w="4320"/>
+        <w:gridCol w:w="4320"/>
+      </w:tblGrid>
+      <w:tr>
+        <w:tc>
+          <w:tcPr>
+            <w:tcW w:type="dxa" w:w="4320"/>
+          </w:tcPr>
+          <w:p>
+            <w:r>
+              <w:rPr>
+                <w:b/>
+              </w:rPr>
+              <w:t>Year</w:t>
+            </w:r>
+          </w:p>
+        </w:tc>
+        <w:tc>
+          <w:tcPr>
+            <w:tcW w:type="dxa" w:w="4320"/>
+          </w:tcPr>
+          <w:p>
+            <w:r>
+              <w:rPr>
+                <w:b/>
+              </w:rPr>
+              <w:t>Annual Maximum Rainfall (mm)</w:t>
             </w:r>
           </w:p>
         </w:tc>
@@ -425,19 +593,798 @@
           <w:tcPr>
             <w:tcW w:type="dxa" w:w="4320"/>
           </w:tcPr>
-          <w:p/>
-        </w:tc>
-        <w:tc>
-          <w:tcPr>
-            <w:tcW w:type="dxa" w:w="4320"/>
-          </w:tcPr>
-          <w:p/>
+          <w:p>
+            <w:r>
+              <w:t>1985</w:t>
+            </w:r>
+          </w:p>
+        </w:tc>
+        <w:tc>
+          <w:tcPr>
+            <w:tcW w:type="dxa" w:w="4320"/>
+          </w:tcPr>
+          <w:p>
+            <w:r>
+              <w:t>152.4</w:t>
+            </w:r>
+          </w:p>
+        </w:tc>
+      </w:tr>
+      <w:tr>
+        <w:tc>
+          <w:tcPr>
+            <w:tcW w:type="dxa" w:w="4320"/>
+          </w:tcPr>
+          <w:p>
+            <w:r>
+              <w:t>1986</w:t>
+            </w:r>
+          </w:p>
+        </w:tc>
+        <w:tc>
+          <w:tcPr>
+            <w:tcW w:type="dxa" w:w="4320"/>
+          </w:tcPr>
+          <w:p>
+            <w:r>
+              <w:t>112.8</w:t>
+            </w:r>
+          </w:p>
+        </w:tc>
+      </w:tr>
+      <w:tr>
+        <w:tc>
+          <w:tcPr>
+            <w:tcW w:type="dxa" w:w="4320"/>
+          </w:tcPr>
+          <w:p>
+            <w:r>
+              <w:t>1987</w:t>
+            </w:r>
+          </w:p>
+        </w:tc>
+        <w:tc>
+          <w:tcPr>
+            <w:tcW w:type="dxa" w:w="4320"/>
+          </w:tcPr>
+          <w:p>
+            <w:r>
+              <w:t>233.8</w:t>
+            </w:r>
+          </w:p>
+        </w:tc>
+      </w:tr>
+      <w:tr>
+        <w:tc>
+          <w:tcPr>
+            <w:tcW w:type="dxa" w:w="4320"/>
+          </w:tcPr>
+          <w:p>
+            <w:r>
+              <w:t>1988</w:t>
+            </w:r>
+          </w:p>
+        </w:tc>
+        <w:tc>
+          <w:tcPr>
+            <w:tcW w:type="dxa" w:w="4320"/>
+          </w:tcPr>
+          <w:p>
+            <w:r>
+              <w:t>182.3</w:t>
+            </w:r>
+          </w:p>
+        </w:tc>
+      </w:tr>
+      <w:tr>
+        <w:tc>
+          <w:tcPr>
+            <w:tcW w:type="dxa" w:w="4320"/>
+          </w:tcPr>
+          <w:p>
+            <w:r>
+              <w:t>1989</w:t>
+            </w:r>
+          </w:p>
+        </w:tc>
+        <w:tc>
+          <w:tcPr>
+            <w:tcW w:type="dxa" w:w="4320"/>
+          </w:tcPr>
+          <w:p>
+            <w:r>
+              <w:t>118.2</w:t>
+            </w:r>
+          </w:p>
+        </w:tc>
+      </w:tr>
+      <w:tr>
+        <w:tc>
+          <w:tcPr>
+            <w:tcW w:type="dxa" w:w="4320"/>
+          </w:tcPr>
+          <w:p>
+            <w:r>
+              <w:t>1990</w:t>
+            </w:r>
+          </w:p>
+        </w:tc>
+        <w:tc>
+          <w:tcPr>
+            <w:tcW w:type="dxa" w:w="4320"/>
+          </w:tcPr>
+          <w:p>
+            <w:r>
+              <w:t>123.5</w:t>
+            </w:r>
+          </w:p>
+        </w:tc>
+      </w:tr>
+      <w:tr>
+        <w:tc>
+          <w:tcPr>
+            <w:tcW w:type="dxa" w:w="4320"/>
+          </w:tcPr>
+          <w:p>
+            <w:r>
+              <w:t>1991</w:t>
+            </w:r>
+          </w:p>
+        </w:tc>
+        <w:tc>
+          <w:tcPr>
+            <w:tcW w:type="dxa" w:w="4320"/>
+          </w:tcPr>
+          <w:p>
+            <w:r>
+              <w:t>164.2</w:t>
+            </w:r>
+          </w:p>
+        </w:tc>
+      </w:tr>
+      <w:tr>
+        <w:tc>
+          <w:tcPr>
+            <w:tcW w:type="dxa" w:w="4320"/>
+          </w:tcPr>
+          <w:p>
+            <w:r>
+              <w:t>1992</w:t>
+            </w:r>
+          </w:p>
+        </w:tc>
+        <w:tc>
+          <w:tcPr>
+            <w:tcW w:type="dxa" w:w="4320"/>
+          </w:tcPr>
+          <w:p>
+            <w:r>
+              <w:t>69.4</w:t>
+            </w:r>
+          </w:p>
+        </w:tc>
+      </w:tr>
+      <w:tr>
+        <w:tc>
+          <w:tcPr>
+            <w:tcW w:type="dxa" w:w="4320"/>
+          </w:tcPr>
+          <w:p>
+            <w:r>
+              <w:t>1993</w:t>
+            </w:r>
+          </w:p>
+        </w:tc>
+        <w:tc>
+          <w:tcPr>
+            <w:tcW w:type="dxa" w:w="4320"/>
+          </w:tcPr>
+          <w:p>
+            <w:r>
+              <w:t>145.3</w:t>
+            </w:r>
+          </w:p>
+        </w:tc>
+      </w:tr>
+      <w:tr>
+        <w:tc>
+          <w:tcPr>
+            <w:tcW w:type="dxa" w:w="4320"/>
+          </w:tcPr>
+          <w:p>
+            <w:r>
+              <w:t>1994</w:t>
+            </w:r>
+          </w:p>
+        </w:tc>
+        <w:tc>
+          <w:tcPr>
+            <w:tcW w:type="dxa" w:w="4320"/>
+          </w:tcPr>
+          <w:p>
+            <w:r>
+              <w:t>114.3</w:t>
+            </w:r>
+          </w:p>
+        </w:tc>
+      </w:tr>
+      <w:tr>
+        <w:tc>
+          <w:tcPr>
+            <w:tcW w:type="dxa" w:w="4320"/>
+          </w:tcPr>
+          <w:p>
+            <w:r>
+              <w:t>1995</w:t>
+            </w:r>
+          </w:p>
+        </w:tc>
+        <w:tc>
+          <w:tcPr>
+            <w:tcW w:type="dxa" w:w="4320"/>
+          </w:tcPr>
+          <w:p>
+            <w:r>
+              <w:t>252.3</w:t>
+            </w:r>
+          </w:p>
+        </w:tc>
+      </w:tr>
+      <w:tr>
+        <w:tc>
+          <w:tcPr>
+            <w:tcW w:type="dxa" w:w="4320"/>
+          </w:tcPr>
+          <w:p>
+            <w:r>
+              <w:t>1996</w:t>
+            </w:r>
+          </w:p>
+        </w:tc>
+        <w:tc>
+          <w:tcPr>
+            <w:tcW w:type="dxa" w:w="4320"/>
+          </w:tcPr>
+          <w:p>
+            <w:r>
+              <w:t>127.4</w:t>
+            </w:r>
+          </w:p>
+        </w:tc>
+      </w:tr>
+      <w:tr>
+        <w:tc>
+          <w:tcPr>
+            <w:tcW w:type="dxa" w:w="4320"/>
+          </w:tcPr>
+          <w:p>
+            <w:r>
+              <w:t>1997</w:t>
+            </w:r>
+          </w:p>
+        </w:tc>
+        <w:tc>
+          <w:tcPr>
+            <w:tcW w:type="dxa" w:w="4320"/>
+          </w:tcPr>
+          <w:p>
+            <w:r>
+              <w:t>128.3</w:t>
+            </w:r>
+          </w:p>
+        </w:tc>
+      </w:tr>
+      <w:tr>
+        <w:tc>
+          <w:tcPr>
+            <w:tcW w:type="dxa" w:w="4320"/>
+          </w:tcPr>
+          <w:p>
+            <w:r>
+              <w:t>1998</w:t>
+            </w:r>
+          </w:p>
+        </w:tc>
+        <w:tc>
+          <w:tcPr>
+            <w:tcW w:type="dxa" w:w="4320"/>
+          </w:tcPr>
+          <w:p>
+            <w:r>
+              <w:t>146.3</w:t>
+            </w:r>
+          </w:p>
+        </w:tc>
+      </w:tr>
+      <w:tr>
+        <w:tc>
+          <w:tcPr>
+            <w:tcW w:type="dxa" w:w="4320"/>
+          </w:tcPr>
+          <w:p>
+            <w:r>
+              <w:t>1999</w:t>
+            </w:r>
+          </w:p>
+        </w:tc>
+        <w:tc>
+          <w:tcPr>
+            <w:tcW w:type="dxa" w:w="4320"/>
+          </w:tcPr>
+          <w:p>
+            <w:r>
+              <w:t>96.5</w:t>
+            </w:r>
+          </w:p>
+        </w:tc>
+      </w:tr>
+      <w:tr>
+        <w:tc>
+          <w:tcPr>
+            <w:tcW w:type="dxa" w:w="4320"/>
+          </w:tcPr>
+          <w:p>
+            <w:r>
+              <w:t>2000</w:t>
+            </w:r>
+          </w:p>
+        </w:tc>
+        <w:tc>
+          <w:tcPr>
+            <w:tcW w:type="dxa" w:w="4320"/>
+          </w:tcPr>
+          <w:p>
+            <w:r>
+              <w:t>125.3</w:t>
+            </w:r>
+          </w:p>
+        </w:tc>
+      </w:tr>
+      <w:tr>
+        <w:tc>
+          <w:tcPr>
+            <w:tcW w:type="dxa" w:w="4320"/>
+          </w:tcPr>
+          <w:p>
+            <w:r>
+              <w:t>2001</w:t>
+            </w:r>
+          </w:p>
+        </w:tc>
+        <w:tc>
+          <w:tcPr>
+            <w:tcW w:type="dxa" w:w="4320"/>
+          </w:tcPr>
+          <w:p>
+            <w:r>
+              <w:t>93.2</w:t>
+            </w:r>
+          </w:p>
+        </w:tc>
+      </w:tr>
+      <w:tr>
+        <w:tc>
+          <w:tcPr>
+            <w:tcW w:type="dxa" w:w="4320"/>
+          </w:tcPr>
+          <w:p>
+            <w:r>
+              <w:t>2002</w:t>
+            </w:r>
+          </w:p>
+        </w:tc>
+        <w:tc>
+          <w:tcPr>
+            <w:tcW w:type="dxa" w:w="4320"/>
+          </w:tcPr>
+          <w:p>
+            <w:r>
+              <w:t>92.2</w:t>
+            </w:r>
+          </w:p>
+        </w:tc>
+      </w:tr>
+      <w:tr>
+        <w:tc>
+          <w:tcPr>
+            <w:tcW w:type="dxa" w:w="4320"/>
+          </w:tcPr>
+          <w:p>
+            <w:r>
+              <w:t>2003</w:t>
+            </w:r>
+          </w:p>
+        </w:tc>
+        <w:tc>
+          <w:tcPr>
+            <w:tcW w:type="dxa" w:w="4320"/>
+          </w:tcPr>
+          <w:p>
+            <w:r>
+              <w:t>104.5</w:t>
+            </w:r>
+          </w:p>
+        </w:tc>
+      </w:tr>
+      <w:tr>
+        <w:tc>
+          <w:tcPr>
+            <w:tcW w:type="dxa" w:w="4320"/>
+          </w:tcPr>
+          <w:p>
+            <w:r>
+              <w:t>2004</w:t>
+            </w:r>
+          </w:p>
+        </w:tc>
+        <w:tc>
+          <w:tcPr>
+            <w:tcW w:type="dxa" w:w="4320"/>
+          </w:tcPr>
+          <w:p>
+            <w:r>
+              <w:t>275.5</w:t>
+            </w:r>
+          </w:p>
+        </w:tc>
+      </w:tr>
+      <w:tr>
+        <w:tc>
+          <w:tcPr>
+            <w:tcW w:type="dxa" w:w="4320"/>
+          </w:tcPr>
+          <w:p>
+            <w:r>
+              <w:t>2005</w:t>
+            </w:r>
+          </w:p>
+        </w:tc>
+        <w:tc>
+          <w:tcPr>
+            <w:tcW w:type="dxa" w:w="4320"/>
+          </w:tcPr>
+          <w:p>
+            <w:r>
+              <w:t>153.4</w:t>
+            </w:r>
+          </w:p>
+        </w:tc>
+      </w:tr>
+      <w:tr>
+        <w:tc>
+          <w:tcPr>
+            <w:tcW w:type="dxa" w:w="4320"/>
+          </w:tcPr>
+          <w:p>
+            <w:r>
+              <w:t>2006</w:t>
+            </w:r>
+          </w:p>
+        </w:tc>
+        <w:tc>
+          <w:tcPr>
+            <w:tcW w:type="dxa" w:w="4320"/>
+          </w:tcPr>
+          <w:p>
+            <w:r>
+              <w:t>124.3</w:t>
+            </w:r>
+          </w:p>
+        </w:tc>
+      </w:tr>
+      <w:tr>
+        <w:tc>
+          <w:tcPr>
+            <w:tcW w:type="dxa" w:w="4320"/>
+          </w:tcPr>
+          <w:p>
+            <w:r>
+              <w:t>2007</w:t>
+            </w:r>
+          </w:p>
+        </w:tc>
+        <w:tc>
+          <w:tcPr>
+            <w:tcW w:type="dxa" w:w="4320"/>
+          </w:tcPr>
+          <w:p>
+            <w:r>
+              <w:t>131.2</w:t>
+            </w:r>
+          </w:p>
+        </w:tc>
+      </w:tr>
+      <w:tr>
+        <w:tc>
+          <w:tcPr>
+            <w:tcW w:type="dxa" w:w="4320"/>
+          </w:tcPr>
+          <w:p>
+            <w:r>
+              <w:t>2008</w:t>
+            </w:r>
+          </w:p>
+        </w:tc>
+        <w:tc>
+          <w:tcPr>
+            <w:tcW w:type="dxa" w:w="4320"/>
+          </w:tcPr>
+          <w:p>
+            <w:r>
+              <w:t>108.3</w:t>
+            </w:r>
+          </w:p>
+        </w:tc>
+      </w:tr>
+      <w:tr>
+        <w:tc>
+          <w:tcPr>
+            <w:tcW w:type="dxa" w:w="4320"/>
+          </w:tcPr>
+          <w:p>
+            <w:r>
+              <w:t>2009</w:t>
+            </w:r>
+          </w:p>
+        </w:tc>
+        <w:tc>
+          <w:tcPr>
+            <w:tcW w:type="dxa" w:w="4320"/>
+          </w:tcPr>
+          <w:p>
+            <w:r>
+              <w:t>107.4</w:t>
+            </w:r>
+          </w:p>
+        </w:tc>
+      </w:tr>
+      <w:tr>
+        <w:tc>
+          <w:tcPr>
+            <w:tcW w:type="dxa" w:w="4320"/>
+          </w:tcPr>
+          <w:p>
+            <w:r>
+              <w:t>2010</w:t>
+            </w:r>
+          </w:p>
+        </w:tc>
+        <w:tc>
+          <w:tcPr>
+            <w:tcW w:type="dxa" w:w="4320"/>
+          </w:tcPr>
+          <w:p>
+            <w:r>
+              <w:t>84.4</w:t>
+            </w:r>
+          </w:p>
+        </w:tc>
+      </w:tr>
+      <w:tr>
+        <w:tc>
+          <w:tcPr>
+            <w:tcW w:type="dxa" w:w="4320"/>
+          </w:tcPr>
+          <w:p>
+            <w:r>
+              <w:t>2011</w:t>
+            </w:r>
+          </w:p>
+        </w:tc>
+        <w:tc>
+          <w:tcPr>
+            <w:tcW w:type="dxa" w:w="4320"/>
+          </w:tcPr>
+          <w:p>
+            <w:r>
+              <w:t>168.3</w:t>
+            </w:r>
+          </w:p>
+        </w:tc>
+      </w:tr>
+      <w:tr>
+        <w:tc>
+          <w:tcPr>
+            <w:tcW w:type="dxa" w:w="4320"/>
+          </w:tcPr>
+          <w:p>
+            <w:r>
+              <w:t>2012</w:t>
+            </w:r>
+          </w:p>
+        </w:tc>
+        <w:tc>
+          <w:tcPr>
+            <w:tcW w:type="dxa" w:w="4320"/>
+          </w:tcPr>
+          <w:p>
+            <w:r>
+              <w:t>94.4</w:t>
+            </w:r>
+          </w:p>
+        </w:tc>
+      </w:tr>
+      <w:tr>
+        <w:tc>
+          <w:tcPr>
+            <w:tcW w:type="dxa" w:w="4320"/>
+          </w:tcPr>
+          <w:p>
+            <w:r>
+              <w:t>2013</w:t>
+            </w:r>
+          </w:p>
+        </w:tc>
+        <w:tc>
+          <w:tcPr>
+            <w:tcW w:type="dxa" w:w="4320"/>
+          </w:tcPr>
+          <w:p>
+            <w:r>
+              <w:t>78.4</w:t>
+            </w:r>
+          </w:p>
+        </w:tc>
+      </w:tr>
+      <w:tr>
+        <w:tc>
+          <w:tcPr>
+            <w:tcW w:type="dxa" w:w="4320"/>
+          </w:tcPr>
+          <w:p>
+            <w:r>
+              <w:t>2014</w:t>
+            </w:r>
+          </w:p>
+        </w:tc>
+        <w:tc>
+          <w:tcPr>
+            <w:tcW w:type="dxa" w:w="4320"/>
+          </w:tcPr>
+          <w:p>
+            <w:r>
+              <w:t>126.4</w:t>
+            </w:r>
+          </w:p>
+        </w:tc>
+      </w:tr>
+      <w:tr>
+        <w:tc>
+          <w:tcPr>
+            <w:tcW w:type="dxa" w:w="4320"/>
+          </w:tcPr>
+          <w:p>
+            <w:r>
+              <w:t>2015</w:t>
+            </w:r>
+          </w:p>
+        </w:tc>
+        <w:tc>
+          <w:tcPr>
+            <w:tcW w:type="dxa" w:w="4320"/>
+          </w:tcPr>
+          <w:p>
+            <w:r>
+              <w:t>135.3</w:t>
+            </w:r>
+          </w:p>
+        </w:tc>
+      </w:tr>
+      <w:tr>
+        <w:tc>
+          <w:tcPr>
+            <w:tcW w:type="dxa" w:w="4320"/>
+          </w:tcPr>
+          <w:p>
+            <w:r>
+              <w:t>2016</w:t>
+            </w:r>
+          </w:p>
+        </w:tc>
+        <w:tc>
+          <w:tcPr>
+            <w:tcW w:type="dxa" w:w="4320"/>
+          </w:tcPr>
+          <w:p>
+            <w:r>
+              <w:t>126.5</w:t>
+            </w:r>
+          </w:p>
+        </w:tc>
+      </w:tr>
+      <w:tr>
+        <w:tc>
+          <w:tcPr>
+            <w:tcW w:type="dxa" w:w="4320"/>
+          </w:tcPr>
+          <w:p>
+            <w:r>
+              <w:t>2017</w:t>
+            </w:r>
+          </w:p>
+        </w:tc>
+        <w:tc>
+          <w:tcPr>
+            <w:tcW w:type="dxa" w:w="4320"/>
+          </w:tcPr>
+          <w:p>
+            <w:r>
+              <w:t>410.3</w:t>
+            </w:r>
+          </w:p>
+        </w:tc>
+      </w:tr>
+      <w:tr>
+        <w:tc>
+          <w:tcPr>
+            <w:tcW w:type="dxa" w:w="4320"/>
+          </w:tcPr>
+          <w:p>
+            <w:r>
+              <w:t>2018</w:t>
+            </w:r>
+          </w:p>
+        </w:tc>
+        <w:tc>
+          <w:tcPr>
+            <w:tcW w:type="dxa" w:w="4320"/>
+          </w:tcPr>
+          <w:p>
+            <w:r>
+              <w:t>117.2</w:t>
+            </w:r>
+          </w:p>
+        </w:tc>
+      </w:tr>
+      <w:tr>
+        <w:tc>
+          <w:tcPr>
+            <w:tcW w:type="dxa" w:w="4320"/>
+          </w:tcPr>
+          <w:p>
+            <w:r>
+              <w:t>2019</w:t>
+            </w:r>
+          </w:p>
+        </w:tc>
+        <w:tc>
+          <w:tcPr>
+            <w:tcW w:type="dxa" w:w="4320"/>
+          </w:tcPr>
+          <w:p>
+            <w:r>
+              <w:t>436.1</w:t>
+            </w:r>
+          </w:p>
+        </w:tc>
+      </w:tr>
+      <w:tr>
+        <w:tc>
+          <w:tcPr>
+            <w:tcW w:type="dxa" w:w="4320"/>
+          </w:tcPr>
+          <w:p>
+            <w:r>
+              <w:t>2020</w:t>
+            </w:r>
+          </w:p>
+        </w:tc>
+        <w:tc>
+          <w:tcPr>
+            <w:tcW w:type="dxa" w:w="4320"/>
+          </w:tcPr>
+          <w:p>
+            <w:r>
+              <w:t>144.2</w:t>
+            </w:r>
+          </w:p>
         </w:tc>
       </w:tr>
     </w:tbl>
+    <w:p/>
     <w:p>
       <w:pPr>
-        <w:pStyle w:val="Heading2"/>
+        <w:pStyle w:val="Heading3"/>
       </w:pPr>
       <w:r>
         <w:t>2.2 Goodness-of-Fit Tests</w:t>
@@ -445,7 +1392,7 @@
     </w:p>
     <w:tbl>
       <w:tblPr>
-        <w:tblStyle w:val="LightGrid-Accent1"/>
+        <w:tblStyle w:val="TableGrid"/>
         <w:tblW w:type="auto" w:w="0"/>
         <w:tblLook w:firstColumn="1" w:firstRow="1" w:lastColumn="0" w:lastRow="0" w:noHBand="0" w:noVBand="1" w:val="04A0"/>
       </w:tblPr>
@@ -463,6 +1410,9 @@
           </w:tcPr>
           <w:p>
             <w:r>
+              <w:rPr>
+                <w:b/>
+              </w:rPr>
               <w:t>Distribution</w:t>
             </w:r>
           </w:p>
@@ -473,6 +1423,9 @@
           </w:tcPr>
           <w:p>
             <w:r>
+              <w:rPr>
+                <w:b/>
+              </w:rPr>
               <w:t>KS Statistic</w:t>
             </w:r>
           </w:p>
@@ -483,6 +1436,9 @@
           </w:tcPr>
           <w:p>
             <w:r>
+              <w:rPr>
+                <w:b/>
+              </w:rPr>
               <w:t>KS p-value</w:t>
             </w:r>
           </w:p>
@@ -493,6 +1449,9 @@
           </w:tcPr>
           <w:p>
             <w:r>
+              <w:rPr>
+                <w:b/>
+              </w:rPr>
               <w:t>Chi-Square</w:t>
             </w:r>
           </w:p>
@@ -503,6 +1462,9 @@
           </w:tcPr>
           <w:p>
             <w:r>
+              <w:rPr>
+                <w:b/>
+              </w:rPr>
               <w:t>Score</w:t>
             </w:r>
           </w:p>
@@ -607,7 +1569,7 @@
           </w:tcPr>
           <w:p>
             <w:r>
-              <w:t>0.5393</w:t>
+              <w:t>0.4547</w:t>
             </w:r>
           </w:p>
         </w:tc>
@@ -771,19 +1733,14 @@
     </w:tbl>
     <w:p>
       <w:r>
-        <w:rPr>
-          <w:b/>
-        </w:rPr>
         <w:br/>
-        <w:t xml:space="preserve">Best Fitting Distribution: </w:t>
-      </w:r>
-      <w:r>
-        <w:t>GEV</w:t>
+        <w:t>Best Fitting Distribution:  GEV</w:t>
       </w:r>
     </w:p>
+    <w:p/>
     <w:p>
       <w:pPr>
-        <w:pStyle w:val="Heading2"/>
+        <w:pStyle w:val="Heading3"/>
       </w:pPr>
       <w:r>
         <w:t>2.3 Return Period Rainfall Estimates</w:t>
@@ -791,7 +1748,7 @@
     </w:p>
     <w:tbl>
       <w:tblPr>
-        <w:tblStyle w:val="LightGrid-Accent1"/>
+        <w:tblStyle w:val="TableGrid"/>
         <w:tblW w:type="auto" w:w="0"/>
         <w:tblLook w:firstColumn="1" w:firstRow="1" w:lastColumn="0" w:lastRow="0" w:noHBand="0" w:noVBand="1" w:val="04A0"/>
       </w:tblPr>
@@ -806,17 +1763,17 @@
           </w:tcPr>
           <w:p>
             <w:r>
-              <w:t>Return Period (Years)</w:t>
-            </w:r>
-          </w:p>
-        </w:tc>
-        <w:tc>
-          <w:tcPr>
-            <w:tcW w:type="dxa" w:w="4320"/>
-          </w:tcPr>
-          <w:p>
-            <w:r>
-              <w:t>Rainfall Depth (mm)</w:t>
+              <w:t>2-year</w:t>
+            </w:r>
+          </w:p>
+        </w:tc>
+        <w:tc>
+          <w:tcPr>
+            <w:tcW w:type="dxa" w:w="4320"/>
+          </w:tcPr>
+          <w:p>
+            <w:r>
+              <w:t>127.87 mm</w:t>
             </w:r>
           </w:p>
         </w:tc>
@@ -828,17 +1785,17 @@
           </w:tcPr>
           <w:p>
             <w:r>
-              <w:t>2</w:t>
-            </w:r>
-          </w:p>
-        </w:tc>
-        <w:tc>
-          <w:tcPr>
-            <w:tcW w:type="dxa" w:w="4320"/>
-          </w:tcPr>
-          <w:p>
-            <w:r>
-              <w:t>127.87</w:t>
+              <w:t>5-year</w:t>
+            </w:r>
+          </w:p>
+        </w:tc>
+        <w:tc>
+          <w:tcPr>
+            <w:tcW w:type="dxa" w:w="4320"/>
+          </w:tcPr>
+          <w:p>
+            <w:r>
+              <w:t>180.82 mm</w:t>
             </w:r>
           </w:p>
         </w:tc>
@@ -850,17 +1807,17 @@
           </w:tcPr>
           <w:p>
             <w:r>
-              <w:t>5</w:t>
-            </w:r>
-          </w:p>
-        </w:tc>
-        <w:tc>
-          <w:tcPr>
-            <w:tcW w:type="dxa" w:w="4320"/>
-          </w:tcPr>
-          <w:p>
-            <w:r>
-              <w:t>180.82</w:t>
+              <w:t>10-year</w:t>
+            </w:r>
+          </w:p>
+        </w:tc>
+        <w:tc>
+          <w:tcPr>
+            <w:tcW w:type="dxa" w:w="4320"/>
+          </w:tcPr>
+          <w:p>
+            <w:r>
+              <w:t>227.47 mm</w:t>
             </w:r>
           </w:p>
         </w:tc>
@@ -872,17 +1829,17 @@
           </w:tcPr>
           <w:p>
             <w:r>
-              <w:t>10</w:t>
-            </w:r>
-          </w:p>
-        </w:tc>
-        <w:tc>
-          <w:tcPr>
-            <w:tcW w:type="dxa" w:w="4320"/>
-          </w:tcPr>
-          <w:p>
-            <w:r>
-              <w:t>227.47</w:t>
+              <w:t>20-year</w:t>
+            </w:r>
+          </w:p>
+        </w:tc>
+        <w:tc>
+          <w:tcPr>
+            <w:tcW w:type="dxa" w:w="4320"/>
+          </w:tcPr>
+          <w:p>
+            <w:r>
+              <w:t>283.50 mm</w:t>
             </w:r>
           </w:p>
         </w:tc>
@@ -894,17 +1851,17 @@
           </w:tcPr>
           <w:p>
             <w:r>
-              <w:t>20</w:t>
-            </w:r>
-          </w:p>
-        </w:tc>
-        <w:tc>
-          <w:tcPr>
-            <w:tcW w:type="dxa" w:w="4320"/>
-          </w:tcPr>
-          <w:p>
-            <w:r>
-              <w:t>283.50</w:t>
+              <w:t>50-year</w:t>
+            </w:r>
+          </w:p>
+        </w:tc>
+        <w:tc>
+          <w:tcPr>
+            <w:tcW w:type="dxa" w:w="4320"/>
+          </w:tcPr>
+          <w:p>
+            <w:r>
+              <w:t>377.00 mm</w:t>
             </w:r>
           </w:p>
         </w:tc>
@@ -916,17 +1873,17 @@
           </w:tcPr>
           <w:p>
             <w:r>
-              <w:t>50</w:t>
-            </w:r>
-          </w:p>
-        </w:tc>
-        <w:tc>
-          <w:tcPr>
-            <w:tcW w:type="dxa" w:w="4320"/>
-          </w:tcPr>
-          <w:p>
-            <w:r>
-              <w:t>377.00</w:t>
+              <w:t>100-year</w:t>
+            </w:r>
+          </w:p>
+        </w:tc>
+        <w:tc>
+          <w:tcPr>
+            <w:tcW w:type="dxa" w:w="4320"/>
+          </w:tcPr>
+          <w:p>
+            <w:r>
+              <w:t>466.80 mm</w:t>
             </w:r>
           </w:p>
         </w:tc>
@@ -938,17 +1895,17 @@
           </w:tcPr>
           <w:p>
             <w:r>
-              <w:t>100</w:t>
-            </w:r>
-          </w:p>
-        </w:tc>
-        <w:tc>
-          <w:tcPr>
-            <w:tcW w:type="dxa" w:w="4320"/>
-          </w:tcPr>
-          <w:p>
-            <w:r>
-              <w:t>466.80</w:t>
+              <w:t>200-year</w:t>
+            </w:r>
+          </w:p>
+        </w:tc>
+        <w:tc>
+          <w:tcPr>
+            <w:tcW w:type="dxa" w:w="4320"/>
+          </w:tcPr>
+          <w:p>
+            <w:r>
+              <w:t>577.54 mm</w:t>
             </w:r>
           </w:p>
         </w:tc>
@@ -958,28 +1915,20 @@
           <w:tcPr>
             <w:tcW w:type="dxa" w:w="4320"/>
           </w:tcPr>
-          <w:p>
-            <w:r>
-              <w:t>200</w:t>
-            </w:r>
-          </w:p>
-        </w:tc>
-        <w:tc>
-          <w:tcPr>
-            <w:tcW w:type="dxa" w:w="4320"/>
-          </w:tcPr>
-          <w:p>
-            <w:r>
-              <w:t>577.54</w:t>
-            </w:r>
-          </w:p>
+          <w:p/>
+        </w:tc>
+        <w:tc>
+          <w:tcPr>
+            <w:tcW w:type="dxa" w:w="4320"/>
+          </w:tcPr>
+          <w:p/>
         </w:tc>
       </w:tr>
     </w:tbl>
     <w:p/>
     <w:p>
       <w:pPr>
-        <w:pStyle w:val="Heading2"/>
+        <w:pStyle w:val="Heading3"/>
       </w:pPr>
       <w:r>
         <w:t>2.4 IDF (Intensity-Duration-Frequency) Analysis</w:t>
@@ -1021,18 +1970,15 @@
         </w:drawing>
       </w:r>
     </w:p>
-    <w:p/>
     <w:p>
-      <w:pPr>
-        <w:pStyle w:val="Caption"/>
-      </w:pPr>
       <w:r>
         <w:t>Figure 2.1: IDF (Intensity-Duration-Frequency) Curves</w:t>
       </w:r>
     </w:p>
+    <w:p/>
     <w:p>
       <w:pPr>
-        <w:pStyle w:val="Heading3"/>
+        <w:pStyle w:val="Heading4"/>
       </w:pPr>
       <w:r>
         <w:t>2.4.1 Rainfall Intensity (mm/hr)</w:t>
@@ -1040,7 +1986,7 @@
     </w:p>
     <w:tbl>
       <w:tblPr>
-        <w:tblStyle w:val="LightGrid-Accent1"/>
+        <w:tblStyle w:val="TableGrid"/>
         <w:tblW w:type="auto" w:w="0"/>
         <w:tblLook w:firstColumn="1" w:firstRow="1" w:lastColumn="0" w:lastRow="0" w:noHBand="0" w:noVBand="1" w:val="04A0"/>
       </w:tblPr>
@@ -1060,6 +2006,9 @@
           </w:tcPr>
           <w:p>
             <w:r>
+              <w:rPr>
+                <w:b/>
+              </w:rPr>
               <w:t>Duration</w:t>
             </w:r>
           </w:p>
@@ -1070,6 +2019,9 @@
           </w:tcPr>
           <w:p>
             <w:r>
+              <w:rPr>
+                <w:b/>
+              </w:rPr>
               <w:t>2-year</w:t>
             </w:r>
           </w:p>
@@ -1080,6 +2032,9 @@
           </w:tcPr>
           <w:p>
             <w:r>
+              <w:rPr>
+                <w:b/>
+              </w:rPr>
               <w:t>5-year</w:t>
             </w:r>
           </w:p>
@@ -1090,6 +2045,9 @@
           </w:tcPr>
           <w:p>
             <w:r>
+              <w:rPr>
+                <w:b/>
+              </w:rPr>
               <w:t>10-year</w:t>
             </w:r>
           </w:p>
@@ -1100,6 +2058,9 @@
           </w:tcPr>
           <w:p>
             <w:r>
+              <w:rPr>
+                <w:b/>
+              </w:rPr>
               <w:t>50-year</w:t>
             </w:r>
           </w:p>
@@ -1110,6 +2071,9 @@
           </w:tcPr>
           <w:p>
             <w:r>
+              <w:rPr>
+                <w:b/>
+              </w:rPr>
               <w:t>100-year</w:t>
             </w:r>
           </w:p>
@@ -1120,6 +2084,9 @@
           </w:tcPr>
           <w:p>
             <w:r>
+              <w:rPr>
+                <w:b/>
+              </w:rPr>
               <w:t>200-year</w:t>
             </w:r>
           </w:p>
@@ -1142,7 +2109,7 @@
           </w:tcPr>
           <w:p>
             <w:r>
-              <w:t>52.20</w:t>
+              <w:t>111.71</w:t>
             </w:r>
           </w:p>
         </w:tc>
@@ -1152,7 +2119,7 @@
           </w:tcPr>
           <w:p>
             <w:r>
-              <w:t>73.82</w:t>
+              <w:t>157.96</w:t>
             </w:r>
           </w:p>
         </w:tc>
@@ -1162,7 +2129,7 @@
           </w:tcPr>
           <w:p>
             <w:r>
-              <w:t>92.86</w:t>
+              <w:t>198.71</w:t>
             </w:r>
           </w:p>
         </w:tc>
@@ -1172,7 +2139,7 @@
           </w:tcPr>
           <w:p>
             <w:r>
-              <w:t>153.91</w:t>
+              <w:t>329.34</w:t>
             </w:r>
           </w:p>
         </w:tc>
@@ -1182,7 +2149,7 @@
           </w:tcPr>
           <w:p>
             <w:r>
-              <w:t>190.57</w:t>
+              <w:t>407.79</w:t>
             </w:r>
           </w:p>
         </w:tc>
@@ -1192,7 +2159,7 @@
           </w:tcPr>
           <w:p>
             <w:r>
-              <w:t>235.78</w:t>
+              <w:t>504.53</w:t>
             </w:r>
           </w:p>
         </w:tc>
@@ -1214,7 +2181,7 @@
           </w:tcPr>
           <w:p>
             <w:r>
-              <w:t>36.91</w:t>
+              <w:t>70.37</w:t>
             </w:r>
           </w:p>
         </w:tc>
@@ -1224,7 +2191,7 @@
           </w:tcPr>
           <w:p>
             <w:r>
-              <w:t>52.20</w:t>
+              <w:t>99.51</w:t>
             </w:r>
           </w:p>
         </w:tc>
@@ -1234,7 +2201,7 @@
           </w:tcPr>
           <w:p>
             <w:r>
-              <w:t>65.66</w:t>
+              <w:t>125.18</w:t>
             </w:r>
           </w:p>
         </w:tc>
@@ -1244,7 +2211,7 @@
           </w:tcPr>
           <w:p>
             <w:r>
-              <w:t>108.83</w:t>
+              <w:t>207.47</w:t>
             </w:r>
           </w:p>
         </w:tc>
@@ -1254,7 +2221,7 @@
           </w:tcPr>
           <w:p>
             <w:r>
-              <w:t>134.75</w:t>
+              <w:t>256.89</w:t>
             </w:r>
           </w:p>
         </w:tc>
@@ -1264,7 +2231,7 @@
           </w:tcPr>
           <w:p>
             <w:r>
-              <w:t>166.72</w:t>
+              <w:t>317.83</w:t>
             </w:r>
           </w:p>
         </w:tc>
@@ -1286,7 +2253,7 @@
           </w:tcPr>
           <w:p>
             <w:r>
-              <w:t>26.10</w:t>
+              <w:t>44.33</w:t>
             </w:r>
           </w:p>
         </w:tc>
@@ -1296,7 +2263,7 @@
           </w:tcPr>
           <w:p>
             <w:r>
-              <w:t>36.91</w:t>
+              <w:t>62.69</w:t>
             </w:r>
           </w:p>
         </w:tc>
@@ -1306,7 +2273,7 @@
           </w:tcPr>
           <w:p>
             <w:r>
-              <w:t>46.43</w:t>
+              <w:t>78.86</w:t>
             </w:r>
           </w:p>
         </w:tc>
@@ -1316,7 +2283,7 @@
           </w:tcPr>
           <w:p>
             <w:r>
-              <w:t>76.96</w:t>
+              <w:t>130.70</w:t>
             </w:r>
           </w:p>
         </w:tc>
@@ -1326,7 +2293,7 @@
           </w:tcPr>
           <w:p>
             <w:r>
-              <w:t>95.28</w:t>
+              <w:t>161.83</w:t>
             </w:r>
           </w:p>
         </w:tc>
@@ -1336,7 +2303,7 @@
           </w:tcPr>
           <w:p>
             <w:r>
-              <w:t>117.89</w:t>
+              <w:t>200.22</w:t>
             </w:r>
           </w:p>
         </w:tc>
@@ -1358,7 +2325,7 @@
           </w:tcPr>
           <w:p>
             <w:r>
-              <w:t>18.46</w:t>
+              <w:t>27.93</w:t>
             </w:r>
           </w:p>
         </w:tc>
@@ -1368,7 +2335,7 @@
           </w:tcPr>
           <w:p>
             <w:r>
-              <w:t>26.10</w:t>
+              <w:t>39.49</w:t>
             </w:r>
           </w:p>
         </w:tc>
@@ -1378,7 +2345,7 @@
           </w:tcPr>
           <w:p>
             <w:r>
-              <w:t>32.83</w:t>
+              <w:t>49.68</w:t>
             </w:r>
           </w:p>
         </w:tc>
@@ -1388,7 +2355,7 @@
           </w:tcPr>
           <w:p>
             <w:r>
-              <w:t>54.42</w:t>
+              <w:t>82.34</w:t>
             </w:r>
           </w:p>
         </w:tc>
@@ -1398,7 +2365,7 @@
           </w:tcPr>
           <w:p>
             <w:r>
-              <w:t>67.38</w:t>
+              <w:t>101.95</w:t>
             </w:r>
           </w:p>
         </w:tc>
@@ -1408,7 +2375,7 @@
           </w:tcPr>
           <w:p>
             <w:r>
-              <w:t>83.36</w:t>
+              <w:t>126.13</w:t>
             </w:r>
           </w:p>
         </w:tc>
@@ -1430,7 +2397,7 @@
           </w:tcPr>
           <w:p>
             <w:r>
-              <w:t>10.66</w:t>
+              <w:t>13.43</w:t>
             </w:r>
           </w:p>
         </w:tc>
@@ -1440,7 +2407,7 @@
           </w:tcPr>
           <w:p>
             <w:r>
-              <w:t>15.07</w:t>
+              <w:t>18.99</w:t>
             </w:r>
           </w:p>
         </w:tc>
@@ -1450,7 +2417,7 @@
           </w:tcPr>
           <w:p>
             <w:r>
-              <w:t>18.96</w:t>
+              <w:t>23.88</w:t>
             </w:r>
           </w:p>
         </w:tc>
@@ -1460,7 +2427,7 @@
           </w:tcPr>
           <w:p>
             <w:r>
-              <w:t>31.42</w:t>
+              <w:t>39.58</w:t>
             </w:r>
           </w:p>
         </w:tc>
@@ -1470,7 +2437,7 @@
           </w:tcPr>
           <w:p>
             <w:r>
-              <w:t>38.90</w:t>
+              <w:t>49.01</w:t>
             </w:r>
           </w:p>
         </w:tc>
@@ -1480,7 +2447,7 @@
           </w:tcPr>
           <w:p>
             <w:r>
-              <w:t>48.13</w:t>
+              <w:t>60.64</w:t>
             </w:r>
           </w:p>
         </w:tc>
@@ -1502,7 +2469,7 @@
           </w:tcPr>
           <w:p>
             <w:r>
-              <w:t>7.53</w:t>
+              <w:t>8.46</w:t>
             </w:r>
           </w:p>
         </w:tc>
@@ -1512,7 +2479,7 @@
           </w:tcPr>
           <w:p>
             <w:r>
-              <w:t>10.66</w:t>
+              <w:t>11.96</w:t>
             </w:r>
           </w:p>
         </w:tc>
@@ -1522,7 +2489,7 @@
           </w:tcPr>
           <w:p>
             <w:r>
-              <w:t>13.40</w:t>
+              <w:t>15.05</w:t>
             </w:r>
           </w:p>
         </w:tc>
@@ -1532,7 +2499,7 @@
           </w:tcPr>
           <w:p>
             <w:r>
-              <w:t>22.22</w:t>
+              <w:t>24.94</w:t>
             </w:r>
           </w:p>
         </w:tc>
@@ -1542,7 +2509,7 @@
           </w:tcPr>
           <w:p>
             <w:r>
-              <w:t>27.51</w:t>
+              <w:t>30.87</w:t>
             </w:r>
           </w:p>
         </w:tc>
@@ -1552,7 +2519,7 @@
           </w:tcPr>
           <w:p>
             <w:r>
-              <w:t>34.03</w:t>
+              <w:t>38.20</w:t>
             </w:r>
           </w:p>
         </w:tc>
@@ -1630,7 +2597,11 @@
         </w:tc>
       </w:tr>
     </w:tbl>
-    <w:p/>
+    <w:p>
+      <w:r>
+        <w:br w:type="page"/>
+      </w:r>
+    </w:p>
     <w:p>
       <w:pPr>
         <w:pStyle w:val="Heading1"/>
@@ -1641,7 +2612,7 @@
     </w:p>
     <w:tbl>
       <w:tblPr>
-        <w:tblStyle w:val="LightGrid-Accent1"/>
+        <w:tblStyle w:val="TableGrid"/>
         <w:tblW w:type="auto" w:w="0"/>
         <w:tblLook w:firstColumn="1" w:firstRow="1" w:lastColumn="0" w:lastRow="0" w:noHBand="0" w:noVBand="1" w:val="04A0"/>
       </w:tblPr>
@@ -1656,17 +2627,17 @@
           </w:tcPr>
           <w:p>
             <w:r>
-              <w:t>Method</w:t>
-            </w:r>
-          </w:p>
-        </w:tc>
-        <w:tc>
-          <w:tcPr>
-            <w:tcW w:type="dxa" w:w="4320"/>
-          </w:tcPr>
-          <w:p>
-            <w:r>
-              <w:t>Peak Discharge (m³/s)</w:t>
+              <w:t>WECS Method</w:t>
+            </w:r>
+          </w:p>
+        </w:tc>
+        <w:tc>
+          <w:tcPr>
+            <w:tcW w:type="dxa" w:w="4320"/>
+          </w:tcPr>
+          <w:p>
+            <w:r>
+              <w:t>397.63 m³/s</w:t>
             </w:r>
           </w:p>
         </w:tc>
@@ -1678,17 +2649,17 @@
           </w:tcPr>
           <w:p>
             <w:r>
-              <w:t>WECS Method</w:t>
-            </w:r>
-          </w:p>
-        </w:tc>
-        <w:tc>
-          <w:tcPr>
-            <w:tcW w:type="dxa" w:w="4320"/>
-          </w:tcPr>
-          <w:p>
-            <w:r>
-              <w:t>397.63</w:t>
+              <w:t>Modified Dickens Method</w:t>
+            </w:r>
+          </w:p>
+        </w:tc>
+        <w:tc>
+          <w:tcPr>
+            <w:tcW w:type="dxa" w:w="4320"/>
+          </w:tcPr>
+          <w:p>
+            <w:r>
+              <w:t>386.19 m³/s</w:t>
             </w:r>
           </w:p>
         </w:tc>
@@ -1700,17 +2671,17 @@
           </w:tcPr>
           <w:p>
             <w:r>
-              <w:t>Modified Dickens Method</w:t>
-            </w:r>
-          </w:p>
-        </w:tc>
-        <w:tc>
-          <w:tcPr>
-            <w:tcW w:type="dxa" w:w="4320"/>
-          </w:tcPr>
-          <w:p>
-            <w:r>
-              <w:t>386.19</w:t>
+              <w:t>B.D. Richards Method</w:t>
+            </w:r>
+          </w:p>
+        </w:tc>
+        <w:tc>
+          <w:tcPr>
+            <w:tcW w:type="dxa" w:w="4320"/>
+          </w:tcPr>
+          <w:p>
+            <w:r>
+              <w:t>581.91 m³/s</w:t>
             </w:r>
           </w:p>
         </w:tc>
@@ -1722,17 +2693,17 @@
           </w:tcPr>
           <w:p>
             <w:r>
-              <w:t>B.D. Richards Method</w:t>
-            </w:r>
-          </w:p>
-        </w:tc>
-        <w:tc>
-          <w:tcPr>
-            <w:tcW w:type="dxa" w:w="4320"/>
-          </w:tcPr>
-          <w:p>
-            <w:r>
-              <w:t>593.28</w:t>
+              <w:t>Snyder's Method</w:t>
+            </w:r>
+          </w:p>
+        </w:tc>
+        <w:tc>
+          <w:tcPr>
+            <w:tcW w:type="dxa" w:w="4320"/>
+          </w:tcPr>
+          <w:p>
+            <w:r>
+              <w:t>629.53 m³/s</w:t>
             </w:r>
           </w:p>
         </w:tc>
@@ -1742,24 +2713,17 @@
           <w:tcPr>
             <w:tcW w:type="dxa" w:w="4320"/>
           </w:tcPr>
-          <w:p>
-            <w:r>
-              <w:t>Snyder's Method</w:t>
-            </w:r>
-          </w:p>
-        </w:tc>
-        <w:tc>
-          <w:tcPr>
-            <w:tcW w:type="dxa" w:w="4320"/>
-          </w:tcPr>
-          <w:p>
-            <w:r>
-              <w:t>629.76</w:t>
-            </w:r>
-          </w:p>
+          <w:p/>
+        </w:tc>
+        <w:tc>
+          <w:tcPr>
+            <w:tcW w:type="dxa" w:w="4320"/>
+          </w:tcPr>
+          <w:p/>
         </w:tc>
       </w:tr>
     </w:tbl>
+    <w:p/>
     <w:p>
       <w:pPr>
         <w:pStyle w:val="Heading2"/>
@@ -1773,24 +2737,39 @@
         <w:rPr>
           <w:b/>
         </w:rPr>
-        <w:t xml:space="preserve">100-Year Peak Discharge (Q₁₀₀): </w:t>
+        <w:t xml:space="preserve">100-Year Peak Discharge (Q₁₀₀):  </w:t>
       </w:r>
       <w:r>
-        <w:t>629.76 m³/s</w:t>
+        <w:t>629.53 m³/s</w:t>
       </w:r>
     </w:p>
     <w:p>
       <w:r>
         <w:rPr>
+          <w:i/>
+        </w:rPr>
+        <w:t>Design Discharge (Q</w:t>
+      </w:r>
+      <w:r>
+        <w:rPr>
+          <w:i/>
+        </w:rPr>
+        <w:t>design</w:t>
+      </w:r>
+      <w:r>
+        <w:rPr>
+          <w:i/>
+        </w:rPr>
+        <w:t xml:space="preserve">):  </w:t>
+      </w:r>
+      <w:r>
+        <w:rPr>
           <w:b/>
         </w:rPr>
-        <w:t xml:space="preserve">Design Discharge (Qdesign): </w:t>
+        <w:t xml:space="preserve">692.48 m³/s  </w:t>
       </w:r>
       <w:r>
-        <w:t>692.74 m³/s</w:t>
-      </w:r>
-      <w:r>
-        <w:t xml:space="preserve"> (including 10% climate change factor)</w:t>
+        <w:t>(including 10% climate change factor)</w:t>
       </w:r>
     </w:p>
     <w:p/>
@@ -1799,7 +2778,7 @@
         <w:pStyle w:val="Heading1"/>
       </w:pPr>
       <w:r>
-        <w:t>4. SCOUR DEPTH CALCULATION</w:t>
+        <w:t>4. HEC-RAS BRIDGE HYDRAULIC ANALYSIS (Design Discharge Q×1.10)</w:t>
       </w:r>
     </w:p>
     <w:p>
@@ -1807,12 +2786,12 @@
         <w:pStyle w:val="Heading2"/>
       </w:pPr>
       <w:r>
-        <w:t>4.1 Scour Parameters</w:t>
+        <w:t>4.1 Bridge Geometry (Design Q×1.10)</w:t>
       </w:r>
     </w:p>
     <w:tbl>
       <w:tblPr>
-        <w:tblStyle w:val="LightGrid-Accent1"/>
+        <w:tblStyle w:val="TableGrid"/>
         <w:tblW w:type="auto" w:w="0"/>
         <w:tblLook w:firstColumn="1" w:firstRow="1" w:lastColumn="0" w:lastRow="0" w:noHBand="0" w:noVBand="1" w:val="04A0"/>
       </w:tblPr>
@@ -1827,17 +2806,20 @@
           </w:tcPr>
           <w:p>
             <w:r>
-              <w:t>Design Discharge (Q)</w:t>
-            </w:r>
-          </w:p>
-        </w:tc>
-        <w:tc>
-          <w:tcPr>
-            <w:tcW w:type="dxa" w:w="4320"/>
-          </w:tcPr>
-          <w:p>
-            <w:r>
-              <w:t>818.69 m³/s</w:t>
+              <w:rPr>
+                <w:b/>
+              </w:rPr>
+              <w:t>Bridge River Station</w:t>
+            </w:r>
+          </w:p>
+        </w:tc>
+        <w:tc>
+          <w:tcPr>
+            <w:tcW w:type="dxa" w:w="4320"/>
+          </w:tcPr>
+          <w:p>
+            <w:r>
+              <w:t>-524</w:t>
             </w:r>
           </w:p>
         </w:tc>
@@ -1849,17 +2831,20 @@
           </w:tcPr>
           <w:p>
             <w:r>
-              <w:t>Bridge Length (L)</w:t>
-            </w:r>
-          </w:p>
-        </w:tc>
-        <w:tc>
-          <w:tcPr>
-            <w:tcW w:type="dxa" w:w="4320"/>
-          </w:tcPr>
-          <w:p>
-            <w:r>
-              <w:t>226.17 m</w:t>
+              <w:rPr>
+                <w:b/>
+              </w:rPr>
+              <w:t>Upstream Cross-Section</w:t>
+            </w:r>
+          </w:p>
+        </w:tc>
+        <w:tc>
+          <w:tcPr>
+            <w:tcW w:type="dxa" w:w="4320"/>
+          </w:tcPr>
+          <w:p>
+            <w:r>
+              <w:t>-500</w:t>
             </w:r>
           </w:p>
         </w:tc>
@@ -1871,17 +2856,20 @@
           </w:tcPr>
           <w:p>
             <w:r>
-              <w:t>Mean Bed Material Size (dmean)</w:t>
-            </w:r>
-          </w:p>
-        </w:tc>
-        <w:tc>
-          <w:tcPr>
-            <w:tcW w:type="dxa" w:w="4320"/>
-          </w:tcPr>
-          <w:p>
-            <w:r>
-              <w:t>2.80 mm</w:t>
+              <w:rPr>
+                <w:b/>
+              </w:rPr>
+              <w:t>Downstream Cross-Section</w:t>
+            </w:r>
+          </w:p>
+        </w:tc>
+        <w:tc>
+          <w:tcPr>
+            <w:tcW w:type="dxa" w:w="4320"/>
+          </w:tcPr>
+          <w:p>
+            <w:r>
+              <w:t>-525</w:t>
             </w:r>
           </w:p>
         </w:tc>
@@ -1893,17 +2881,20 @@
           </w:tcPr>
           <w:p>
             <w:r>
-              <w:t>Silt Factor (Ksf)</w:t>
-            </w:r>
-          </w:p>
-        </w:tc>
-        <w:tc>
-          <w:tcPr>
-            <w:tcW w:type="dxa" w:w="4320"/>
-          </w:tcPr>
-          <w:p>
-            <w:r>
-              <w:t>2.90</w:t>
+              <w:rPr>
+                <w:b/>
+              </w:rPr>
+              <w:t>Bridge Length</w:t>
+            </w:r>
+          </w:p>
+        </w:tc>
+        <w:tc>
+          <w:tcPr>
+            <w:tcW w:type="dxa" w:w="4320"/>
+          </w:tcPr>
+          <w:p>
+            <w:r>
+              <w:t>226.17 m</w:t>
             </w:r>
           </w:p>
         </w:tc>
@@ -1913,108 +2904,6 @@
           <w:tcPr>
             <w:tcW w:type="dxa" w:w="4320"/>
           </w:tcPr>
-          <w:p>
-            <w:r>
-              <w:t>Blench's Zero Bed Factor (Fb)</w:t>
-            </w:r>
-          </w:p>
-        </w:tc>
-        <w:tc>
-          <w:tcPr>
-            <w:tcW w:type="dxa" w:w="4320"/>
-          </w:tcPr>
-          <w:p>
-            <w:r>
-              <w:t>0.80</w:t>
-            </w:r>
-          </w:p>
-        </w:tc>
-      </w:tr>
-      <w:tr>
-        <w:tc>
-          <w:tcPr>
-            <w:tcW w:type="dxa" w:w="4320"/>
-          </w:tcPr>
-          <w:p>
-            <w:r>
-              <w:t>Average Discharge Intensity (q_avg)</w:t>
-            </w:r>
-          </w:p>
-        </w:tc>
-        <w:tc>
-          <w:tcPr>
-            <w:tcW w:type="dxa" w:w="4320"/>
-          </w:tcPr>
-          <w:p>
-            <w:r>
-              <w:t>4.245 m²/s</w:t>
-            </w:r>
-          </w:p>
-        </w:tc>
-      </w:tr>
-      <w:tr>
-        <w:tc>
-          <w:tcPr>
-            <w:tcW w:type="dxa" w:w="4320"/>
-          </w:tcPr>
-          <w:p>
-            <w:r>
-              <w:t>Maximum Discharge Intensity (q_max)</w:t>
-            </w:r>
-          </w:p>
-        </w:tc>
-        <w:tc>
-          <w:tcPr>
-            <w:tcW w:type="dxa" w:w="4320"/>
-          </w:tcPr>
-          <w:p>
-            <w:r>
-              <w:t>5.943 m²/s</w:t>
-            </w:r>
-          </w:p>
-        </w:tc>
-      </w:tr>
-      <w:tr>
-        <w:tc>
-          <w:tcPr>
-            <w:tcW w:type="dxa" w:w="4320"/>
-          </w:tcPr>
-          <w:p>
-            <w:r>
-              <w:t>Water Surface Elevation (HFL/WSE)</w:t>
-            </w:r>
-          </w:p>
-        </w:tc>
-        <w:tc>
-          <w:tcPr>
-            <w:tcW w:type="dxa" w:w="4320"/>
-          </w:tcPr>
-          <w:p>
-            <w:r>
-              <w:t>219.06 m</w:t>
-            </w:r>
-          </w:p>
-        </w:tc>
-      </w:tr>
-      <w:tr>
-        <w:tc>
-          <w:tcPr>
-            <w:tcW w:type="dxa" w:w="4320"/>
-          </w:tcPr>
-          <w:p/>
-        </w:tc>
-        <w:tc>
-          <w:tcPr>
-            <w:tcW w:type="dxa" w:w="4320"/>
-          </w:tcPr>
-          <w:p/>
-        </w:tc>
-      </w:tr>
-      <w:tr>
-        <w:tc>
-          <w:tcPr>
-            <w:tcW w:type="dxa" w:w="4320"/>
-          </w:tcPr>
           <w:p/>
         </w:tc>
         <w:tc>
@@ -2025,17 +2914,18 @@
         </w:tc>
       </w:tr>
     </w:tbl>
+    <w:p/>
     <w:p>
       <w:pPr>
         <w:pStyle w:val="Heading2"/>
       </w:pPr>
       <w:r>
-        <w:t>4.2 Mean Scour Calculation</w:t>
+        <w:t>4.2 Hydraulic Parameters (Design Q×1.10)</w:t>
       </w:r>
     </w:p>
     <w:tbl>
       <w:tblPr>
-        <w:tblStyle w:val="LightGrid-Accent1"/>
+        <w:tblStyle w:val="TableGrid"/>
         <w:tblW w:type="auto" w:w="0"/>
         <w:tblLook w:firstColumn="1" w:firstRow="1" w:lastColumn="0" w:lastRow="0" w:noHBand="0" w:noVBand="1" w:val="04A0"/>
       </w:tblPr>
@@ -2050,17 +2940,20 @@
           </w:tcPr>
           <w:p>
             <w:r>
-              <w:t>Method</w:t>
-            </w:r>
-          </w:p>
-        </w:tc>
-        <w:tc>
-          <w:tcPr>
-            <w:tcW w:type="dxa" w:w="4320"/>
-          </w:tcPr>
-          <w:p>
-            <w:r>
-              <w:t>Scour Depth (m)</w:t>
+              <w:rPr>
+                <w:b/>
+              </w:rPr>
+              <w:t>Water Surface Elevation (WSE)</w:t>
+            </w:r>
+          </w:p>
+        </w:tc>
+        <w:tc>
+          <w:tcPr>
+            <w:tcW w:type="dxa" w:w="4320"/>
+          </w:tcPr>
+          <w:p>
+            <w:r>
+              <w:t>218.96 m</w:t>
             </w:r>
           </w:p>
         </w:tc>
@@ -2072,17 +2965,20 @@
           </w:tcPr>
           <w:p>
             <w:r>
-              <w:t>Lacey's (avg q)</w:t>
-            </w:r>
-          </w:p>
-        </w:tc>
-        <w:tc>
-          <w:tcPr>
-            <w:tcW w:type="dxa" w:w="4320"/>
-          </w:tcPr>
-          <w:p>
-            <w:r>
-              <w:t>0.54 m</w:t>
+              <w:rPr>
+                <w:b/>
+              </w:rPr>
+              <w:t>Energy Grade Line (EGL)</w:t>
+            </w:r>
+          </w:p>
+        </w:tc>
+        <w:tc>
+          <w:tcPr>
+            <w:tcW w:type="dxa" w:w="4320"/>
+          </w:tcPr>
+          <w:p>
+            <w:r>
+              <w:t>219.27 m</w:t>
             </w:r>
           </w:p>
         </w:tc>
@@ -2094,17 +2990,20 @@
           </w:tcPr>
           <w:p>
             <w:r>
-              <w:t>Lacey's (max q)</w:t>
-            </w:r>
-          </w:p>
-        </w:tc>
-        <w:tc>
-          <w:tcPr>
-            <w:tcW w:type="dxa" w:w="4320"/>
-          </w:tcPr>
-          <w:p>
-            <w:r>
-              <w:t>0.60 m</w:t>
+              <w:rPr>
+                <w:b/>
+              </w:rPr>
+              <w:t>Total Discharge</w:t>
+            </w:r>
+          </w:p>
+        </w:tc>
+        <w:tc>
+          <w:tcPr>
+            <w:tcW w:type="dxa" w:w="4320"/>
+          </w:tcPr>
+          <w:p>
+            <w:r>
+              <w:t>692.74 m³/s</w:t>
             </w:r>
           </w:p>
         </w:tc>
@@ -2116,17 +3015,20 @@
           </w:tcPr>
           <w:p>
             <w:r>
-              <w:t>Blench's</w:t>
-            </w:r>
-          </w:p>
-        </w:tc>
-        <w:tc>
-          <w:tcPr>
-            <w:tcW w:type="dxa" w:w="4320"/>
-          </w:tcPr>
-          <w:p>
-            <w:r>
-              <w:t>2.80 m</w:t>
+              <w:rPr>
+                <w:b/>
+              </w:rPr>
+              <w:t>Bridge Discharge</w:t>
+            </w:r>
+          </w:p>
+        </w:tc>
+        <w:tc>
+          <w:tcPr>
+            <w:tcW w:type="dxa" w:w="4320"/>
+          </w:tcPr>
+          <w:p>
+            <w:r>
+              <w:t>692.74 m³/s</w:t>
             </w:r>
           </w:p>
         </w:tc>
@@ -2138,33 +3040,151 @@
           </w:tcPr>
           <w:p>
             <w:r>
-              <w:t>Adopted</w:t>
-            </w:r>
-          </w:p>
-        </w:tc>
-        <w:tc>
-          <w:tcPr>
-            <w:tcW w:type="dxa" w:w="4320"/>
-          </w:tcPr>
-          <w:p>
-            <w:r>
-              <w:t>2.80 m</w:t>
-            </w:r>
-          </w:p>
+              <w:rPr>
+                <w:b/>
+              </w:rPr>
+              <w:t>Flow Area</w:t>
+            </w:r>
+          </w:p>
+        </w:tc>
+        <w:tc>
+          <w:tcPr>
+            <w:tcW w:type="dxa" w:w="4320"/>
+          </w:tcPr>
+          <w:p>
+            <w:r>
+              <w:t>204.15 m²</w:t>
+            </w:r>
+          </w:p>
+        </w:tc>
+      </w:tr>
+      <w:tr>
+        <w:tc>
+          <w:tcPr>
+            <w:tcW w:type="dxa" w:w="4320"/>
+          </w:tcPr>
+          <w:p>
+            <w:r>
+              <w:rPr>
+                <w:b/>
+              </w:rPr>
+              <w:t>Top Width</w:t>
+            </w:r>
+          </w:p>
+        </w:tc>
+        <w:tc>
+          <w:tcPr>
+            <w:tcW w:type="dxa" w:w="4320"/>
+          </w:tcPr>
+          <w:p>
+            <w:r>
+              <w:t>173.97 m</w:t>
+            </w:r>
+          </w:p>
+        </w:tc>
+      </w:tr>
+      <w:tr>
+        <w:tc>
+          <w:tcPr>
+            <w:tcW w:type="dxa" w:w="4320"/>
+          </w:tcPr>
+          <w:p>
+            <w:r>
+              <w:rPr>
+                <w:b/>
+              </w:rPr>
+              <w:t>Average Velocity</w:t>
+            </w:r>
+          </w:p>
+        </w:tc>
+        <w:tc>
+          <w:tcPr>
+            <w:tcW w:type="dxa" w:w="4320"/>
+          </w:tcPr>
+          <w:p>
+            <w:r>
+              <w:t>3.39 m/s</w:t>
+            </w:r>
+          </w:p>
+        </w:tc>
+      </w:tr>
+      <w:tr>
+        <w:tc>
+          <w:tcPr>
+            <w:tcW w:type="dxa" w:w="4320"/>
+          </w:tcPr>
+          <w:p>
+            <w:r>
+              <w:rPr>
+                <w:b/>
+              </w:rPr>
+              <w:t>Maximum Velocity</w:t>
+            </w:r>
+          </w:p>
+        </w:tc>
+        <w:tc>
+          <w:tcPr>
+            <w:tcW w:type="dxa" w:w="4320"/>
+          </w:tcPr>
+          <w:p>
+            <w:r>
+              <w:t>4.82 m/s</w:t>
+            </w:r>
+          </w:p>
+        </w:tc>
+      </w:tr>
+      <w:tr>
+        <w:tc>
+          <w:tcPr>
+            <w:tcW w:type="dxa" w:w="4320"/>
+          </w:tcPr>
+          <w:p>
+            <w:r>
+              <w:rPr>
+                <w:b/>
+              </w:rPr>
+              <w:t>Hydraulic Depth</w:t>
+            </w:r>
+          </w:p>
+        </w:tc>
+        <w:tc>
+          <w:tcPr>
+            <w:tcW w:type="dxa" w:w="4320"/>
+          </w:tcPr>
+          <w:p>
+            <w:r>
+              <w:t>1.17 m</w:t>
+            </w:r>
+          </w:p>
+        </w:tc>
+      </w:tr>
+      <w:tr>
+        <w:tc>
+          <w:tcPr>
+            <w:tcW w:type="dxa" w:w="4320"/>
+          </w:tcPr>
+          <w:p/>
+        </w:tc>
+        <w:tc>
+          <w:tcPr>
+            <w:tcW w:type="dxa" w:w="4320"/>
+          </w:tcPr>
+          <w:p/>
         </w:tc>
       </w:tr>
     </w:tbl>
+    <w:p/>
     <w:p>
       <w:pPr>
         <w:pStyle w:val="Heading2"/>
       </w:pPr>
       <w:r>
-        <w:t>4.3 Pier and Abutment Scour</w:t>
+        <w:t>4.3 Discharge Intensity (Design Q×1.10)</w:t>
       </w:r>
     </w:p>
     <w:tbl>
       <w:tblPr>
-        <w:tblStyle w:val="LightGrid-Accent1"/>
+        <w:tblStyle w:val="TableGrid"/>
         <w:tblW w:type="auto" w:w="0"/>
         <w:tblLook w:firstColumn="1" w:firstRow="1" w:lastColumn="0" w:lastRow="0" w:noHBand="0" w:noVBand="1" w:val="04A0"/>
       </w:tblPr>
@@ -2179,17 +3199,20 @@
           </w:tcPr>
           <w:p>
             <w:r>
-              <w:t>Parameter</w:t>
-            </w:r>
-          </w:p>
-        </w:tc>
-        <w:tc>
-          <w:tcPr>
-            <w:tcW w:type="dxa" w:w="4320"/>
-          </w:tcPr>
-          <w:p>
-            <w:r>
-              <w:t>Value</w:t>
+              <w:rPr>
+                <w:b/>
+              </w:rPr>
+              <w:t>Average Discharge Intensity (q_avg)</w:t>
+            </w:r>
+          </w:p>
+        </w:tc>
+        <w:tc>
+          <w:tcPr>
+            <w:tcW w:type="dxa" w:w="4320"/>
+          </w:tcPr>
+          <w:p>
+            <w:r>
+              <w:t>3.982 m²/s</w:t>
             </w:r>
           </w:p>
         </w:tc>
@@ -2201,17 +3224,20 @@
           </w:tcPr>
           <w:p>
             <w:r>
-              <w:t>Adopted Mean Scour D (m)</w:t>
-            </w:r>
-          </w:p>
-        </w:tc>
-        <w:tc>
-          <w:tcPr>
-            <w:tcW w:type="dxa" w:w="4320"/>
-          </w:tcPr>
-          <w:p>
-            <w:r>
-              <w:t>2.80</w:t>
+              <w:rPr>
+                <w:b/>
+              </w:rPr>
+              <w:t>Maximum Discharge Intensity (q_max)</w:t>
+            </w:r>
+          </w:p>
+        </w:tc>
+        <w:tc>
+          <w:tcPr>
+            <w:tcW w:type="dxa" w:w="4320"/>
+          </w:tcPr>
+          <w:p>
+            <w:r>
+              <w:t>5.575 m²/s</w:t>
             </w:r>
           </w:p>
         </w:tc>
@@ -2221,135 +3247,2990 @@
           <w:tcPr>
             <w:tcW w:type="dxa" w:w="4320"/>
           </w:tcPr>
-          <w:p>
-            <w:r>
-              <w:t>Scour Depth - Abutment (m)</w:t>
-            </w:r>
-          </w:p>
-        </w:tc>
-        <w:tc>
-          <w:tcPr>
-            <w:tcW w:type="dxa" w:w="4320"/>
-          </w:tcPr>
-          <w:p>
-            <w:r>
-              <w:t>3.56</w:t>
-            </w:r>
-          </w:p>
-        </w:tc>
-      </w:tr>
-      <w:tr>
-        <w:tc>
-          <w:tcPr>
-            <w:tcW w:type="dxa" w:w="4320"/>
-          </w:tcPr>
-          <w:p>
-            <w:r>
-              <w:t>Scour Depth - Pier (m)</w:t>
-            </w:r>
-          </w:p>
-        </w:tc>
-        <w:tc>
-          <w:tcPr>
-            <w:tcW w:type="dxa" w:w="4320"/>
-          </w:tcPr>
-          <w:p>
-            <w:r>
-              <w:t>5.60</w:t>
-            </w:r>
-          </w:p>
-        </w:tc>
-      </w:tr>
-      <w:tr>
-        <w:tc>
-          <w:tcPr>
-            <w:tcW w:type="dxa" w:w="4320"/>
-          </w:tcPr>
-          <w:p>
-            <w:r>
-              <w:t>Scour Level - Abutment (m)</w:t>
-            </w:r>
-          </w:p>
-        </w:tc>
-        <w:tc>
-          <w:tcPr>
-            <w:tcW w:type="dxa" w:w="4320"/>
-          </w:tcPr>
-          <w:p>
-            <w:r>
-              <w:t>215.50</w:t>
-            </w:r>
-          </w:p>
-        </w:tc>
-      </w:tr>
-      <w:tr>
-        <w:tc>
-          <w:tcPr>
-            <w:tcW w:type="dxa" w:w="4320"/>
-          </w:tcPr>
-          <w:p>
-            <w:r>
-              <w:t>Scour Level - Pier (m)</w:t>
-            </w:r>
-          </w:p>
-        </w:tc>
-        <w:tc>
-          <w:tcPr>
-            <w:tcW w:type="dxa" w:w="4320"/>
-          </w:tcPr>
-          <w:p>
-            <w:r>
-              <w:t>213.46</w:t>
-            </w:r>
-          </w:p>
-        </w:tc>
-      </w:tr>
-      <w:tr>
-        <w:tc>
-          <w:tcPr>
-            <w:tcW w:type="dxa" w:w="4320"/>
-          </w:tcPr>
-          <w:p>
-            <w:r>
-              <w:t>Minimum Soffit Level (m)</w:t>
-            </w:r>
-          </w:p>
-        </w:tc>
-        <w:tc>
-          <w:tcPr>
-            <w:tcW w:type="dxa" w:w="4320"/>
-          </w:tcPr>
-          <w:p>
-            <w:r>
-              <w:t>220.56</w:t>
-            </w:r>
-          </w:p>
-        </w:tc>
-      </w:tr>
-      <w:tr>
-        <w:tc>
-          <w:tcPr>
-            <w:tcW w:type="dxa" w:w="4320"/>
-          </w:tcPr>
-          <w:p>
-            <w:r>
-              <w:t>Water Surface Elevation (HFL/WSE)</w:t>
-            </w:r>
-          </w:p>
-        </w:tc>
-        <w:tc>
-          <w:tcPr>
-            <w:tcW w:type="dxa" w:w="4320"/>
-          </w:tcPr>
-          <w:p>
-            <w:r>
-              <w:t>219.06</w:t>
-            </w:r>
-          </w:p>
+          <w:p/>
+        </w:tc>
+        <w:tc>
+          <w:tcPr>
+            <w:tcW w:type="dxa" w:w="4320"/>
+          </w:tcPr>
+          <w:p/>
         </w:tc>
       </w:tr>
     </w:tbl>
     <w:p/>
+    <w:p>
+      <w:pPr>
+        <w:pStyle w:val="Heading2"/>
+      </w:pPr>
+      <w:r>
+        <w:t>4.4 Bridge Hydraulic Analysis - Detailed Output (Design Q×1.10)</w:t>
+      </w:r>
+    </w:p>
+    <w:p>
+      <w:r>
+        <w:t>The following table shows the detailed hydraulic parameters at the bridge section from HEC-RAS analysis:</w:t>
+      </w:r>
+    </w:p>
+    <w:p>
+      <w:pPr>
+        <w:pStyle w:val="Heading4"/>
+      </w:pPr>
+      <w:r>
+        <w:t>4.4.1 General Bridge Parameters</w:t>
+      </w:r>
+    </w:p>
+    <w:tbl>
+      <w:tblPr>
+        <w:tblStyle w:val="TableGrid"/>
+        <w:tblW w:type="auto" w:w="0"/>
+        <w:tblLook w:firstColumn="1" w:firstRow="1" w:lastColumn="0" w:lastRow="0" w:noHBand="0" w:noVBand="1" w:val="04A0"/>
+      </w:tblPr>
+      <w:tblGrid>
+        <w:gridCol w:w="4320"/>
+        <w:gridCol w:w="4320"/>
+      </w:tblGrid>
+      <w:tr>
+        <w:tc>
+          <w:tcPr>
+            <w:tcW w:type="dxa" w:w="4320"/>
+          </w:tcPr>
+          <w:p>
+            <w:r>
+              <w:rPr>
+                <w:b/>
+              </w:rPr>
+              <w:t>Bridge River Station</w:t>
+            </w:r>
+          </w:p>
+        </w:tc>
+        <w:tc>
+          <w:tcPr>
+            <w:tcW w:type="dxa" w:w="4320"/>
+          </w:tcPr>
+          <w:p>
+            <w:r>
+              <w:t>-524</w:t>
+            </w:r>
+          </w:p>
+        </w:tc>
+      </w:tr>
+      <w:tr>
+        <w:tc>
+          <w:tcPr>
+            <w:tcW w:type="dxa" w:w="4320"/>
+          </w:tcPr>
+          <w:p>
+            <w:r>
+              <w:rPr>
+                <w:b/>
+              </w:rPr>
+              <w:t>Upstream Cross-Section</w:t>
+            </w:r>
+          </w:p>
+        </w:tc>
+        <w:tc>
+          <w:tcPr>
+            <w:tcW w:type="dxa" w:w="4320"/>
+          </w:tcPr>
+          <w:p>
+            <w:r>
+              <w:t>-500</w:t>
+            </w:r>
+          </w:p>
+        </w:tc>
+      </w:tr>
+      <w:tr>
+        <w:tc>
+          <w:tcPr>
+            <w:tcW w:type="dxa" w:w="4320"/>
+          </w:tcPr>
+          <w:p>
+            <w:r>
+              <w:rPr>
+                <w:b/>
+              </w:rPr>
+              <w:t>Downstream Cross-Section</w:t>
+            </w:r>
+          </w:p>
+        </w:tc>
+        <w:tc>
+          <w:tcPr>
+            <w:tcW w:type="dxa" w:w="4320"/>
+          </w:tcPr>
+          <w:p>
+            <w:r>
+              <w:t>-525</w:t>
+            </w:r>
+          </w:p>
+        </w:tc>
+      </w:tr>
+      <w:tr>
+        <w:tc>
+          <w:tcPr>
+            <w:tcW w:type="dxa" w:w="4320"/>
+          </w:tcPr>
+          <w:p>
+            <w:r>
+              <w:rPr>
+                <w:b/>
+              </w:rPr>
+              <w:t>Bridge Length (m)</w:t>
+            </w:r>
+          </w:p>
+        </w:tc>
+        <w:tc>
+          <w:tcPr>
+            <w:tcW w:type="dxa" w:w="4320"/>
+          </w:tcPr>
+          <w:p>
+            <w:r>
+              <w:t>226.17</w:t>
+            </w:r>
+          </w:p>
+        </w:tc>
+      </w:tr>
+      <w:tr>
+        <w:tc>
+          <w:tcPr>
+            <w:tcW w:type="dxa" w:w="4320"/>
+          </w:tcPr>
+          <w:p>
+            <w:r>
+              <w:rPr>
+                <w:b/>
+              </w:rPr>
+              <w:t>Energy Grade Line - Upstream (m)</w:t>
+            </w:r>
+          </w:p>
+        </w:tc>
+        <w:tc>
+          <w:tcPr>
+            <w:tcW w:type="dxa" w:w="4320"/>
+          </w:tcPr>
+          <w:p>
+            <w:r>
+              <w:t>219.27</w:t>
+            </w:r>
+          </w:p>
+        </w:tc>
+      </w:tr>
+      <w:tr>
+        <w:tc>
+          <w:tcPr>
+            <w:tcW w:type="dxa" w:w="4320"/>
+          </w:tcPr>
+          <w:p>
+            <w:r>
+              <w:rPr>
+                <w:b/>
+              </w:rPr>
+              <w:t>Water Surface - Upstream (m)</w:t>
+            </w:r>
+          </w:p>
+        </w:tc>
+        <w:tc>
+          <w:tcPr>
+            <w:tcW w:type="dxa" w:w="4320"/>
+          </w:tcPr>
+          <w:p>
+            <w:r>
+              <w:t>218.96</w:t>
+            </w:r>
+          </w:p>
+        </w:tc>
+      </w:tr>
+      <w:tr>
+        <w:tc>
+          <w:tcPr>
+            <w:tcW w:type="dxa" w:w="4320"/>
+          </w:tcPr>
+          <w:p>
+            <w:r>
+              <w:rPr>
+                <w:b/>
+              </w:rPr>
+              <w:t>Total Discharge (m³/s)</w:t>
+            </w:r>
+          </w:p>
+        </w:tc>
+        <w:tc>
+          <w:tcPr>
+            <w:tcW w:type="dxa" w:w="4320"/>
+          </w:tcPr>
+          <w:p>
+            <w:r>
+              <w:t>692.74</w:t>
+            </w:r>
+          </w:p>
+        </w:tc>
+      </w:tr>
+      <w:tr>
+        <w:tc>
+          <w:tcPr>
+            <w:tcW w:type="dxa" w:w="4320"/>
+          </w:tcPr>
+          <w:p>
+            <w:r>
+              <w:rPr>
+                <w:b/>
+              </w:rPr>
+              <w:t>Bridge Discharge (m³/s)</w:t>
+            </w:r>
+          </w:p>
+        </w:tc>
+        <w:tc>
+          <w:tcPr>
+            <w:tcW w:type="dxa" w:w="4320"/>
+          </w:tcPr>
+          <w:p>
+            <w:r>
+              <w:t>692.74</w:t>
+            </w:r>
+          </w:p>
+        </w:tc>
+      </w:tr>
+      <w:tr>
+        <w:tc>
+          <w:tcPr>
+            <w:tcW w:type="dxa" w:w="4320"/>
+          </w:tcPr>
+          <w:p>
+            <w:r>
+              <w:rPr>
+                <w:b/>
+              </w:rPr>
+              <w:t>Top Width (m)</w:t>
+            </w:r>
+          </w:p>
+        </w:tc>
+        <w:tc>
+          <w:tcPr>
+            <w:tcW w:type="dxa" w:w="4320"/>
+          </w:tcPr>
+          <w:p>
+            <w:r>
+              <w:t>173.97</w:t>
+            </w:r>
+          </w:p>
+        </w:tc>
+      </w:tr>
+      <w:tr>
+        <w:tc>
+          <w:tcPr>
+            <w:tcW w:type="dxa" w:w="4320"/>
+          </w:tcPr>
+          <w:p>
+            <w:r>
+              <w:rPr>
+                <w:b/>
+              </w:rPr>
+              <w:t>Flow Area (m²)</w:t>
+            </w:r>
+          </w:p>
+        </w:tc>
+        <w:tc>
+          <w:tcPr>
+            <w:tcW w:type="dxa" w:w="4320"/>
+          </w:tcPr>
+          <w:p>
+            <w:r>
+              <w:t>204.15</w:t>
+            </w:r>
+          </w:p>
+        </w:tc>
+      </w:tr>
+      <w:tr>
+        <w:tc>
+          <w:tcPr>
+            <w:tcW w:type="dxa" w:w="4320"/>
+          </w:tcPr>
+          <w:p>
+            <w:r>
+              <w:rPr>
+                <w:b/>
+              </w:rPr>
+              <w:t>Hydraulic Depth (m)</w:t>
+            </w:r>
+          </w:p>
+        </w:tc>
+        <w:tc>
+          <w:tcPr>
+            <w:tcW w:type="dxa" w:w="4320"/>
+          </w:tcPr>
+          <w:p>
+            <w:r>
+              <w:t>1.17</w:t>
+            </w:r>
+          </w:p>
+        </w:tc>
+      </w:tr>
+    </w:tbl>
+    <w:p/>
+    <w:p>
+      <w:pPr>
+        <w:pStyle w:val="Heading4"/>
+      </w:pPr>
+      <w:r>
+        <w:t>4.4.2 Inside Bridge Conditions</w:t>
+      </w:r>
+    </w:p>
+    <w:tbl>
+      <w:tblPr>
+        <w:tblStyle w:val="TableGrid"/>
+        <w:tblW w:type="auto" w:w="0"/>
+        <w:tblLook w:firstColumn="1" w:firstRow="1" w:lastColumn="0" w:lastRow="0" w:noHBand="0" w:noVBand="1" w:val="04A0"/>
+      </w:tblPr>
+      <w:tblGrid>
+        <w:gridCol w:w="2880"/>
+        <w:gridCol w:w="2880"/>
+        <w:gridCol w:w="2880"/>
+      </w:tblGrid>
+      <w:tr>
+        <w:tc>
+          <w:tcPr>
+            <w:tcW w:type="dxa" w:w="2880"/>
+          </w:tcPr>
+          <w:p>
+            <w:r>
+              <w:rPr>
+                <w:b/>
+              </w:rPr>
+              <w:t>Parameter</w:t>
+            </w:r>
+          </w:p>
+        </w:tc>
+        <w:tc>
+          <w:tcPr>
+            <w:tcW w:type="dxa" w:w="2880"/>
+          </w:tcPr>
+          <w:p>
+            <w:r>
+              <w:rPr>
+                <w:b/>
+              </w:rPr>
+              <w:t>Inside Bridge - US</w:t>
+            </w:r>
+          </w:p>
+        </w:tc>
+        <w:tc>
+          <w:tcPr>
+            <w:tcW w:type="dxa" w:w="2880"/>
+          </w:tcPr>
+          <w:p>
+            <w:r>
+              <w:rPr>
+                <w:b/>
+              </w:rPr>
+              <w:t>Inside Bridge - DS</w:t>
+            </w:r>
+          </w:p>
+        </w:tc>
+      </w:tr>
+      <w:tr>
+        <w:tc>
+          <w:tcPr>
+            <w:tcW w:type="dxa" w:w="2880"/>
+          </w:tcPr>
+          <w:p>
+            <w:r>
+              <w:t>Energy Grade Line (m)</w:t>
+            </w:r>
+          </w:p>
+        </w:tc>
+        <w:tc>
+          <w:tcPr>
+            <w:tcW w:type="dxa" w:w="2880"/>
+          </w:tcPr>
+          <w:p>
+            <w:r>
+              <w:t>219.15</w:t>
+            </w:r>
+          </w:p>
+        </w:tc>
+        <w:tc>
+          <w:tcPr>
+            <w:tcW w:type="dxa" w:w="2880"/>
+          </w:tcPr>
+          <w:p>
+            <w:r>
+              <w:t>219.00</w:t>
+            </w:r>
+          </w:p>
+        </w:tc>
+      </w:tr>
+      <w:tr>
+        <w:tc>
+          <w:tcPr>
+            <w:tcW w:type="dxa" w:w="2880"/>
+          </w:tcPr>
+          <w:p>
+            <w:r>
+              <w:t>Water Surface (m)</w:t>
+            </w:r>
+          </w:p>
+        </w:tc>
+        <w:tc>
+          <w:tcPr>
+            <w:tcW w:type="dxa" w:w="2880"/>
+          </w:tcPr>
+          <w:p>
+            <w:r>
+              <w:t>218.56</w:t>
+            </w:r>
+          </w:p>
+        </w:tc>
+        <w:tc>
+          <w:tcPr>
+            <w:tcW w:type="dxa" w:w="2880"/>
+          </w:tcPr>
+          <w:p>
+            <w:r>
+              <w:t>217.82</w:t>
+            </w:r>
+          </w:p>
+        </w:tc>
+      </w:tr>
+      <w:tr>
+        <w:tc>
+          <w:tcPr>
+            <w:tcW w:type="dxa" w:w="2880"/>
+          </w:tcPr>
+          <w:p>
+            <w:r>
+              <w:t>Maximum Channel Depth (m)</w:t>
+            </w:r>
+          </w:p>
+        </w:tc>
+        <w:tc>
+          <w:tcPr>
+            <w:tcW w:type="dxa" w:w="2880"/>
+          </w:tcPr>
+          <w:p>
+            <w:r>
+              <w:t>1.67</w:t>
+            </w:r>
+          </w:p>
+        </w:tc>
+        <w:tc>
+          <w:tcPr>
+            <w:tcW w:type="dxa" w:w="2880"/>
+          </w:tcPr>
+          <w:p>
+            <w:r>
+              <w:t>1.40</w:t>
+            </w:r>
+          </w:p>
+        </w:tc>
+      </w:tr>
+      <w:tr>
+        <w:tc>
+          <w:tcPr>
+            <w:tcW w:type="dxa" w:w="2880"/>
+          </w:tcPr>
+          <w:p>
+            <w:r>
+              <w:t>Velocity (m/s)</w:t>
+            </w:r>
+          </w:p>
+        </w:tc>
+        <w:tc>
+          <w:tcPr>
+            <w:tcW w:type="dxa" w:w="2880"/>
+          </w:tcPr>
+          <w:p>
+            <w:r>
+              <w:t>3.39</w:t>
+            </w:r>
+          </w:p>
+        </w:tc>
+        <w:tc>
+          <w:tcPr>
+            <w:tcW w:type="dxa" w:w="2880"/>
+          </w:tcPr>
+          <w:p>
+            <w:r>
+              <w:t>4.82</w:t>
+            </w:r>
+          </w:p>
+        </w:tc>
+      </w:tr>
+      <w:tr>
+        <w:tc>
+          <w:tcPr>
+            <w:tcW w:type="dxa" w:w="2880"/>
+          </w:tcPr>
+          <w:p>
+            <w:r>
+              <w:t>Flow Area (m²)</w:t>
+            </w:r>
+          </w:p>
+        </w:tc>
+        <w:tc>
+          <w:tcPr>
+            <w:tcW w:type="dxa" w:w="2880"/>
+          </w:tcPr>
+          <w:p>
+            <w:r>
+              <w:t>204.15</w:t>
+            </w:r>
+          </w:p>
+        </w:tc>
+        <w:tc>
+          <w:tcPr>
+            <w:tcW w:type="dxa" w:w="2880"/>
+          </w:tcPr>
+          <w:p>
+            <w:r>
+              <w:t>N/A</w:t>
+            </w:r>
+          </w:p>
+        </w:tc>
+      </w:tr>
+      <w:tr>
+        <w:tc>
+          <w:tcPr>
+            <w:tcW w:type="dxa" w:w="2880"/>
+          </w:tcPr>
+          <w:p>
+            <w:r>
+              <w:t>Froude Number</w:t>
+            </w:r>
+          </w:p>
+        </w:tc>
+        <w:tc>
+          <w:tcPr>
+            <w:tcW w:type="dxa" w:w="2880"/>
+          </w:tcPr>
+          <w:p>
+            <w:r>
+              <w:t>1.00</w:t>
+            </w:r>
+          </w:p>
+        </w:tc>
+        <w:tc>
+          <w:tcPr>
+            <w:tcW w:type="dxa" w:w="2880"/>
+          </w:tcPr>
+          <w:p>
+            <w:r>
+              <w:t>1.66</w:t>
+            </w:r>
+          </w:p>
+        </w:tc>
+      </w:tr>
+      <w:tr>
+        <w:tc>
+          <w:tcPr>
+            <w:tcW w:type="dxa" w:w="2880"/>
+          </w:tcPr>
+          <w:p>
+            <w:r>
+              <w:t>Hydraulic Depth (m)</w:t>
+            </w:r>
+          </w:p>
+        </w:tc>
+        <w:tc>
+          <w:tcPr>
+            <w:tcW w:type="dxa" w:w="2880"/>
+          </w:tcPr>
+          <w:p>
+            <w:r>
+              <w:t>1.17</w:t>
+            </w:r>
+          </w:p>
+        </w:tc>
+        <w:tc>
+          <w:tcPr>
+            <w:tcW w:type="dxa" w:w="2880"/>
+          </w:tcPr>
+          <w:p>
+            <w:r>
+              <w:t>0.86</w:t>
+            </w:r>
+          </w:p>
+        </w:tc>
+      </w:tr>
+      <w:tr>
+        <w:tc>
+          <w:tcPr>
+            <w:tcW w:type="dxa" w:w="2880"/>
+          </w:tcPr>
+          <w:p>
+            <w:r>
+              <w:t>Wetted Perimeter (m)</w:t>
+            </w:r>
+          </w:p>
+        </w:tc>
+        <w:tc>
+          <w:tcPr>
+            <w:tcW w:type="dxa" w:w="2880"/>
+          </w:tcPr>
+          <w:p>
+            <w:r>
+              <w:t>187.71</w:t>
+            </w:r>
+          </w:p>
+        </w:tc>
+        <w:tc>
+          <w:tcPr>
+            <w:tcW w:type="dxa" w:w="2880"/>
+          </w:tcPr>
+          <w:p>
+            <w:r>
+              <w:t>178.77</w:t>
+            </w:r>
+          </w:p>
+        </w:tc>
+      </w:tr>
+      <w:tr>
+        <w:tc>
+          <w:tcPr>
+            <w:tcW w:type="dxa" w:w="2880"/>
+          </w:tcPr>
+          <w:p>
+            <w:r>
+              <w:t>Conveyance Total (m³/s)</w:t>
+            </w:r>
+          </w:p>
+        </w:tc>
+        <w:tc>
+          <w:tcPr>
+            <w:tcW w:type="dxa" w:w="2880"/>
+          </w:tcPr>
+          <w:p>
+            <w:r>
+              <w:t>7196.90</w:t>
+            </w:r>
+          </w:p>
+        </w:tc>
+        <w:tc>
+          <w:tcPr>
+            <w:tcW w:type="dxa" w:w="2880"/>
+          </w:tcPr>
+          <w:p>
+            <w:r>
+              <w:t>4145.90</w:t>
+            </w:r>
+          </w:p>
+        </w:tc>
+      </w:tr>
+      <w:tr>
+        <w:tc>
+          <w:tcPr>
+            <w:tcW w:type="dxa" w:w="2880"/>
+          </w:tcPr>
+          <w:p>
+            <w:r>
+              <w:t>Friction Loss (m)</w:t>
+            </w:r>
+          </w:p>
+        </w:tc>
+        <w:tc>
+          <w:tcPr>
+            <w:tcW w:type="dxa" w:w="2880"/>
+          </w:tcPr>
+          <w:p>
+            <w:r>
+              <w:t>0.04</w:t>
+            </w:r>
+          </w:p>
+        </w:tc>
+        <w:tc>
+          <w:tcPr>
+            <w:tcW w:type="dxa" w:w="2880"/>
+          </w:tcPr>
+          <w:p>
+            <w:r>
+              <w:t>-</w:t>
+            </w:r>
+          </w:p>
+        </w:tc>
+      </w:tr>
+      <w:tr>
+        <w:tc>
+          <w:tcPr>
+            <w:tcW w:type="dxa" w:w="2880"/>
+          </w:tcPr>
+          <w:p>
+            <w:r>
+              <w:t>C &amp; E Loss (m)</w:t>
+            </w:r>
+          </w:p>
+        </w:tc>
+        <w:tc>
+          <w:tcPr>
+            <w:tcW w:type="dxa" w:w="2880"/>
+          </w:tcPr>
+          <w:p>
+            <w:r>
+              <w:t>0.07</w:t>
+            </w:r>
+          </w:p>
+        </w:tc>
+        <w:tc>
+          <w:tcPr>
+            <w:tcW w:type="dxa" w:w="2880"/>
+          </w:tcPr>
+          <w:p>
+            <w:r>
+              <w:t>-</w:t>
+            </w:r>
+          </w:p>
+        </w:tc>
+      </w:tr>
+      <w:tr>
+        <w:tc>
+          <w:tcPr>
+            <w:tcW w:type="dxa" w:w="2880"/>
+          </w:tcPr>
+          <w:p>
+            <w:r>
+              <w:t>Shear Total (N/m²)</w:t>
+            </w:r>
+          </w:p>
+        </w:tc>
+        <w:tc>
+          <w:tcPr>
+            <w:tcW w:type="dxa" w:w="2880"/>
+          </w:tcPr>
+          <w:p>
+            <w:r>
+              <w:t>98.81</w:t>
+            </w:r>
+          </w:p>
+        </w:tc>
+        <w:tc>
+          <w:tcPr>
+            <w:tcW w:type="dxa" w:w="2880"/>
+          </w:tcPr>
+          <w:p>
+            <w:r>
+              <w:t>220.23</w:t>
+            </w:r>
+          </w:p>
+        </w:tc>
+      </w:tr>
+      <w:tr>
+        <w:tc>
+          <w:tcPr>
+            <w:tcW w:type="dxa" w:w="2880"/>
+          </w:tcPr>
+          <w:p>
+            <w:r>
+              <w:t>Power Total (N·m/s)</w:t>
+            </w:r>
+          </w:p>
+        </w:tc>
+        <w:tc>
+          <w:tcPr>
+            <w:tcW w:type="dxa" w:w="2880"/>
+          </w:tcPr>
+          <w:p>
+            <w:r>
+              <w:t>335.30</w:t>
+            </w:r>
+          </w:p>
+        </w:tc>
+        <w:tc>
+          <w:tcPr>
+            <w:tcW w:type="dxa" w:w="2880"/>
+          </w:tcPr>
+          <w:p>
+            <w:r>
+              <w:t>1060.94</w:t>
+            </w:r>
+          </w:p>
+        </w:tc>
+      </w:tr>
+    </w:tbl>
+    <w:p/>
+    <w:p>
+      <w:pPr>
+        <w:pStyle w:val="Heading4"/>
+      </w:pPr>
+      <w:r>
+        <w:t>4.4.3 Energy Loss Summary</w:t>
+      </w:r>
+    </w:p>
+    <w:tbl>
+      <w:tblPr>
+        <w:tblStyle w:val="TableGrid"/>
+        <w:tblW w:type="auto" w:w="0"/>
+        <w:tblLook w:firstColumn="1" w:firstRow="1" w:lastColumn="0" w:lastRow="0" w:noHBand="0" w:noVBand="1" w:val="04A0"/>
+      </w:tblPr>
+      <w:tblGrid>
+        <w:gridCol w:w="4320"/>
+        <w:gridCol w:w="4320"/>
+      </w:tblGrid>
+      <w:tr>
+        <w:tc>
+          <w:tcPr>
+            <w:tcW w:type="dxa" w:w="4320"/>
+          </w:tcPr>
+          <w:p>
+            <w:r>
+              <w:rPr>
+                <w:b/>
+              </w:rPr>
+              <w:t>Delta Energy Grade (ΔEG) (m)</w:t>
+            </w:r>
+          </w:p>
+        </w:tc>
+        <w:tc>
+          <w:tcPr>
+            <w:tcW w:type="dxa" w:w="4320"/>
+          </w:tcPr>
+          <w:p>
+            <w:r>
+              <w:t>0.30</w:t>
+            </w:r>
+          </w:p>
+        </w:tc>
+      </w:tr>
+      <w:tr>
+        <w:tc>
+          <w:tcPr>
+            <w:tcW w:type="dxa" w:w="4320"/>
+          </w:tcPr>
+          <w:p>
+            <w:r>
+              <w:rPr>
+                <w:b/>
+              </w:rPr>
+              <w:t>Delta Water Surface (ΔWS) (m)</w:t>
+            </w:r>
+          </w:p>
+        </w:tc>
+        <w:tc>
+          <w:tcPr>
+            <w:tcW w:type="dxa" w:w="4320"/>
+          </w:tcPr>
+          <w:p>
+            <w:r>
+              <w:t>1.16</w:t>
+            </w:r>
+          </w:p>
+        </w:tc>
+      </w:tr>
+      <w:tr>
+        <w:tc>
+          <w:tcPr>
+            <w:tcW w:type="dxa" w:w="4320"/>
+          </w:tcPr>
+          <w:p>
+            <w:r>
+              <w:rPr>
+                <w:b/>
+              </w:rPr>
+              <w:t>Friction Loss (m)</w:t>
+            </w:r>
+          </w:p>
+        </w:tc>
+        <w:tc>
+          <w:tcPr>
+            <w:tcW w:type="dxa" w:w="4320"/>
+          </w:tcPr>
+          <w:p>
+            <w:r>
+              <w:t>0.04</w:t>
+            </w:r>
+          </w:p>
+        </w:tc>
+      </w:tr>
+      <w:tr>
+        <w:tc>
+          <w:tcPr>
+            <w:tcW w:type="dxa" w:w="4320"/>
+          </w:tcPr>
+          <w:p>
+            <w:r>
+              <w:rPr>
+                <w:b/>
+              </w:rPr>
+              <w:t>Contraction &amp; Expansion Loss (m)</w:t>
+            </w:r>
+          </w:p>
+        </w:tc>
+        <w:tc>
+          <w:tcPr>
+            <w:tcW w:type="dxa" w:w="4320"/>
+          </w:tcPr>
+          <w:p>
+            <w:r>
+              <w:t>0.07</w:t>
+            </w:r>
+          </w:p>
+        </w:tc>
+      </w:tr>
+      <w:tr>
+        <w:tc>
+          <w:tcPr>
+            <w:tcW w:type="dxa" w:w="4320"/>
+          </w:tcPr>
+          <w:p/>
+        </w:tc>
+        <w:tc>
+          <w:tcPr>
+            <w:tcW w:type="dxa" w:w="4320"/>
+          </w:tcPr>
+          <w:p/>
+        </w:tc>
+      </w:tr>
+    </w:tbl>
+    <w:p>
+      <w:r>
+        <w:br w:type="page"/>
+      </w:r>
+    </w:p>
+    <w:p>
+      <w:pPr>
+        <w:pStyle w:val="Heading1"/>
+      </w:pPr>
+      <w:r>
+        <w:t>5. HEC-RAS BRIDGE HYDRAULIC ANALYSIS (Scour Discharge Q×1.30)</w:t>
+      </w:r>
+    </w:p>
+    <w:p>
+      <w:pPr>
+        <w:pStyle w:val="Heading2"/>
+      </w:pPr>
+      <w:r>
+        <w:t>5.1 Bridge Geometry (Scour Q×1.30)</w:t>
+      </w:r>
+    </w:p>
+    <w:tbl>
+      <w:tblPr>
+        <w:tblStyle w:val="TableGrid"/>
+        <w:tblW w:type="auto" w:w="0"/>
+        <w:tblLook w:firstColumn="1" w:firstRow="1" w:lastColumn="0" w:lastRow="0" w:noHBand="0" w:noVBand="1" w:val="04A0"/>
+      </w:tblPr>
+      <w:tblGrid>
+        <w:gridCol w:w="4320"/>
+        <w:gridCol w:w="4320"/>
+      </w:tblGrid>
+      <w:tr>
+        <w:tc>
+          <w:tcPr>
+            <w:tcW w:type="dxa" w:w="4320"/>
+          </w:tcPr>
+          <w:p>
+            <w:r>
+              <w:rPr>
+                <w:b/>
+              </w:rPr>
+              <w:t>Bridge River Station</w:t>
+            </w:r>
+          </w:p>
+        </w:tc>
+        <w:tc>
+          <w:tcPr>
+            <w:tcW w:type="dxa" w:w="4320"/>
+          </w:tcPr>
+          <w:p>
+            <w:r>
+              <w:t>-524</w:t>
+            </w:r>
+          </w:p>
+        </w:tc>
+      </w:tr>
+      <w:tr>
+        <w:tc>
+          <w:tcPr>
+            <w:tcW w:type="dxa" w:w="4320"/>
+          </w:tcPr>
+          <w:p>
+            <w:r>
+              <w:rPr>
+                <w:b/>
+              </w:rPr>
+              <w:t>Upstream Cross-Section</w:t>
+            </w:r>
+          </w:p>
+        </w:tc>
+        <w:tc>
+          <w:tcPr>
+            <w:tcW w:type="dxa" w:w="4320"/>
+          </w:tcPr>
+          <w:p>
+            <w:r>
+              <w:t>-500</w:t>
+            </w:r>
+          </w:p>
+        </w:tc>
+      </w:tr>
+      <w:tr>
+        <w:tc>
+          <w:tcPr>
+            <w:tcW w:type="dxa" w:w="4320"/>
+          </w:tcPr>
+          <w:p>
+            <w:r>
+              <w:rPr>
+                <w:b/>
+              </w:rPr>
+              <w:t>Downstream Cross-Section</w:t>
+            </w:r>
+          </w:p>
+        </w:tc>
+        <w:tc>
+          <w:tcPr>
+            <w:tcW w:type="dxa" w:w="4320"/>
+          </w:tcPr>
+          <w:p>
+            <w:r>
+              <w:t>-525</w:t>
+            </w:r>
+          </w:p>
+        </w:tc>
+      </w:tr>
+      <w:tr>
+        <w:tc>
+          <w:tcPr>
+            <w:tcW w:type="dxa" w:w="4320"/>
+          </w:tcPr>
+          <w:p>
+            <w:r>
+              <w:rPr>
+                <w:b/>
+              </w:rPr>
+              <w:t>Bridge Length</w:t>
+            </w:r>
+          </w:p>
+        </w:tc>
+        <w:tc>
+          <w:tcPr>
+            <w:tcW w:type="dxa" w:w="4320"/>
+          </w:tcPr>
+          <w:p>
+            <w:r>
+              <w:t>226.17 m</w:t>
+            </w:r>
+          </w:p>
+        </w:tc>
+      </w:tr>
+      <w:tr>
+        <w:tc>
+          <w:tcPr>
+            <w:tcW w:type="dxa" w:w="4320"/>
+          </w:tcPr>
+          <w:p/>
+        </w:tc>
+        <w:tc>
+          <w:tcPr>
+            <w:tcW w:type="dxa" w:w="4320"/>
+          </w:tcPr>
+          <w:p/>
+        </w:tc>
+      </w:tr>
+    </w:tbl>
+    <w:p/>
+    <w:p>
+      <w:pPr>
+        <w:pStyle w:val="Heading2"/>
+      </w:pPr>
+      <w:r>
+        <w:t>5.2 Hydraulic Parameters (Scour Q×1.30)</w:t>
+      </w:r>
+    </w:p>
+    <w:tbl>
+      <w:tblPr>
+        <w:tblStyle w:val="TableGrid"/>
+        <w:tblW w:type="auto" w:w="0"/>
+        <w:tblLook w:firstColumn="1" w:firstRow="1" w:lastColumn="0" w:lastRow="0" w:noHBand="0" w:noVBand="1" w:val="04A0"/>
+      </w:tblPr>
+      <w:tblGrid>
+        <w:gridCol w:w="4320"/>
+        <w:gridCol w:w="4320"/>
+      </w:tblGrid>
+      <w:tr>
+        <w:tc>
+          <w:tcPr>
+            <w:tcW w:type="dxa" w:w="4320"/>
+          </w:tcPr>
+          <w:p>
+            <w:r>
+              <w:rPr>
+                <w:b/>
+              </w:rPr>
+              <w:t>Water Surface Elevation (WSE)</w:t>
+            </w:r>
+          </w:p>
+        </w:tc>
+        <w:tc>
+          <w:tcPr>
+            <w:tcW w:type="dxa" w:w="4320"/>
+          </w:tcPr>
+          <w:p>
+            <w:r>
+              <w:t>219.23 m</w:t>
+            </w:r>
+          </w:p>
+        </w:tc>
+      </w:tr>
+      <w:tr>
+        <w:tc>
+          <w:tcPr>
+            <w:tcW w:type="dxa" w:w="4320"/>
+          </w:tcPr>
+          <w:p>
+            <w:r>
+              <w:rPr>
+                <w:b/>
+              </w:rPr>
+              <w:t>Energy Grade Line (EGL)</w:t>
+            </w:r>
+          </w:p>
+        </w:tc>
+        <w:tc>
+          <w:tcPr>
+            <w:tcW w:type="dxa" w:w="4320"/>
+          </w:tcPr>
+          <w:p>
+            <w:r>
+              <w:t>219.60 m</w:t>
+            </w:r>
+          </w:p>
+        </w:tc>
+      </w:tr>
+      <w:tr>
+        <w:tc>
+          <w:tcPr>
+            <w:tcW w:type="dxa" w:w="4320"/>
+          </w:tcPr>
+          <w:p>
+            <w:r>
+              <w:rPr>
+                <w:b/>
+              </w:rPr>
+              <w:t>Total Discharge</w:t>
+            </w:r>
+          </w:p>
+        </w:tc>
+        <w:tc>
+          <w:tcPr>
+            <w:tcW w:type="dxa" w:w="4320"/>
+          </w:tcPr>
+          <w:p>
+            <w:r>
+              <w:t>900.56 m³/s</w:t>
+            </w:r>
+          </w:p>
+        </w:tc>
+      </w:tr>
+      <w:tr>
+        <w:tc>
+          <w:tcPr>
+            <w:tcW w:type="dxa" w:w="4320"/>
+          </w:tcPr>
+          <w:p>
+            <w:r>
+              <w:rPr>
+                <w:b/>
+              </w:rPr>
+              <w:t>Bridge Discharge</w:t>
+            </w:r>
+          </w:p>
+        </w:tc>
+        <w:tc>
+          <w:tcPr>
+            <w:tcW w:type="dxa" w:w="4320"/>
+          </w:tcPr>
+          <w:p>
+            <w:r>
+              <w:t>900.56 m³/s</w:t>
+            </w:r>
+          </w:p>
+        </w:tc>
+      </w:tr>
+      <w:tr>
+        <w:tc>
+          <w:tcPr>
+            <w:tcW w:type="dxa" w:w="4320"/>
+          </w:tcPr>
+          <w:p>
+            <w:r>
+              <w:rPr>
+                <w:b/>
+              </w:rPr>
+              <w:t>Flow Area</w:t>
+            </w:r>
+          </w:p>
+        </w:tc>
+        <w:tc>
+          <w:tcPr>
+            <w:tcW w:type="dxa" w:w="4320"/>
+          </w:tcPr>
+          <w:p>
+            <w:r>
+              <w:t>243.75 m²</w:t>
+            </w:r>
+          </w:p>
+        </w:tc>
+      </w:tr>
+      <w:tr>
+        <w:tc>
+          <w:tcPr>
+            <w:tcW w:type="dxa" w:w="4320"/>
+          </w:tcPr>
+          <w:p>
+            <w:r>
+              <w:rPr>
+                <w:b/>
+              </w:rPr>
+              <w:t>Top Width</w:t>
+            </w:r>
+          </w:p>
+        </w:tc>
+        <w:tc>
+          <w:tcPr>
+            <w:tcW w:type="dxa" w:w="4320"/>
+          </w:tcPr>
+          <w:p>
+            <w:r>
+              <w:t>175.15 m</w:t>
+            </w:r>
+          </w:p>
+        </w:tc>
+      </w:tr>
+      <w:tr>
+        <w:tc>
+          <w:tcPr>
+            <w:tcW w:type="dxa" w:w="4320"/>
+          </w:tcPr>
+          <w:p>
+            <w:r>
+              <w:rPr>
+                <w:b/>
+              </w:rPr>
+              <w:t>Average Velocity</w:t>
+            </w:r>
+          </w:p>
+        </w:tc>
+        <w:tc>
+          <w:tcPr>
+            <w:tcW w:type="dxa" w:w="4320"/>
+          </w:tcPr>
+          <w:p>
+            <w:r>
+              <w:t>3.69 m/s</w:t>
+            </w:r>
+          </w:p>
+        </w:tc>
+      </w:tr>
+      <w:tr>
+        <w:tc>
+          <w:tcPr>
+            <w:tcW w:type="dxa" w:w="4320"/>
+          </w:tcPr>
+          <w:p>
+            <w:r>
+              <w:rPr>
+                <w:b/>
+              </w:rPr>
+              <w:t>Maximum Velocity</w:t>
+            </w:r>
+          </w:p>
+        </w:tc>
+        <w:tc>
+          <w:tcPr>
+            <w:tcW w:type="dxa" w:w="4320"/>
+          </w:tcPr>
+          <w:p>
+            <w:r>
+              <w:t>5.11 m/s</w:t>
+            </w:r>
+          </w:p>
+        </w:tc>
+      </w:tr>
+      <w:tr>
+        <w:tc>
+          <w:tcPr>
+            <w:tcW w:type="dxa" w:w="4320"/>
+          </w:tcPr>
+          <w:p>
+            <w:r>
+              <w:rPr>
+                <w:b/>
+              </w:rPr>
+              <w:t>Hydraulic Depth</w:t>
+            </w:r>
+          </w:p>
+        </w:tc>
+        <w:tc>
+          <w:tcPr>
+            <w:tcW w:type="dxa" w:w="4320"/>
+          </w:tcPr>
+          <w:p>
+            <w:r>
+              <w:t>1.39 m</w:t>
+            </w:r>
+          </w:p>
+        </w:tc>
+      </w:tr>
+      <w:tr>
+        <w:tc>
+          <w:tcPr>
+            <w:tcW w:type="dxa" w:w="4320"/>
+          </w:tcPr>
+          <w:p/>
+        </w:tc>
+        <w:tc>
+          <w:tcPr>
+            <w:tcW w:type="dxa" w:w="4320"/>
+          </w:tcPr>
+          <w:p/>
+        </w:tc>
+      </w:tr>
+    </w:tbl>
+    <w:p/>
+    <w:p>
+      <w:pPr>
+        <w:pStyle w:val="Heading2"/>
+      </w:pPr>
+      <w:r>
+        <w:t>5.3 Discharge Intensity (Scour Q×1.30)</w:t>
+      </w:r>
+    </w:p>
+    <w:tbl>
+      <w:tblPr>
+        <w:tblStyle w:val="TableGrid"/>
+        <w:tblW w:type="auto" w:w="0"/>
+        <w:tblLook w:firstColumn="1" w:firstRow="1" w:lastColumn="0" w:lastRow="0" w:noHBand="0" w:noVBand="1" w:val="04A0"/>
+      </w:tblPr>
+      <w:tblGrid>
+        <w:gridCol w:w="4320"/>
+        <w:gridCol w:w="4320"/>
+      </w:tblGrid>
+      <w:tr>
+        <w:tc>
+          <w:tcPr>
+            <w:tcW w:type="dxa" w:w="4320"/>
+          </w:tcPr>
+          <w:p>
+            <w:r>
+              <w:rPr>
+                <w:b/>
+              </w:rPr>
+              <w:t>Average Discharge Intensity (q_avg)</w:t>
+            </w:r>
+          </w:p>
+        </w:tc>
+        <w:tc>
+          <w:tcPr>
+            <w:tcW w:type="dxa" w:w="4320"/>
+          </w:tcPr>
+          <w:p>
+            <w:r>
+              <w:t>5.142 m²/s</w:t>
+            </w:r>
+          </w:p>
+        </w:tc>
+      </w:tr>
+      <w:tr>
+        <w:tc>
+          <w:tcPr>
+            <w:tcW w:type="dxa" w:w="4320"/>
+          </w:tcPr>
+          <w:p>
+            <w:r>
+              <w:rPr>
+                <w:b/>
+              </w:rPr>
+              <w:t>Maximum Discharge Intensity (q_max)</w:t>
+            </w:r>
+          </w:p>
+        </w:tc>
+        <w:tc>
+          <w:tcPr>
+            <w:tcW w:type="dxa" w:w="4320"/>
+          </w:tcPr>
+          <w:p>
+            <w:r>
+              <w:t>7.198 m²/s</w:t>
+            </w:r>
+          </w:p>
+        </w:tc>
+      </w:tr>
+      <w:tr>
+        <w:tc>
+          <w:tcPr>
+            <w:tcW w:type="dxa" w:w="4320"/>
+          </w:tcPr>
+          <w:p/>
+        </w:tc>
+        <w:tc>
+          <w:tcPr>
+            <w:tcW w:type="dxa" w:w="4320"/>
+          </w:tcPr>
+          <w:p/>
+        </w:tc>
+      </w:tr>
+    </w:tbl>
+    <w:p/>
+    <w:p>
+      <w:pPr>
+        <w:pStyle w:val="Heading2"/>
+      </w:pPr>
+      <w:r>
+        <w:t>5.4 Bridge Hydraulic Analysis - Detailed Output (Scour Q×1.30)</w:t>
+      </w:r>
+    </w:p>
+    <w:p>
+      <w:r>
+        <w:t>The following table shows the detailed hydraulic parameters at the bridge section from HEC-RAS analysis:</w:t>
+      </w:r>
+    </w:p>
+    <w:p>
+      <w:pPr>
+        <w:pStyle w:val="Heading4"/>
+      </w:pPr>
+      <w:r>
+        <w:t>5.4.1 General Bridge Parameters</w:t>
+      </w:r>
+    </w:p>
+    <w:tbl>
+      <w:tblPr>
+        <w:tblStyle w:val="TableGrid"/>
+        <w:tblW w:type="auto" w:w="0"/>
+        <w:tblLook w:firstColumn="1" w:firstRow="1" w:lastColumn="0" w:lastRow="0" w:noHBand="0" w:noVBand="1" w:val="04A0"/>
+      </w:tblPr>
+      <w:tblGrid>
+        <w:gridCol w:w="4320"/>
+        <w:gridCol w:w="4320"/>
+      </w:tblGrid>
+      <w:tr>
+        <w:tc>
+          <w:tcPr>
+            <w:tcW w:type="dxa" w:w="4320"/>
+          </w:tcPr>
+          <w:p>
+            <w:r>
+              <w:rPr>
+                <w:b/>
+              </w:rPr>
+              <w:t>Bridge River Station</w:t>
+            </w:r>
+          </w:p>
+        </w:tc>
+        <w:tc>
+          <w:tcPr>
+            <w:tcW w:type="dxa" w:w="4320"/>
+          </w:tcPr>
+          <w:p>
+            <w:r>
+              <w:t>-524</w:t>
+            </w:r>
+          </w:p>
+        </w:tc>
+      </w:tr>
+      <w:tr>
+        <w:tc>
+          <w:tcPr>
+            <w:tcW w:type="dxa" w:w="4320"/>
+          </w:tcPr>
+          <w:p>
+            <w:r>
+              <w:rPr>
+                <w:b/>
+              </w:rPr>
+              <w:t>Upstream Cross-Section</w:t>
+            </w:r>
+          </w:p>
+        </w:tc>
+        <w:tc>
+          <w:tcPr>
+            <w:tcW w:type="dxa" w:w="4320"/>
+          </w:tcPr>
+          <w:p>
+            <w:r>
+              <w:t>-500</w:t>
+            </w:r>
+          </w:p>
+        </w:tc>
+      </w:tr>
+      <w:tr>
+        <w:tc>
+          <w:tcPr>
+            <w:tcW w:type="dxa" w:w="4320"/>
+          </w:tcPr>
+          <w:p>
+            <w:r>
+              <w:rPr>
+                <w:b/>
+              </w:rPr>
+              <w:t>Downstream Cross-Section</w:t>
+            </w:r>
+          </w:p>
+        </w:tc>
+        <w:tc>
+          <w:tcPr>
+            <w:tcW w:type="dxa" w:w="4320"/>
+          </w:tcPr>
+          <w:p>
+            <w:r>
+              <w:t>-525</w:t>
+            </w:r>
+          </w:p>
+        </w:tc>
+      </w:tr>
+      <w:tr>
+        <w:tc>
+          <w:tcPr>
+            <w:tcW w:type="dxa" w:w="4320"/>
+          </w:tcPr>
+          <w:p>
+            <w:r>
+              <w:rPr>
+                <w:b/>
+              </w:rPr>
+              <w:t>Bridge Length (m)</w:t>
+            </w:r>
+          </w:p>
+        </w:tc>
+        <w:tc>
+          <w:tcPr>
+            <w:tcW w:type="dxa" w:w="4320"/>
+          </w:tcPr>
+          <w:p>
+            <w:r>
+              <w:t>226.17</w:t>
+            </w:r>
+          </w:p>
+        </w:tc>
+      </w:tr>
+      <w:tr>
+        <w:tc>
+          <w:tcPr>
+            <w:tcW w:type="dxa" w:w="4320"/>
+          </w:tcPr>
+          <w:p>
+            <w:r>
+              <w:rPr>
+                <w:b/>
+              </w:rPr>
+              <w:t>Energy Grade Line - Upstream (m)</w:t>
+            </w:r>
+          </w:p>
+        </w:tc>
+        <w:tc>
+          <w:tcPr>
+            <w:tcW w:type="dxa" w:w="4320"/>
+          </w:tcPr>
+          <w:p>
+            <w:r>
+              <w:t>219.60</w:t>
+            </w:r>
+          </w:p>
+        </w:tc>
+      </w:tr>
+      <w:tr>
+        <w:tc>
+          <w:tcPr>
+            <w:tcW w:type="dxa" w:w="4320"/>
+          </w:tcPr>
+          <w:p>
+            <w:r>
+              <w:rPr>
+                <w:b/>
+              </w:rPr>
+              <w:t>Water Surface - Upstream (m)</w:t>
+            </w:r>
+          </w:p>
+        </w:tc>
+        <w:tc>
+          <w:tcPr>
+            <w:tcW w:type="dxa" w:w="4320"/>
+          </w:tcPr>
+          <w:p>
+            <w:r>
+              <w:t>219.23</w:t>
+            </w:r>
+          </w:p>
+        </w:tc>
+      </w:tr>
+      <w:tr>
+        <w:tc>
+          <w:tcPr>
+            <w:tcW w:type="dxa" w:w="4320"/>
+          </w:tcPr>
+          <w:p>
+            <w:r>
+              <w:rPr>
+                <w:b/>
+              </w:rPr>
+              <w:t>Total Discharge (m³/s)</w:t>
+            </w:r>
+          </w:p>
+        </w:tc>
+        <w:tc>
+          <w:tcPr>
+            <w:tcW w:type="dxa" w:w="4320"/>
+          </w:tcPr>
+          <w:p>
+            <w:r>
+              <w:t>900.56</w:t>
+            </w:r>
+          </w:p>
+        </w:tc>
+      </w:tr>
+      <w:tr>
+        <w:tc>
+          <w:tcPr>
+            <w:tcW w:type="dxa" w:w="4320"/>
+          </w:tcPr>
+          <w:p>
+            <w:r>
+              <w:rPr>
+                <w:b/>
+              </w:rPr>
+              <w:t>Bridge Discharge (m³/s)</w:t>
+            </w:r>
+          </w:p>
+        </w:tc>
+        <w:tc>
+          <w:tcPr>
+            <w:tcW w:type="dxa" w:w="4320"/>
+          </w:tcPr>
+          <w:p>
+            <w:r>
+              <w:t>900.56</w:t>
+            </w:r>
+          </w:p>
+        </w:tc>
+      </w:tr>
+      <w:tr>
+        <w:tc>
+          <w:tcPr>
+            <w:tcW w:type="dxa" w:w="4320"/>
+          </w:tcPr>
+          <w:p>
+            <w:r>
+              <w:rPr>
+                <w:b/>
+              </w:rPr>
+              <w:t>Top Width (m)</w:t>
+            </w:r>
+          </w:p>
+        </w:tc>
+        <w:tc>
+          <w:tcPr>
+            <w:tcW w:type="dxa" w:w="4320"/>
+          </w:tcPr>
+          <w:p>
+            <w:r>
+              <w:t>175.15</w:t>
+            </w:r>
+          </w:p>
+        </w:tc>
+      </w:tr>
+      <w:tr>
+        <w:tc>
+          <w:tcPr>
+            <w:tcW w:type="dxa" w:w="4320"/>
+          </w:tcPr>
+          <w:p>
+            <w:r>
+              <w:rPr>
+                <w:b/>
+              </w:rPr>
+              <w:t>Flow Area (m²)</w:t>
+            </w:r>
+          </w:p>
+        </w:tc>
+        <w:tc>
+          <w:tcPr>
+            <w:tcW w:type="dxa" w:w="4320"/>
+          </w:tcPr>
+          <w:p>
+            <w:r>
+              <w:t>243.75</w:t>
+            </w:r>
+          </w:p>
+        </w:tc>
+      </w:tr>
+      <w:tr>
+        <w:tc>
+          <w:tcPr>
+            <w:tcW w:type="dxa" w:w="4320"/>
+          </w:tcPr>
+          <w:p>
+            <w:r>
+              <w:rPr>
+                <w:b/>
+              </w:rPr>
+              <w:t>Hydraulic Depth (m)</w:t>
+            </w:r>
+          </w:p>
+        </w:tc>
+        <w:tc>
+          <w:tcPr>
+            <w:tcW w:type="dxa" w:w="4320"/>
+          </w:tcPr>
+          <w:p>
+            <w:r>
+              <w:t>1.39</w:t>
+            </w:r>
+          </w:p>
+        </w:tc>
+      </w:tr>
+    </w:tbl>
+    <w:p/>
+    <w:p>
+      <w:pPr>
+        <w:pStyle w:val="Heading4"/>
+      </w:pPr>
+      <w:r>
+        <w:t>5.4.2 Inside Bridge Conditions</w:t>
+      </w:r>
+    </w:p>
+    <w:tbl>
+      <w:tblPr>
+        <w:tblStyle w:val="TableGrid"/>
+        <w:tblW w:type="auto" w:w="0"/>
+        <w:tblLook w:firstColumn="1" w:firstRow="1" w:lastColumn="0" w:lastRow="0" w:noHBand="0" w:noVBand="1" w:val="04A0"/>
+      </w:tblPr>
+      <w:tblGrid>
+        <w:gridCol w:w="2880"/>
+        <w:gridCol w:w="2880"/>
+        <w:gridCol w:w="2880"/>
+      </w:tblGrid>
+      <w:tr>
+        <w:tc>
+          <w:tcPr>
+            <w:tcW w:type="dxa" w:w="2880"/>
+          </w:tcPr>
+          <w:p>
+            <w:r>
+              <w:rPr>
+                <w:b/>
+              </w:rPr>
+              <w:t>Parameter</w:t>
+            </w:r>
+          </w:p>
+        </w:tc>
+        <w:tc>
+          <w:tcPr>
+            <w:tcW w:type="dxa" w:w="2880"/>
+          </w:tcPr>
+          <w:p>
+            <w:r>
+              <w:rPr>
+                <w:b/>
+              </w:rPr>
+              <w:t>Inside Bridge - US</w:t>
+            </w:r>
+          </w:p>
+        </w:tc>
+        <w:tc>
+          <w:tcPr>
+            <w:tcW w:type="dxa" w:w="2880"/>
+          </w:tcPr>
+          <w:p>
+            <w:r>
+              <w:rPr>
+                <w:b/>
+              </w:rPr>
+              <w:t>Inside Bridge - DS</w:t>
+            </w:r>
+          </w:p>
+        </w:tc>
+      </w:tr>
+      <w:tr>
+        <w:tc>
+          <w:tcPr>
+            <w:tcW w:type="dxa" w:w="2880"/>
+          </w:tcPr>
+          <w:p>
+            <w:r>
+              <w:t>Energy Grade Line (m)</w:t>
+            </w:r>
+          </w:p>
+        </w:tc>
+        <w:tc>
+          <w:tcPr>
+            <w:tcW w:type="dxa" w:w="2880"/>
+          </w:tcPr>
+          <w:p>
+            <w:r>
+              <w:t>219.49</w:t>
+            </w:r>
+          </w:p>
+        </w:tc>
+        <w:tc>
+          <w:tcPr>
+            <w:tcW w:type="dxa" w:w="2880"/>
+          </w:tcPr>
+          <w:p>
+            <w:r>
+              <w:t>219.34</w:t>
+            </w:r>
+          </w:p>
+        </w:tc>
+      </w:tr>
+      <w:tr>
+        <w:tc>
+          <w:tcPr>
+            <w:tcW w:type="dxa" w:w="2880"/>
+          </w:tcPr>
+          <w:p>
+            <w:r>
+              <w:t>Water Surface (m)</w:t>
+            </w:r>
+          </w:p>
+        </w:tc>
+        <w:tc>
+          <w:tcPr>
+            <w:tcW w:type="dxa" w:w="2880"/>
+          </w:tcPr>
+          <w:p>
+            <w:r>
+              <w:t>218.79</w:t>
+            </w:r>
+          </w:p>
+        </w:tc>
+        <w:tc>
+          <w:tcPr>
+            <w:tcW w:type="dxa" w:w="2880"/>
+          </w:tcPr>
+          <w:p>
+            <w:r>
+              <w:t>218.01</w:t>
+            </w:r>
+          </w:p>
+        </w:tc>
+      </w:tr>
+      <w:tr>
+        <w:tc>
+          <w:tcPr>
+            <w:tcW w:type="dxa" w:w="2880"/>
+          </w:tcPr>
+          <w:p>
+            <w:r>
+              <w:t>Maximum Channel Depth (m)</w:t>
+            </w:r>
+          </w:p>
+        </w:tc>
+        <w:tc>
+          <w:tcPr>
+            <w:tcW w:type="dxa" w:w="2880"/>
+          </w:tcPr>
+          <w:p>
+            <w:r>
+              <w:t>1.90</w:t>
+            </w:r>
+          </w:p>
+        </w:tc>
+        <w:tc>
+          <w:tcPr>
+            <w:tcW w:type="dxa" w:w="2880"/>
+          </w:tcPr>
+          <w:p>
+            <w:r>
+              <w:t>1.59</w:t>
+            </w:r>
+          </w:p>
+        </w:tc>
+      </w:tr>
+      <w:tr>
+        <w:tc>
+          <w:tcPr>
+            <w:tcW w:type="dxa" w:w="2880"/>
+          </w:tcPr>
+          <w:p>
+            <w:r>
+              <w:t>Velocity (m/s)</w:t>
+            </w:r>
+          </w:p>
+        </w:tc>
+        <w:tc>
+          <w:tcPr>
+            <w:tcW w:type="dxa" w:w="2880"/>
+          </w:tcPr>
+          <w:p>
+            <w:r>
+              <w:t>3.69</w:t>
+            </w:r>
+          </w:p>
+        </w:tc>
+        <w:tc>
+          <w:tcPr>
+            <w:tcW w:type="dxa" w:w="2880"/>
+          </w:tcPr>
+          <w:p>
+            <w:r>
+              <w:t>5.11</w:t>
+            </w:r>
+          </w:p>
+        </w:tc>
+      </w:tr>
+      <w:tr>
+        <w:tc>
+          <w:tcPr>
+            <w:tcW w:type="dxa" w:w="2880"/>
+          </w:tcPr>
+          <w:p>
+            <w:r>
+              <w:t>Flow Area (m²)</w:t>
+            </w:r>
+          </w:p>
+        </w:tc>
+        <w:tc>
+          <w:tcPr>
+            <w:tcW w:type="dxa" w:w="2880"/>
+          </w:tcPr>
+          <w:p>
+            <w:r>
+              <w:t>243.75</w:t>
+            </w:r>
+          </w:p>
+        </w:tc>
+        <w:tc>
+          <w:tcPr>
+            <w:tcW w:type="dxa" w:w="2880"/>
+          </w:tcPr>
+          <w:p>
+            <w:r>
+              <w:t>N/A</w:t>
+            </w:r>
+          </w:p>
+        </w:tc>
+      </w:tr>
+      <w:tr>
+        <w:tc>
+          <w:tcPr>
+            <w:tcW w:type="dxa" w:w="2880"/>
+          </w:tcPr>
+          <w:p>
+            <w:r>
+              <w:t>Froude Number</w:t>
+            </w:r>
+          </w:p>
+        </w:tc>
+        <w:tc>
+          <w:tcPr>
+            <w:tcW w:type="dxa" w:w="2880"/>
+          </w:tcPr>
+          <w:p>
+            <w:r>
+              <w:t>1.00</w:t>
+            </w:r>
+          </w:p>
+        </w:tc>
+        <w:tc>
+          <w:tcPr>
+            <w:tcW w:type="dxa" w:w="2880"/>
+          </w:tcPr>
+          <w:p>
+            <w:r>
+              <w:t>1.60</w:t>
+            </w:r>
+          </w:p>
+        </w:tc>
+      </w:tr>
+      <w:tr>
+        <w:tc>
+          <w:tcPr>
+            <w:tcW w:type="dxa" w:w="2880"/>
+          </w:tcPr>
+          <w:p>
+            <w:r>
+              <w:t>Hydraulic Depth (m)</w:t>
+            </w:r>
+          </w:p>
+        </w:tc>
+        <w:tc>
+          <w:tcPr>
+            <w:tcW w:type="dxa" w:w="2880"/>
+          </w:tcPr>
+          <w:p>
+            <w:r>
+              <w:t>1.39</w:t>
+            </w:r>
+          </w:p>
+        </w:tc>
+        <w:tc>
+          <w:tcPr>
+            <w:tcW w:type="dxa" w:w="2880"/>
+          </w:tcPr>
+          <w:p>
+            <w:r>
+              <w:t>1.04</w:t>
+            </w:r>
+          </w:p>
+        </w:tc>
+      </w:tr>
+      <w:tr>
+        <w:tc>
+          <w:tcPr>
+            <w:tcW w:type="dxa" w:w="2880"/>
+          </w:tcPr>
+          <w:p>
+            <w:r>
+              <w:t>Wetted Perimeter (m)</w:t>
+            </w:r>
+          </w:p>
+        </w:tc>
+        <w:tc>
+          <w:tcPr>
+            <w:tcW w:type="dxa" w:w="2880"/>
+          </w:tcPr>
+          <w:p>
+            <w:r>
+              <w:t>191.26</w:t>
+            </w:r>
+          </w:p>
+        </w:tc>
+        <w:tc>
+          <w:tcPr>
+            <w:tcW w:type="dxa" w:w="2880"/>
+          </w:tcPr>
+          <w:p>
+            <w:r>
+              <w:t>182.59</w:t>
+            </w:r>
+          </w:p>
+        </w:tc>
+      </w:tr>
+      <w:tr>
+        <w:tc>
+          <w:tcPr>
+            <w:tcW w:type="dxa" w:w="2880"/>
+          </w:tcPr>
+          <w:p>
+            <w:r>
+              <w:t>Conveyance Total (m³/s)</w:t>
+            </w:r>
+          </w:p>
+        </w:tc>
+        <w:tc>
+          <w:tcPr>
+            <w:tcW w:type="dxa" w:w="2880"/>
+          </w:tcPr>
+          <w:p>
+            <w:r>
+              <w:t>9550.90</w:t>
+            </w:r>
+          </w:p>
+        </w:tc>
+        <w:tc>
+          <w:tcPr>
+            <w:tcW w:type="dxa" w:w="2880"/>
+          </w:tcPr>
+          <w:p>
+            <w:r>
+              <w:t>5734.40</w:t>
+            </w:r>
+          </w:p>
+        </w:tc>
+      </w:tr>
+      <w:tr>
+        <w:tc>
+          <w:tcPr>
+            <w:tcW w:type="dxa" w:w="2880"/>
+          </w:tcPr>
+          <w:p>
+            <w:r>
+              <w:t>Friction Loss (m)</w:t>
+            </w:r>
+          </w:p>
+        </w:tc>
+        <w:tc>
+          <w:tcPr>
+            <w:tcW w:type="dxa" w:w="2880"/>
+          </w:tcPr>
+          <w:p>
+            <w:r>
+              <w:t>0.04</w:t>
+            </w:r>
+          </w:p>
+        </w:tc>
+        <w:tc>
+          <w:tcPr>
+            <w:tcW w:type="dxa" w:w="2880"/>
+          </w:tcPr>
+          <w:p>
+            <w:r>
+              <w:t>-</w:t>
+            </w:r>
+          </w:p>
+        </w:tc>
+      </w:tr>
+      <w:tr>
+        <w:tc>
+          <w:tcPr>
+            <w:tcW w:type="dxa" w:w="2880"/>
+          </w:tcPr>
+          <w:p>
+            <w:r>
+              <w:t>C &amp; E Loss (m)</w:t>
+            </w:r>
+          </w:p>
+        </w:tc>
+        <w:tc>
+          <w:tcPr>
+            <w:tcW w:type="dxa" w:w="2880"/>
+          </w:tcPr>
+          <w:p>
+            <w:r>
+              <w:t>0.07</w:t>
+            </w:r>
+          </w:p>
+        </w:tc>
+        <w:tc>
+          <w:tcPr>
+            <w:tcW w:type="dxa" w:w="2880"/>
+          </w:tcPr>
+          <w:p>
+            <w:r>
+              <w:t>-</w:t>
+            </w:r>
+          </w:p>
+        </w:tc>
+      </w:tr>
+      <w:tr>
+        <w:tc>
+          <w:tcPr>
+            <w:tcW w:type="dxa" w:w="2880"/>
+          </w:tcPr>
+          <w:p>
+            <w:r>
+              <w:t>Shear Total (N/m²)</w:t>
+            </w:r>
+          </w:p>
+        </w:tc>
+        <w:tc>
+          <w:tcPr>
+            <w:tcW w:type="dxa" w:w="2880"/>
+          </w:tcPr>
+          <w:p>
+            <w:r>
+              <w:t>111.12</w:t>
+            </w:r>
+          </w:p>
+        </w:tc>
+        <w:tc>
+          <w:tcPr>
+            <w:tcW w:type="dxa" w:w="2880"/>
+          </w:tcPr>
+          <w:p>
+            <w:r>
+              <w:t>233.36</w:t>
+            </w:r>
+          </w:p>
+        </w:tc>
+      </w:tr>
+      <w:tr>
+        <w:tc>
+          <w:tcPr>
+            <w:tcW w:type="dxa" w:w="2880"/>
+          </w:tcPr>
+          <w:p>
+            <w:r>
+              <w:t>Power Total (N·m/s)</w:t>
+            </w:r>
+          </w:p>
+        </w:tc>
+        <w:tc>
+          <w:tcPr>
+            <w:tcW w:type="dxa" w:w="2880"/>
+          </w:tcPr>
+          <w:p>
+            <w:r>
+              <w:t>410.52</w:t>
+            </w:r>
+          </w:p>
+        </w:tc>
+        <w:tc>
+          <w:tcPr>
+            <w:tcW w:type="dxa" w:w="2880"/>
+          </w:tcPr>
+          <w:p>
+            <w:r>
+              <w:t>1192.85</w:t>
+            </w:r>
+          </w:p>
+        </w:tc>
+      </w:tr>
+    </w:tbl>
+    <w:p/>
+    <w:p>
+      <w:pPr>
+        <w:pStyle w:val="Heading4"/>
+      </w:pPr>
+      <w:r>
+        <w:t>5.4.3 Energy Loss Summary</w:t>
+      </w:r>
+    </w:p>
+    <w:tbl>
+      <w:tblPr>
+        <w:tblStyle w:val="TableGrid"/>
+        <w:tblW w:type="auto" w:w="0"/>
+        <w:tblLook w:firstColumn="1" w:firstRow="1" w:lastColumn="0" w:lastRow="0" w:noHBand="0" w:noVBand="1" w:val="04A0"/>
+      </w:tblPr>
+      <w:tblGrid>
+        <w:gridCol w:w="4320"/>
+        <w:gridCol w:w="4320"/>
+      </w:tblGrid>
+      <w:tr>
+        <w:tc>
+          <w:tcPr>
+            <w:tcW w:type="dxa" w:w="4320"/>
+          </w:tcPr>
+          <w:p>
+            <w:r>
+              <w:rPr>
+                <w:b/>
+              </w:rPr>
+              <w:t>Delta Energy Grade (ΔEG) (m)</w:t>
+            </w:r>
+          </w:p>
+        </w:tc>
+        <w:tc>
+          <w:tcPr>
+            <w:tcW w:type="dxa" w:w="4320"/>
+          </w:tcPr>
+          <w:p>
+            <w:r>
+              <w:t>0.29</w:t>
+            </w:r>
+          </w:p>
+        </w:tc>
+      </w:tr>
+      <w:tr>
+        <w:tc>
+          <w:tcPr>
+            <w:tcW w:type="dxa" w:w="4320"/>
+          </w:tcPr>
+          <w:p>
+            <w:r>
+              <w:rPr>
+                <w:b/>
+              </w:rPr>
+              <w:t>Delta Water Surface (ΔWS) (m)</w:t>
+            </w:r>
+          </w:p>
+        </w:tc>
+        <w:tc>
+          <w:tcPr>
+            <w:tcW w:type="dxa" w:w="4320"/>
+          </w:tcPr>
+          <w:p>
+            <w:r>
+              <w:t>1.25</w:t>
+            </w:r>
+          </w:p>
+        </w:tc>
+      </w:tr>
+      <w:tr>
+        <w:tc>
+          <w:tcPr>
+            <w:tcW w:type="dxa" w:w="4320"/>
+          </w:tcPr>
+          <w:p>
+            <w:r>
+              <w:rPr>
+                <w:b/>
+              </w:rPr>
+              <w:t>Friction Loss (m)</w:t>
+            </w:r>
+          </w:p>
+        </w:tc>
+        <w:tc>
+          <w:tcPr>
+            <w:tcW w:type="dxa" w:w="4320"/>
+          </w:tcPr>
+          <w:p>
+            <w:r>
+              <w:t>0.04</w:t>
+            </w:r>
+          </w:p>
+        </w:tc>
+      </w:tr>
+      <w:tr>
+        <w:tc>
+          <w:tcPr>
+            <w:tcW w:type="dxa" w:w="4320"/>
+          </w:tcPr>
+          <w:p>
+            <w:r>
+              <w:rPr>
+                <w:b/>
+              </w:rPr>
+              <w:t>Contraction &amp; Expansion Loss (m)</w:t>
+            </w:r>
+          </w:p>
+        </w:tc>
+        <w:tc>
+          <w:tcPr>
+            <w:tcW w:type="dxa" w:w="4320"/>
+          </w:tcPr>
+          <w:p>
+            <w:r>
+              <w:t>0.07</w:t>
+            </w:r>
+          </w:p>
+        </w:tc>
+      </w:tr>
+      <w:tr>
+        <w:tc>
+          <w:tcPr>
+            <w:tcW w:type="dxa" w:w="4320"/>
+          </w:tcPr>
+          <w:p/>
+        </w:tc>
+        <w:tc>
+          <w:tcPr>
+            <w:tcW w:type="dxa" w:w="4320"/>
+          </w:tcPr>
+          <w:p/>
+        </w:tc>
+      </w:tr>
+    </w:tbl>
+    <w:p>
+      <w:r>
+        <w:br w:type="page"/>
+      </w:r>
+    </w:p>
+    <w:p>
+      <w:pPr>
+        <w:pStyle w:val="Heading1"/>
+      </w:pPr>
+      <w:r>
+        <w:t>6. SCOUR DEPTH CALCULATION</w:t>
+      </w:r>
+    </w:p>
+    <w:p>
+      <w:pPr>
+        <w:pStyle w:val="Heading2"/>
+      </w:pPr>
+      <w:r>
+        <w:t>6.1 Scour Parameters</w:t>
+      </w:r>
+    </w:p>
+    <w:tbl>
+      <w:tblPr>
+        <w:tblStyle w:val="TableGrid"/>
+        <w:tblW w:type="auto" w:w="0"/>
+        <w:tblLook w:firstColumn="1" w:firstRow="1" w:lastColumn="0" w:lastRow="0" w:noHBand="0" w:noVBand="1" w:val="04A0"/>
+      </w:tblPr>
+      <w:tblGrid>
+        <w:gridCol w:w="4320"/>
+        <w:gridCol w:w="4320"/>
+      </w:tblGrid>
+      <w:tr>
+        <w:tc>
+          <w:tcPr>
+            <w:tcW w:type="dxa" w:w="4320"/>
+          </w:tcPr>
+          <w:p>
+            <w:r>
+              <w:rPr>
+                <w:b/>
+              </w:rPr>
+              <w:t>100-Year Peak Discharge (Q₁₀₀)</w:t>
+            </w:r>
+          </w:p>
+        </w:tc>
+        <w:tc>
+          <w:tcPr>
+            <w:tcW w:type="dxa" w:w="4320"/>
+          </w:tcPr>
+          <w:p>
+            <w:r>
+              <w:t>629.53 m³/s</w:t>
+            </w:r>
+          </w:p>
+        </w:tc>
+      </w:tr>
+      <w:tr>
+        <w:tc>
+          <w:tcPr>
+            <w:tcW w:type="dxa" w:w="4320"/>
+          </w:tcPr>
+          <w:p>
+            <w:r>
+              <w:rPr>
+                <w:b/>
+              </w:rPr>
+              <w:t>Design Discharge (Q × 1.10)</w:t>
+            </w:r>
+          </w:p>
+        </w:tc>
+        <w:tc>
+          <w:tcPr>
+            <w:tcW w:type="dxa" w:w="4320"/>
+          </w:tcPr>
+          <w:p>
+            <w:r>
+              <w:t>692.48 m³/s</w:t>
+            </w:r>
+          </w:p>
+        </w:tc>
+      </w:tr>
+      <w:tr>
+        <w:tc>
+          <w:tcPr>
+            <w:tcW w:type="dxa" w:w="4320"/>
+          </w:tcPr>
+          <w:p>
+            <w:r>
+              <w:rPr>
+                <w:b/>
+              </w:rPr>
+              <w:t>Scour Analysis Discharge (Q × 1.30)</w:t>
+            </w:r>
+          </w:p>
+        </w:tc>
+        <w:tc>
+          <w:tcPr>
+            <w:tcW w:type="dxa" w:w="4320"/>
+          </w:tcPr>
+          <w:p>
+            <w:r>
+              <w:t>900.56 m³/s</w:t>
+            </w:r>
+          </w:p>
+        </w:tc>
+      </w:tr>
+      <w:tr>
+        <w:tc>
+          <w:tcPr>
+            <w:tcW w:type="dxa" w:w="4320"/>
+          </w:tcPr>
+          <w:p>
+            <w:r>
+              <w:rPr>
+                <w:b/>
+              </w:rPr>
+              <w:t>Bridge Length (L)</w:t>
+            </w:r>
+          </w:p>
+        </w:tc>
+        <w:tc>
+          <w:tcPr>
+            <w:tcW w:type="dxa" w:w="4320"/>
+          </w:tcPr>
+          <w:p>
+            <w:r>
+              <w:t>226.17 m</w:t>
+            </w:r>
+          </w:p>
+        </w:tc>
+      </w:tr>
+      <w:tr>
+        <w:tc>
+          <w:tcPr>
+            <w:tcW w:type="dxa" w:w="4320"/>
+          </w:tcPr>
+          <w:p>
+            <w:r>
+              <w:rPr>
+                <w:b/>
+              </w:rPr>
+              <w:t>Mean Bed Material Size (dmean)</w:t>
+            </w:r>
+          </w:p>
+        </w:tc>
+        <w:tc>
+          <w:tcPr>
+            <w:tcW w:type="dxa" w:w="4320"/>
+          </w:tcPr>
+          <w:p>
+            <w:r>
+              <w:t>2.80 mm</w:t>
+            </w:r>
+          </w:p>
+        </w:tc>
+      </w:tr>
+      <w:tr>
+        <w:tc>
+          <w:tcPr>
+            <w:tcW w:type="dxa" w:w="4320"/>
+          </w:tcPr>
+          <w:p>
+            <w:r>
+              <w:rPr>
+                <w:b/>
+              </w:rPr>
+              <w:t>Silt Factor (Ksf)</w:t>
+            </w:r>
+          </w:p>
+        </w:tc>
+        <w:tc>
+          <w:tcPr>
+            <w:tcW w:type="dxa" w:w="4320"/>
+          </w:tcPr>
+          <w:p>
+            <w:r>
+              <w:t>2.90</w:t>
+            </w:r>
+          </w:p>
+        </w:tc>
+      </w:tr>
+      <w:tr>
+        <w:tc>
+          <w:tcPr>
+            <w:tcW w:type="dxa" w:w="4320"/>
+          </w:tcPr>
+          <w:p>
+            <w:r>
+              <w:rPr>
+                <w:b/>
+              </w:rPr>
+              <w:t>Blench's Zero Bed Factor (Fb)</w:t>
+            </w:r>
+          </w:p>
+        </w:tc>
+        <w:tc>
+          <w:tcPr>
+            <w:tcW w:type="dxa" w:w="4320"/>
+          </w:tcPr>
+          <w:p>
+            <w:r>
+              <w:t>0.80</w:t>
+            </w:r>
+          </w:p>
+        </w:tc>
+      </w:tr>
+      <w:tr>
+        <w:tc>
+          <w:tcPr>
+            <w:tcW w:type="dxa" w:w="4320"/>
+          </w:tcPr>
+          <w:p>
+            <w:r>
+              <w:rPr>
+                <w:b/>
+              </w:rPr>
+              <w:t>Average Discharge Intensity (q_avg)</w:t>
+            </w:r>
+          </w:p>
+        </w:tc>
+        <w:tc>
+          <w:tcPr>
+            <w:tcW w:type="dxa" w:w="4320"/>
+          </w:tcPr>
+          <w:p>
+            <w:r>
+              <w:t>5.142 m²/s</w:t>
+            </w:r>
+          </w:p>
+        </w:tc>
+      </w:tr>
+      <w:tr>
+        <w:tc>
+          <w:tcPr>
+            <w:tcW w:type="dxa" w:w="4320"/>
+          </w:tcPr>
+          <w:p>
+            <w:r>
+              <w:rPr>
+                <w:b/>
+              </w:rPr>
+              <w:t>Maximum Discharge Intensity (q_max)</w:t>
+            </w:r>
+          </w:p>
+        </w:tc>
+        <w:tc>
+          <w:tcPr>
+            <w:tcW w:type="dxa" w:w="4320"/>
+          </w:tcPr>
+          <w:p>
+            <w:r>
+              <w:t>7.198 m²/s</w:t>
+            </w:r>
+          </w:p>
+        </w:tc>
+      </w:tr>
+      <w:tr>
+        <w:tc>
+          <w:tcPr>
+            <w:tcW w:type="dxa" w:w="4320"/>
+          </w:tcPr>
+          <w:p>
+            <w:r>
+              <w:rPr>
+                <w:b/>
+              </w:rPr>
+              <w:t>Water Surface at Scour Discharge (WSE_scour)</w:t>
+            </w:r>
+          </w:p>
+        </w:tc>
+        <w:tc>
+          <w:tcPr>
+            <w:tcW w:type="dxa" w:w="4320"/>
+          </w:tcPr>
+          <w:p>
+            <w:r>
+              <w:t>219.23 m</w:t>
+            </w:r>
+          </w:p>
+        </w:tc>
+      </w:tr>
+      <w:tr>
+        <w:tc>
+          <w:tcPr>
+            <w:tcW w:type="dxa" w:w="4320"/>
+          </w:tcPr>
+          <w:p/>
+        </w:tc>
+        <w:tc>
+          <w:tcPr>
+            <w:tcW w:type="dxa" w:w="4320"/>
+          </w:tcPr>
+          <w:p/>
+        </w:tc>
+      </w:tr>
+    </w:tbl>
+    <w:p/>
+    <w:p>
+      <w:r>
+        <w:rPr>
+          <w:b/>
+        </w:rPr>
+        <w:t xml:space="preserve">Note: </w:t>
+      </w:r>
+      <w:r>
+        <w:t xml:space="preserve">Scour depth is computed using discharge Q_scour = Q_design × 1.30 per IRC:78-2014 Clause 703.1.1. </w:t>
+      </w:r>
+      <w:r>
+        <w:t xml:space="preserve">The Maximum Scour Level (MSL) is referenced to the water surface elevation corresponding to Q_scour, </w:t>
+      </w:r>
+      <w:r>
+        <w:t>not the design HFL. Foundation levels shall be below MSL with adequate safety margin.</w:t>
+      </w:r>
+    </w:p>
+    <w:p/>
+    <w:p>
+      <w:pPr>
+        <w:pStyle w:val="Heading2"/>
+      </w:pPr>
+      <w:r>
+        <w:t>6.2 Mean Scour Calculation</w:t>
+      </w:r>
+    </w:p>
+    <w:tbl>
+      <w:tblPr>
+        <w:tblStyle w:val="TableGrid"/>
+        <w:tblW w:type="auto" w:w="0"/>
+        <w:tblLook w:firstColumn="1" w:firstRow="1" w:lastColumn="0" w:lastRow="0" w:noHBand="0" w:noVBand="1" w:val="04A0"/>
+      </w:tblPr>
+      <w:tblGrid>
+        <w:gridCol w:w="4320"/>
+        <w:gridCol w:w="4320"/>
+      </w:tblGrid>
+      <w:tr>
+        <w:tc>
+          <w:tcPr>
+            <w:tcW w:type="dxa" w:w="4320"/>
+          </w:tcPr>
+          <w:p>
+            <w:r>
+              <w:t>Lacey's (avg q)</w:t>
+            </w:r>
+          </w:p>
+        </w:tc>
+        <w:tc>
+          <w:tcPr>
+            <w:tcW w:type="dxa" w:w="4320"/>
+          </w:tcPr>
+          <w:p>
+            <w:r>
+              <w:t>0.99 m</w:t>
+            </w:r>
+          </w:p>
+        </w:tc>
+      </w:tr>
+      <w:tr>
+        <w:tc>
+          <w:tcPr>
+            <w:tcW w:type="dxa" w:w="4320"/>
+          </w:tcPr>
+          <w:p>
+            <w:r>
+              <w:t>Lacey's (max q)</w:t>
+            </w:r>
+          </w:p>
+        </w:tc>
+        <w:tc>
+          <w:tcPr>
+            <w:tcW w:type="dxa" w:w="4320"/>
+          </w:tcPr>
+          <w:p>
+            <w:r>
+              <w:t>1.24 m</w:t>
+            </w:r>
+          </w:p>
+        </w:tc>
+      </w:tr>
+      <w:tr>
+        <w:tc>
+          <w:tcPr>
+            <w:tcW w:type="dxa" w:w="4320"/>
+          </w:tcPr>
+          <w:p>
+            <w:r>
+              <w:t>Blench's</w:t>
+            </w:r>
+          </w:p>
+        </w:tc>
+        <w:tc>
+          <w:tcPr>
+            <w:tcW w:type="dxa" w:w="4320"/>
+          </w:tcPr>
+          <w:p>
+            <w:r>
+              <w:t>3.21 m</w:t>
+            </w:r>
+          </w:p>
+        </w:tc>
+      </w:tr>
+      <w:tr>
+        <w:tc>
+          <w:tcPr>
+            <w:tcW w:type="dxa" w:w="4320"/>
+          </w:tcPr>
+          <w:p>
+            <w:r>
+              <w:t>Adopted</w:t>
+            </w:r>
+          </w:p>
+        </w:tc>
+        <w:tc>
+          <w:tcPr>
+            <w:tcW w:type="dxa" w:w="4320"/>
+          </w:tcPr>
+          <w:p>
+            <w:r>
+              <w:t>3.21 m</w:t>
+            </w:r>
+          </w:p>
+        </w:tc>
+      </w:tr>
+      <w:tr>
+        <w:tc>
+          <w:tcPr>
+            <w:tcW w:type="dxa" w:w="4320"/>
+          </w:tcPr>
+          <w:p/>
+        </w:tc>
+        <w:tc>
+          <w:tcPr>
+            <w:tcW w:type="dxa" w:w="4320"/>
+          </w:tcPr>
+          <w:p/>
+        </w:tc>
+      </w:tr>
+    </w:tbl>
+    <w:p/>
+    <w:p>
+      <w:pPr>
+        <w:pStyle w:val="Heading2"/>
+      </w:pPr>
+      <w:r>
+        <w:t>6.3 Pier and Abutment Scour</w:t>
+      </w:r>
+    </w:p>
+    <w:tbl>
+      <w:tblPr>
+        <w:tblStyle w:val="TableGrid"/>
+        <w:tblW w:type="auto" w:w="0"/>
+        <w:tblLook w:firstColumn="1" w:firstRow="1" w:lastColumn="0" w:lastRow="0" w:noHBand="0" w:noVBand="1" w:val="04A0"/>
+      </w:tblPr>
+      <w:tblGrid>
+        <w:gridCol w:w="4320"/>
+        <w:gridCol w:w="4320"/>
+      </w:tblGrid>
+      <w:tr>
+        <w:tc>
+          <w:tcPr>
+            <w:tcW w:type="dxa" w:w="4320"/>
+          </w:tcPr>
+          <w:p>
+            <w:r>
+              <w:rPr>
+                <w:b/>
+              </w:rPr>
+              <w:t>Adopted Mean Scour D (m)</w:t>
+            </w:r>
+          </w:p>
+        </w:tc>
+        <w:tc>
+          <w:tcPr>
+            <w:tcW w:type="dxa" w:w="4320"/>
+          </w:tcPr>
+          <w:p>
+            <w:r>
+              <w:t>3.21</w:t>
+            </w:r>
+          </w:p>
+        </w:tc>
+      </w:tr>
+      <w:tr>
+        <w:tc>
+          <w:tcPr>
+            <w:tcW w:type="dxa" w:w="4320"/>
+          </w:tcPr>
+          <w:p>
+            <w:r>
+              <w:rPr>
+                <w:b/>
+              </w:rPr>
+              <w:t>Scour Depth - Abutment (1.27D)</w:t>
+            </w:r>
+          </w:p>
+        </w:tc>
+        <w:tc>
+          <w:tcPr>
+            <w:tcW w:type="dxa" w:w="4320"/>
+          </w:tcPr>
+          <w:p>
+            <w:r>
+              <w:t>4.08 m</w:t>
+            </w:r>
+          </w:p>
+        </w:tc>
+      </w:tr>
+      <w:tr>
+        <w:tc>
+          <w:tcPr>
+            <w:tcW w:type="dxa" w:w="4320"/>
+          </w:tcPr>
+          <w:p>
+            <w:r>
+              <w:rPr>
+                <w:b/>
+              </w:rPr>
+              <w:t>Scour Depth - Pier (2.00D)</w:t>
+            </w:r>
+          </w:p>
+        </w:tc>
+        <w:tc>
+          <w:tcPr>
+            <w:tcW w:type="dxa" w:w="4320"/>
+          </w:tcPr>
+          <w:p>
+            <w:r>
+              <w:t>6.42 m</w:t>
+            </w:r>
+          </w:p>
+        </w:tc>
+      </w:tr>
+      <w:tr>
+        <w:tc>
+          <w:tcPr>
+            <w:tcW w:type="dxa" w:w="4320"/>
+          </w:tcPr>
+          <w:p>
+            <w:r>
+              <w:rPr>
+                <w:b/>
+              </w:rPr>
+              <w:t>Water Surface at Scour Discharge (WSE_scour)</w:t>
+            </w:r>
+          </w:p>
+        </w:tc>
+        <w:tc>
+          <w:tcPr>
+            <w:tcW w:type="dxa" w:w="4320"/>
+          </w:tcPr>
+          <w:p>
+            <w:r>
+              <w:t>219.23 m</w:t>
+            </w:r>
+          </w:p>
+        </w:tc>
+      </w:tr>
+      <w:tr>
+        <w:tc>
+          <w:tcPr>
+            <w:tcW w:type="dxa" w:w="4320"/>
+          </w:tcPr>
+          <w:p>
+            <w:r>
+              <w:rPr>
+                <w:b/>
+              </w:rPr>
+              <w:t>Maximum Scour Level (MSL)</w:t>
+            </w:r>
+          </w:p>
+        </w:tc>
+        <w:tc>
+          <w:tcPr>
+            <w:tcW w:type="dxa" w:w="4320"/>
+          </w:tcPr>
+          <w:p>
+            <w:r>
+              <w:t>215.15 m</w:t>
+            </w:r>
+          </w:p>
+        </w:tc>
+      </w:tr>
+      <w:tr>
+        <w:tc>
+          <w:tcPr>
+            <w:tcW w:type="dxa" w:w="4320"/>
+          </w:tcPr>
+          <w:p>
+            <w:r>
+              <w:rPr>
+                <w:b/>
+              </w:rPr>
+              <w:t>Minimum Soffit Level (HFL + Freeboard)</w:t>
+            </w:r>
+          </w:p>
+        </w:tc>
+        <w:tc>
+          <w:tcPr>
+            <w:tcW w:type="dxa" w:w="4320"/>
+          </w:tcPr>
+          <w:p>
+            <w:r>
+              <w:t>220.73 m</w:t>
+            </w:r>
+          </w:p>
+        </w:tc>
+      </w:tr>
+      <w:tr>
+        <w:tc>
+          <w:tcPr>
+            <w:tcW w:type="dxa" w:w="4320"/>
+          </w:tcPr>
+          <w:p>
+            <w:r>
+              <w:rPr>
+                <w:b/>
+              </w:rPr>
+              <w:t>Recommended Foundation Level (&lt; MSL - 0.5m)</w:t>
+            </w:r>
+          </w:p>
+        </w:tc>
+        <w:tc>
+          <w:tcPr>
+            <w:tcW w:type="dxa" w:w="4320"/>
+          </w:tcPr>
+          <w:p>
+            <w:r>
+              <w:t>214.65 m</w:t>
+            </w:r>
+          </w:p>
+        </w:tc>
+      </w:tr>
+      <w:tr>
+        <w:tc>
+          <w:tcPr>
+            <w:tcW w:type="dxa" w:w="4320"/>
+          </w:tcPr>
+          <w:p/>
+        </w:tc>
+        <w:tc>
+          <w:tcPr>
+            <w:tcW w:type="dxa" w:w="4320"/>
+          </w:tcPr>
+          <w:p/>
+        </w:tc>
+      </w:tr>
+    </w:tbl>
     <w:sectPr>
       <w:pgSz w:w="12240" w:h="15840"/>
       <w:pgMar w:top="1440" w:right="1800" w:bottom="1440" w:left="1800" w:header="720" w:footer="720" w:gutter="0"/>

--- a/hydrology_report_Ratu River Bridge.docx
+++ b/hydrology_report_Ratu River Bridge.docx
@@ -2704,6 +2704,28 @@
           <w:p>
             <w:r>
               <w:t>629.53 m³/s</w:t>
+            </w:r>
+          </w:p>
+        </w:tc>
+      </w:tr>
+      <w:tr>
+        <w:tc>
+          <w:tcPr>
+            <w:tcW w:type="dxa" w:w="4320"/>
+          </w:tcPr>
+          <w:p>
+            <w:r>
+              <w:t>Rational Method</w:t>
+            </w:r>
+          </w:p>
+        </w:tc>
+        <w:tc>
+          <w:tcPr>
+            <w:tcW w:type="dxa" w:w="4320"/>
+          </w:tcPr>
+          <w:p>
+            <w:r>
+              <w:t>133.29 m³/s</w:t>
             </w:r>
           </w:p>
         </w:tc>
